--- a/合集打印版/诗词故事·朗读手册.docx
+++ b/合集打印版/诗词故事·朗读手册.docx
@@ -42,7 +42,7 @@
           <w:b/>
           <w:sz w:val="36"/>
         </w:rPr>
-        <w:t>经典诗词背后的故事　共 37 篇　共 37 篇</w:t>
+        <w:t>经典诗词背后的故事　共 37 篇　共 40 篇</w:t>
       </w:r>
     </w:p>
     <w:p>
@@ -4002,6 +4002,315 @@
           <w:sz w:val="23"/>
         </w:rPr>
         <w:t>大的壮观人人会看，小的美好才见功夫。学杨万里，蹲下来看一眼小池塘：泉眼、树影、嫩荷叶、小蜻蜓——把小东西看仔细了，你就是生活的诗人。</w:t>
+      </w:r>
+    </w:p>
+    <w:p>
+      <w:pPr>
+        <w:pageBreakBefore/>
+        <w:spacing w:line="312" w:lineRule="auto" w:before="0" w:after="80"/>
+      </w:pPr>
+      <w:r>
+        <w:rPr>
+          <w:rFonts w:ascii="黑体" w:hAnsi="黑体" w:eastAsia="黑体"/>
+          <w:b/>
+          <w:sz w:val="32"/>
+        </w:rPr>
+        <w:t>38　山行</w:t>
+      </w:r>
+    </w:p>
+    <w:p>
+      <w:pPr>
+        <w:pageBreakBefore w:val="0"/>
+        <w:spacing w:line="312" w:lineRule="auto" w:before="0" w:after="200"/>
+      </w:pPr>
+      <w:r>
+        <w:rPr>
+          <w:rFonts w:ascii="宋体" w:hAnsi="宋体" w:eastAsia="宋体"/>
+          <w:b w:val="0"/>
+          <w:color w:val="595959"/>
+          <w:sz w:val="20"/>
+        </w:rPr>
+        <w:t>诗词：《山行》｜ 作者：唐·杜牧 ｜ 适读年龄：4~12 岁 ｜ 朗读时长：约 4 分钟</w:t>
+      </w:r>
+    </w:p>
+    <w:p>
+      <w:pPr>
+        <w:pageBreakBefore w:val="0"/>
+        <w:spacing w:line="312" w:lineRule="auto" w:before="0" w:after="80"/>
+      </w:pPr>
+      <w:r>
+        <w:rPr>
+          <w:rFonts w:ascii="宋体" w:hAnsi="宋体" w:eastAsia="宋体"/>
+          <w:b w:val="0"/>
+          <w:color w:val="595959"/>
+          <w:sz w:val="21"/>
+        </w:rPr>
+      </w:r>
+    </w:p>
+    <w:p>
+      <w:pPr>
+        <w:pageBreakBefore w:val="0"/>
+        <w:spacing w:line="312" w:lineRule="auto" w:before="0" w:after="80"/>
+      </w:pPr>
+      <w:r>
+        <w:rPr>
+          <w:rFonts w:ascii="宋体" w:hAnsi="宋体" w:eastAsia="宋体"/>
+          <w:b w:val="0"/>
+          <w:color w:val="595959"/>
+          <w:sz w:val="21"/>
+        </w:rPr>
+        <w:t>**诗词原文**：远上寒山石径斜，白云生处有人家。停车坐爱枫林晚，霜叶红于二月花。</w:t>
+      </w:r>
+    </w:p>
+    <w:p>
+      <w:pPr>
+        <w:pageBreakBefore w:val="0"/>
+        <w:spacing w:line="312" w:lineRule="auto" w:before="0" w:after="0"/>
+        <w:ind w:firstLine="480"/>
+      </w:pPr>
+      <w:r>
+        <w:rPr>
+          <w:rFonts w:ascii="楷体" w:hAnsi="楷体" w:eastAsia="楷体"/>
+          <w:b w:val="0"/>
+          <w:sz w:val="24"/>
+        </w:rPr>
+        <w:t>深秋时节，诗人杜牧乘着马车，沿着一条石头小路，缓缓向寒山驶去。 山路上，秋意已经很浓了。石头小路弯弯斜斜地伸向远方，山顶白云缭绕的地方，隐约能看到几户人家。 要是换个别的心思，深秋山行，多半要写点萧瑟：叶子落了，天冷了，大雁南飞了——从古到今，多少"悲秋"的诗，都是这个调子。 可杜牧忽然叫停了马车。 "停车坐爱枫林晚"——他要停下来，因为他被眼前的景色迷住了：夕阳西下，晚霞映照着一大片枫林，满山的枫叶，被霞光染得红艳艳、亮堂堂，红得比春天的二月花还要好看！ "霜叶红于二月花！" 经霜的枫叶，比二月的春花还要红！ 这一句，可不只是写景——古人总说秋天肃杀、悲伤，"悲哉秋之为气也"，一入秋就唉声叹气。杜牧却发现了秋天独特的美：秋天的红叶，是经过风霜洗礼的红，比娇嫩的春花更艳、更美、更有筋骨！ 从此，"霜叶红于二月花"成了千古名句。它告诉人们：不要一提秋天就伤感——换一双眼睛看，秋天有春天没有的红叶，低谷里有低谷才有的风景。 而杜牧能发现这份美，靠的是那一次"停车"。要是他匆匆赶路，这满山红叶，就与他还擦肩而过了。</w:t>
+      </w:r>
+    </w:p>
+    <w:p>
+      <w:pPr>
+        <w:pageBreakBefore w:val="0"/>
+        <w:spacing w:line="312" w:lineRule="auto" w:before="200" w:after="0"/>
+      </w:pPr>
+      <w:r>
+        <w:rPr>
+          <w:rFonts w:ascii="宋体" w:hAnsi="宋体" w:eastAsia="宋体"/>
+          <w:b/>
+          <w:color w:val="595959"/>
+          <w:sz w:val="23"/>
+        </w:rPr>
+        <w:t>小启示：</w:t>
+      </w:r>
+    </w:p>
+    <w:p>
+      <w:pPr>
+        <w:pageBreakBefore w:val="0"/>
+        <w:spacing w:line="312" w:lineRule="auto" w:before="0" w:after="0"/>
+      </w:pPr>
+      <w:r>
+        <w:rPr>
+          <w:rFonts w:ascii="宋体" w:hAnsi="宋体" w:eastAsia="宋体"/>
+          <w:b w:val="0"/>
+          <w:color w:val="595959"/>
+          <w:sz w:val="23"/>
+        </w:rPr>
+        <w:t>霜打的叶子，比二月的春花还红——经过磨炼的美，别有一番筋骨。遇到不顺心的"深秋"时，学学杜牧：停一停，看一看，换个角度——说不定你会遇见比春天更美的风景。</w:t>
+      </w:r>
+    </w:p>
+    <w:p>
+      <w:pPr>
+        <w:pageBreakBefore/>
+        <w:spacing w:line="312" w:lineRule="auto" w:before="0" w:after="80"/>
+      </w:pPr>
+      <w:r>
+        <w:rPr>
+          <w:rFonts w:ascii="黑体" w:hAnsi="黑体" w:eastAsia="黑体"/>
+          <w:b/>
+          <w:sz w:val="32"/>
+        </w:rPr>
+        <w:t>39　清明</w:t>
+      </w:r>
+    </w:p>
+    <w:p>
+      <w:pPr>
+        <w:pageBreakBefore w:val="0"/>
+        <w:spacing w:line="312" w:lineRule="auto" w:before="0" w:after="200"/>
+      </w:pPr>
+      <w:r>
+        <w:rPr>
+          <w:rFonts w:ascii="宋体" w:hAnsi="宋体" w:eastAsia="宋体"/>
+          <w:b w:val="0"/>
+          <w:color w:val="595959"/>
+          <w:sz w:val="20"/>
+        </w:rPr>
+        <w:t>诗词：《清明》｜ 作者：唐·杜牧 ｜ 适读年龄：5~14 岁 ｜ 朗读时长：约 4 分钟</w:t>
+      </w:r>
+    </w:p>
+    <w:p>
+      <w:pPr>
+        <w:pageBreakBefore w:val="0"/>
+        <w:spacing w:line="312" w:lineRule="auto" w:before="0" w:after="80"/>
+      </w:pPr>
+      <w:r>
+        <w:rPr>
+          <w:rFonts w:ascii="宋体" w:hAnsi="宋体" w:eastAsia="宋体"/>
+          <w:b w:val="0"/>
+          <w:color w:val="595959"/>
+          <w:sz w:val="21"/>
+        </w:rPr>
+      </w:r>
+    </w:p>
+    <w:p>
+      <w:pPr>
+        <w:pageBreakBefore w:val="0"/>
+        <w:spacing w:line="312" w:lineRule="auto" w:before="0" w:after="80"/>
+      </w:pPr>
+      <w:r>
+        <w:rPr>
+          <w:rFonts w:ascii="宋体" w:hAnsi="宋体" w:eastAsia="宋体"/>
+          <w:b w:val="0"/>
+          <w:color w:val="595959"/>
+          <w:sz w:val="21"/>
+        </w:rPr>
+        <w:t>**诗词原文**：清明时节雨纷纷，路上行人欲断魂。借问酒家何处有？牧童遥指杏花村。</w:t>
+      </w:r>
+    </w:p>
+    <w:p>
+      <w:pPr>
+        <w:pageBreakBefore w:val="0"/>
+        <w:spacing w:line="312" w:lineRule="auto" w:before="0" w:after="0"/>
+        <w:ind w:firstLine="480"/>
+      </w:pPr>
+      <w:r>
+        <w:rPr>
+          <w:rFonts w:ascii="楷体" w:hAnsi="楷体" w:eastAsia="楷体"/>
+          <w:b w:val="0"/>
+          <w:sz w:val="24"/>
+        </w:rPr>
+        <w:t>又是一年清明。细雨，纷纷扬扬地下着。 相传这一年的清明，杜牧正在池州（今安徽贵池）任刺史。清明是祭扫祖先、怀念故人的日子，偏偏又逢上这样绵绵的春雨—— 雨丝细细的、密密的，打湿了行人的衣衫，也打湿了行人的心。路上的扫墓人怀着对故人的思念，脚步匆匆，神情凄迷，真个是"欲断魂"——心里悲伤得像要断了魂一样。 杜牧也在路上。他望着这纷纷细雨、断魂行人，自己也觉得心绪湿漉漉的：这样悲伤又湿冷的日子，若有处酒家，喝上一杯热酒，暖暖身子、宽宽心，该多好。 正想着，前面的柳树下，走来一个骑在牛背上的小牧童，戴着斗笠，吹着短笛。 杜牧上前问道："小娃娃，请问哪里有酒家呀？" 小牧童没有说话，只是抬起小手，朝远处一指—— 顺着他的手望去，细雨迷蒙的远处，隐约可见一片杏花林，粉白的杏花开得正好，花的深处，隐隐露出一个酒家的幌子…… 杜牧谢过牧童，向着那杏花深处的村庄走去。 细雨还在下，可他心里已经暖了起来。 他回到住处，把这一天写成了四句诗： "清明时节雨纷纷，路上行人欲断魂。借问酒家何处有？牧童遥指杏花村。" 有意思的是，这首诗没有一句多余的交代，却句句是画：纷纷的雨、断魂的人、牛背上的牧童、雨雾里若隐若现的杏花村。连后人都开玩笑说，这首诗不用改一个字，光是减几个字、加几个标点，就能变成一首词、一篇小剧——可见它有多精炼。 而它最动人的，是那份情绪的流转：从雨中的悲伤，到牧童一指后的豁然——怀念故人固然哀伤，可生活里，总有杏花村在前方等着我们。</w:t>
+      </w:r>
+    </w:p>
+    <w:p>
+      <w:pPr>
+        <w:pageBreakBefore w:val="0"/>
+        <w:spacing w:line="312" w:lineRule="auto" w:before="200" w:after="0"/>
+      </w:pPr>
+      <w:r>
+        <w:rPr>
+          <w:rFonts w:ascii="宋体" w:hAnsi="宋体" w:eastAsia="宋体"/>
+          <w:b/>
+          <w:color w:val="595959"/>
+          <w:sz w:val="23"/>
+        </w:rPr>
+        <w:t>小启示：</w:t>
+      </w:r>
+    </w:p>
+    <w:p>
+      <w:pPr>
+        <w:pageBreakBefore w:val="0"/>
+        <w:spacing w:line="312" w:lineRule="auto" w:before="0" w:after="0"/>
+      </w:pPr>
+      <w:r>
+        <w:rPr>
+          <w:rFonts w:ascii="宋体" w:hAnsi="宋体" w:eastAsia="宋体"/>
+          <w:b w:val="0"/>
+          <w:color w:val="595959"/>
+          <w:sz w:val="23"/>
+        </w:rPr>
+        <w:t>清明是怀念的日子，也是春天的日子。细雨中的思念固然让人感伤，但别忘了牧童指的那个方向——那里有杏花，有酒家，有继续生活下去的暖意。怀念过去的人，也好好过眼前的春天。</w:t>
+      </w:r>
+    </w:p>
+    <w:p>
+      <w:pPr>
+        <w:pageBreakBefore/>
+        <w:spacing w:line="312" w:lineRule="auto" w:before="0" w:after="80"/>
+      </w:pPr>
+      <w:r>
+        <w:rPr>
+          <w:rFonts w:ascii="黑体" w:hAnsi="黑体" w:eastAsia="黑体"/>
+          <w:b/>
+          <w:sz w:val="32"/>
+        </w:rPr>
+        <w:t>40　蜂</w:t>
+      </w:r>
+    </w:p>
+    <w:p>
+      <w:pPr>
+        <w:pageBreakBefore w:val="0"/>
+        <w:spacing w:line="312" w:lineRule="auto" w:before="0" w:after="200"/>
+      </w:pPr>
+      <w:r>
+        <w:rPr>
+          <w:rFonts w:ascii="宋体" w:hAnsi="宋体" w:eastAsia="宋体"/>
+          <w:b w:val="0"/>
+          <w:color w:val="595959"/>
+          <w:sz w:val="20"/>
+        </w:rPr>
+        <w:t>诗词：《蜂》｜ 作者：唐·罗隐 ｜ 适读年龄：5~14 岁 ｜ 朗读时长：约 4 分钟</w:t>
+      </w:r>
+    </w:p>
+    <w:p>
+      <w:pPr>
+        <w:pageBreakBefore w:val="0"/>
+        <w:spacing w:line="312" w:lineRule="auto" w:before="0" w:after="80"/>
+      </w:pPr>
+      <w:r>
+        <w:rPr>
+          <w:rFonts w:ascii="宋体" w:hAnsi="宋体" w:eastAsia="宋体"/>
+          <w:b w:val="0"/>
+          <w:color w:val="595959"/>
+          <w:sz w:val="21"/>
+        </w:rPr>
+      </w:r>
+    </w:p>
+    <w:p>
+      <w:pPr>
+        <w:pageBreakBefore w:val="0"/>
+        <w:spacing w:line="312" w:lineRule="auto" w:before="0" w:after="80"/>
+      </w:pPr>
+      <w:r>
+        <w:rPr>
+          <w:rFonts w:ascii="宋体" w:hAnsi="宋体" w:eastAsia="宋体"/>
+          <w:b w:val="0"/>
+          <w:color w:val="595959"/>
+          <w:sz w:val="21"/>
+        </w:rPr>
+        <w:t>**诗词原文**：不论平地与山尖，无限风光尽被占。采得百花成蜜后，为谁辛苦为谁甜？</w:t>
+      </w:r>
+    </w:p>
+    <w:p>
+      <w:pPr>
+        <w:pageBreakBefore w:val="0"/>
+        <w:spacing w:line="312" w:lineRule="auto" w:before="0" w:after="0"/>
+        <w:ind w:firstLine="480"/>
+      </w:pPr>
+      <w:r>
+        <w:rPr>
+          <w:rFonts w:ascii="楷体" w:hAnsi="楷体" w:eastAsia="楷体"/>
+          <w:b w:val="0"/>
+          <w:sz w:val="24"/>
+        </w:rPr>
+        <w:t>有一年春天，诗人罗隐走在郊外，看见漫山遍野的蜜蜂，在花丛中忙碌。 他注意到一个细节：无论平地还是山尖，哪里有花开，哪里就有蜜蜂的身影。它们飞东飞西，采尽百花的精华，辛辛苦苦酿成了甜蜜—— 可是，这甜蜜最后归谁享用呢？ "采得百花成蜜后，为谁辛苦为谁甜？" 罗隐对着小蜜蜂，问出了这个扎心的问题。 要知道，罗隐这个人，有才华却屡屡碰壁：他十次参加科举，十次落榜，史称"十上不第"。他见惯了世态炎凉：辛苦的农夫吃不饱，辛苦的织女穿不暖，创造财富的人往往享受不到财富—— 这不正像那小蜜蜂吗？采尽百花，酿成蜜，甜的却是别人。 所以这首《蜂》，既是替小蜜蜂感叹，更是替天下辛苦劳作的人发问：为谁辛苦？为谁甜？ 一千年过去，这个问题有了温暖的答案。 我们如今说"像蜜蜂一样勤劳"，敬重那些默默奉献的人：凌晨清扫街道的环卫工人、田间劳作的农民、讲台上的老师、病床边的护士……他们采得百花，把甜留给别人。 而罗隐的问题也在提醒我们：享受甜蜜的时候，别忘了那些辛苦的"蜜蜂"；如果自己就是那只蜜蜂，也别忘了——你的辛苦有人看见，你的甜，也该有自己的一份。</w:t>
+      </w:r>
+    </w:p>
+    <w:p>
+      <w:pPr>
+        <w:pageBreakBefore w:val="0"/>
+        <w:spacing w:line="312" w:lineRule="auto" w:before="200" w:after="0"/>
+      </w:pPr>
+      <w:r>
+        <w:rPr>
+          <w:rFonts w:ascii="宋体" w:hAnsi="宋体" w:eastAsia="宋体"/>
+          <w:b/>
+          <w:color w:val="595959"/>
+          <w:sz w:val="23"/>
+        </w:rPr>
+        <w:t>小启示：</w:t>
+      </w:r>
+    </w:p>
+    <w:p>
+      <w:pPr>
+        <w:pageBreakBefore w:val="0"/>
+        <w:spacing w:line="312" w:lineRule="auto" w:before="0" w:after="0"/>
+      </w:pPr>
+      <w:r>
+        <w:rPr>
+          <w:rFonts w:ascii="宋体" w:hAnsi="宋体" w:eastAsia="宋体"/>
+          <w:b w:val="0"/>
+          <w:color w:val="595959"/>
+          <w:sz w:val="23"/>
+        </w:rPr>
+        <w:t>每一滴甜，背后都有人采过百花。喝蜂蜜水的时候，想想那首诗里的问句；吃到可口饭菜、住着干净街道的时候，记得说声谢谢。对身边辛劳的人多一分敬意与体谅，你就是那只蜜蜂最欣慰的读者。</w:t>
       </w:r>
     </w:p>
     <w:sectPr>

--- a/合集打印版/诗词故事·朗读手册.docx
+++ b/合集打印版/诗词故事·朗读手册.docx
@@ -42,7 +42,7 @@
           <w:b/>
           <w:sz w:val="36"/>
         </w:rPr>
-        <w:t>经典诗词背后的故事　共 37 篇　共 40 篇</w:t>
+        <w:t>经典诗词背后的故事　共 37 篇　共 44 篇</w:t>
       </w:r>
     </w:p>
     <w:p>
@@ -4311,6 +4311,418 @@
           <w:sz w:val="23"/>
         </w:rPr>
         <w:t>每一滴甜，背后都有人采过百花。喝蜂蜜水的时候，想想那首诗里的问句；吃到可口饭菜、住着干净街道的时候，记得说声谢谢。对身边辛劳的人多一分敬意与体谅，你就是那只蜜蜂最欣慰的读者。</w:t>
+      </w:r>
+    </w:p>
+    <w:p>
+      <w:pPr>
+        <w:pageBreakBefore/>
+        <w:spacing w:line="312" w:lineRule="auto" w:before="0" w:after="80"/>
+      </w:pPr>
+      <w:r>
+        <w:rPr>
+          <w:rFonts w:ascii="黑体" w:hAnsi="黑体" w:eastAsia="黑体"/>
+          <w:b/>
+          <w:sz w:val="32"/>
+        </w:rPr>
+        <w:t>41　村居</w:t>
+      </w:r>
+    </w:p>
+    <w:p>
+      <w:pPr>
+        <w:pageBreakBefore w:val="0"/>
+        <w:spacing w:line="312" w:lineRule="auto" w:before="0" w:after="200"/>
+      </w:pPr>
+      <w:r>
+        <w:rPr>
+          <w:rFonts w:ascii="宋体" w:hAnsi="宋体" w:eastAsia="宋体"/>
+          <w:b w:val="0"/>
+          <w:color w:val="595959"/>
+          <w:sz w:val="20"/>
+        </w:rPr>
+        <w:t>诗词：《村居》｜ 作者：清·高鼎 ｜ 适读年龄：3~12 岁 ｜ 朗读时长：约 4 分钟</w:t>
+      </w:r>
+    </w:p>
+    <w:p>
+      <w:pPr>
+        <w:pageBreakBefore w:val="0"/>
+        <w:spacing w:line="312" w:lineRule="auto" w:before="0" w:after="80"/>
+      </w:pPr>
+      <w:r>
+        <w:rPr>
+          <w:rFonts w:ascii="宋体" w:hAnsi="宋体" w:eastAsia="宋体"/>
+          <w:b w:val="0"/>
+          <w:color w:val="595959"/>
+          <w:sz w:val="21"/>
+        </w:rPr>
+      </w:r>
+    </w:p>
+    <w:p>
+      <w:pPr>
+        <w:pageBreakBefore w:val="0"/>
+        <w:spacing w:line="312" w:lineRule="auto" w:before="0" w:after="80"/>
+      </w:pPr>
+      <w:r>
+        <w:rPr>
+          <w:rFonts w:ascii="宋体" w:hAnsi="宋体" w:eastAsia="宋体"/>
+          <w:b w:val="0"/>
+          <w:color w:val="595959"/>
+          <w:sz w:val="21"/>
+        </w:rPr>
+        <w:t>**诗词原文**：草长莺飞二月天，拂堤杨柳醉春烟。儿童散学归来早，忙趁东风放纸鸢。</w:t>
+      </w:r>
+    </w:p>
+    <w:p>
+      <w:pPr>
+        <w:pageBreakBefore w:val="0"/>
+        <w:spacing w:line="312" w:lineRule="auto" w:before="0" w:after="0"/>
+        <w:ind w:firstLine="480"/>
+      </w:pPr>
+      <w:r>
+        <w:rPr>
+          <w:rFonts w:ascii="楷体" w:hAnsi="楷体" w:eastAsia="楷体"/>
+          <w:b w:val="0"/>
+          <w:sz w:val="24"/>
+        </w:rPr>
+        <w:t>早春二月，乡村的一切都刚刚苏醒。 小草从土里探出头，嫩嫩的、绿绿的，一天比一天高；黄莺在天上飞来飞去，唱着春天的歌。堤岸边的杨柳，垂下柔软的枝条，轻轻拂着堤岸，在水汽和春光里，像喝醉了似的，轻轻地摇。 这是一幅安静的春景图。 可这幅画，马上要"动"起来了—— 村里的孩子们放学了！他们背着书包，一路小跑回家，书包一放，就迫不及待地拿出风筝，趁着东风正劲，跑到田野上放风筝去啦！ "忙趁东风放纸鸢！" 一个"忙"字，写尽了孩子们的心情：盼了一节课，就等着这一刻呢！东风一起，风筝扶摇直上，孩子们仰着头，跑着，笑着，喊着—— 于是，这幅早春图彻底活了：绿草、黄莺、杨柳、风筝、孩子，连春风都欢快得扑腾扑腾的。 写这首诗的，是清朝诗人高鼎。他晚年遭逢战乱，隐居在浙江乡村。按说经历过离乱的人，笔下难免沉重，可这首《村居》里，满纸都是春天的生机和孩子的欢笑。 也许在他看来：无论世道怎样，孩子们放风筝的春天，就是希望所在的春天。</w:t>
+      </w:r>
+    </w:p>
+    <w:p>
+      <w:pPr>
+        <w:pageBreakBefore w:val="0"/>
+        <w:spacing w:line="312" w:lineRule="auto" w:before="200" w:after="0"/>
+      </w:pPr>
+      <w:r>
+        <w:rPr>
+          <w:rFonts w:ascii="宋体" w:hAnsi="宋体" w:eastAsia="宋体"/>
+          <w:b/>
+          <w:color w:val="595959"/>
+          <w:sz w:val="23"/>
+        </w:rPr>
+        <w:t>小启示：</w:t>
+      </w:r>
+    </w:p>
+    <w:p>
+      <w:pPr>
+        <w:pageBreakBefore w:val="0"/>
+        <w:spacing w:line="312" w:lineRule="auto" w:before="0" w:after="0"/>
+      </w:pPr>
+      <w:r>
+        <w:rPr>
+          <w:rFonts w:ascii="宋体" w:hAnsi="宋体" w:eastAsia="宋体"/>
+          <w:b w:val="0"/>
+          <w:color w:val="595959"/>
+          <w:sz w:val="23"/>
+        </w:rPr>
+        <w:t>你瞧，春天最生机的画面，是放学后放风筝的孩子。童年的快乐多简单呀——一阵东风、一只风筝就够了。好好享受你的"东风"吧，这就是最好的时光。</w:t>
+      </w:r>
+    </w:p>
+    <w:p>
+      <w:pPr>
+        <w:pageBreakBefore/>
+        <w:spacing w:line="312" w:lineRule="auto" w:before="0" w:after="80"/>
+      </w:pPr>
+      <w:r>
+        <w:rPr>
+          <w:rFonts w:ascii="黑体" w:hAnsi="黑体" w:eastAsia="黑体"/>
+          <w:b/>
+          <w:sz w:val="32"/>
+        </w:rPr>
+        <w:t>42　所见</w:t>
+      </w:r>
+    </w:p>
+    <w:p>
+      <w:pPr>
+        <w:pageBreakBefore w:val="0"/>
+        <w:spacing w:line="312" w:lineRule="auto" w:before="0" w:after="200"/>
+      </w:pPr>
+      <w:r>
+        <w:rPr>
+          <w:rFonts w:ascii="宋体" w:hAnsi="宋体" w:eastAsia="宋体"/>
+          <w:b w:val="0"/>
+          <w:color w:val="595959"/>
+          <w:sz w:val="20"/>
+        </w:rPr>
+        <w:t>诗词：《所见》｜ 作者：清·袁枚 ｜ 适读年龄：3~12 岁 ｜ 朗读时长：约 4 分钟</w:t>
+      </w:r>
+    </w:p>
+    <w:p>
+      <w:pPr>
+        <w:pageBreakBefore w:val="0"/>
+        <w:spacing w:line="312" w:lineRule="auto" w:before="0" w:after="80"/>
+      </w:pPr>
+      <w:r>
+        <w:rPr>
+          <w:rFonts w:ascii="宋体" w:hAnsi="宋体" w:eastAsia="宋体"/>
+          <w:b w:val="0"/>
+          <w:color w:val="595959"/>
+          <w:sz w:val="21"/>
+        </w:rPr>
+      </w:r>
+    </w:p>
+    <w:p>
+      <w:pPr>
+        <w:pageBreakBefore w:val="0"/>
+        <w:spacing w:line="312" w:lineRule="auto" w:before="0" w:after="80"/>
+      </w:pPr>
+      <w:r>
+        <w:rPr>
+          <w:rFonts w:ascii="宋体" w:hAnsi="宋体" w:eastAsia="宋体"/>
+          <w:b w:val="0"/>
+          <w:color w:val="595959"/>
+          <w:sz w:val="21"/>
+        </w:rPr>
+        <w:t>**诗词原文**：牧童骑黄牛，歌声振林樾。意欲捕鸣蝉，忽然闭口立。</w:t>
+      </w:r>
+    </w:p>
+    <w:p>
+      <w:pPr>
+        <w:pageBreakBefore w:val="0"/>
+        <w:spacing w:line="312" w:lineRule="auto" w:before="0" w:after="0"/>
+        <w:ind w:firstLine="480"/>
+      </w:pPr>
+      <w:r>
+        <w:rPr>
+          <w:rFonts w:ascii="楷体" w:hAnsi="楷体" w:eastAsia="楷体"/>
+          <w:b w:val="0"/>
+          <w:sz w:val="24"/>
+        </w:rPr>
+        <w:t>夏天，树林边。 一个放牛的小牧童，骑在黄牛背上，晃着两条小腿，嘴里唱着嘹亮的歌——歌声清亮，整个树林都在跟着回响。 "歌声振林樾"——小牧童唱得有多开心，多自在！ 可就在这时，奇怪的事情发生了：小牧童忽然闭上了嘴，歌声戛然而止。他直勾勾地盯着某处，一动也不动。 发生了什么？ 原来，他看见了一只正在鸣叫的知了（蝉）！他想捉住它！ "意欲捕鸣蝉，忽然闭口立。" 前一刻还放声高歌，下一刻立刻闭口、立定——这份说停就停的专注，把一个孩子的天真，写活了。 诗人袁枚就这样站在一旁，把这一瞬间，原原本本地"拍"了下来。全诗没有一个难字，二十个字就像一幅会动的画：前面是唱歌的牧童，后一秒是屏息的猎手——从"振林樾"的大声，到"忽然闭口"的安静，反差越大，越是生动。 写这首诗的袁枚，是清朝著名的"生活家"：他辞官隐居在南京的随园，种花、写诗、研究美食（还写了一本食谱《随园食单》），活得自由自在。他最懂生活中的小趣味，所以才能一眼看中这个"捕蝉瞬间"。</w:t>
+      </w:r>
+    </w:p>
+    <w:p>
+      <w:pPr>
+        <w:pageBreakBefore w:val="0"/>
+        <w:spacing w:line="312" w:lineRule="auto" w:before="200" w:after="0"/>
+      </w:pPr>
+      <w:r>
+        <w:rPr>
+          <w:rFonts w:ascii="宋体" w:hAnsi="宋体" w:eastAsia="宋体"/>
+          <w:b/>
+          <w:color w:val="595959"/>
+          <w:sz w:val="23"/>
+        </w:rPr>
+        <w:t>小启示：</w:t>
+      </w:r>
+    </w:p>
+    <w:p>
+      <w:pPr>
+        <w:pageBreakBefore w:val="0"/>
+        <w:spacing w:line="312" w:lineRule="auto" w:before="0" w:after="0"/>
+      </w:pPr>
+      <w:r>
+        <w:rPr>
+          <w:rFonts w:ascii="宋体" w:hAnsi="宋体" w:eastAsia="宋体"/>
+          <w:b w:val="0"/>
+          <w:color w:val="595959"/>
+          <w:sz w:val="23"/>
+        </w:rPr>
+        <w:t>这首歌什么时候听都好听——尤其是那个"忽然闭口立"：想做成一件事，先学会安静和专注。还有呀，夏天看见鸣蝉，你也可以停一停、看一看——说不定，你也正站在一首诗里呢。</w:t>
+      </w:r>
+    </w:p>
+    <w:p>
+      <w:pPr>
+        <w:pageBreakBefore/>
+        <w:spacing w:line="312" w:lineRule="auto" w:before="0" w:after="80"/>
+      </w:pPr>
+      <w:r>
+        <w:rPr>
+          <w:rFonts w:ascii="黑体" w:hAnsi="黑体" w:eastAsia="黑体"/>
+          <w:b/>
+          <w:sz w:val="32"/>
+        </w:rPr>
+        <w:t>43　惠崇春江晚景</w:t>
+      </w:r>
+    </w:p>
+    <w:p>
+      <w:pPr>
+        <w:pageBreakBefore w:val="0"/>
+        <w:spacing w:line="312" w:lineRule="auto" w:before="0" w:after="200"/>
+      </w:pPr>
+      <w:r>
+        <w:rPr>
+          <w:rFonts w:ascii="宋体" w:hAnsi="宋体" w:eastAsia="宋体"/>
+          <w:b w:val="0"/>
+          <w:color w:val="595959"/>
+          <w:sz w:val="20"/>
+        </w:rPr>
+        <w:t>诗词：《惠崇春江晚景》｜ 作者：宋·苏轼 ｜ 适读年龄：4~14 岁 ｜ 朗读时长：约 5 分钟</w:t>
+      </w:r>
+    </w:p>
+    <w:p>
+      <w:pPr>
+        <w:pageBreakBefore w:val="0"/>
+        <w:spacing w:line="312" w:lineRule="auto" w:before="0" w:after="80"/>
+      </w:pPr>
+      <w:r>
+        <w:rPr>
+          <w:rFonts w:ascii="宋体" w:hAnsi="宋体" w:eastAsia="宋体"/>
+          <w:b w:val="0"/>
+          <w:color w:val="595959"/>
+          <w:sz w:val="21"/>
+        </w:rPr>
+      </w:r>
+    </w:p>
+    <w:p>
+      <w:pPr>
+        <w:pageBreakBefore w:val="0"/>
+        <w:spacing w:line="312" w:lineRule="auto" w:before="0" w:after="80"/>
+      </w:pPr>
+      <w:r>
+        <w:rPr>
+          <w:rFonts w:ascii="宋体" w:hAnsi="宋体" w:eastAsia="宋体"/>
+          <w:b w:val="0"/>
+          <w:color w:val="595959"/>
+          <w:sz w:val="21"/>
+        </w:rPr>
+        <w:t>**诗词原文**：竹外桃花三两枝，春江水暖鸭先知。蒌蒿满地芦芽短，正是河豚欲上时。</w:t>
+      </w:r>
+    </w:p>
+    <w:p>
+      <w:pPr>
+        <w:pageBreakBefore w:val="0"/>
+        <w:spacing w:line="312" w:lineRule="auto" w:before="0" w:after="0"/>
+        <w:ind w:firstLine="480"/>
+      </w:pPr>
+      <w:r>
+        <w:rPr>
+          <w:rFonts w:ascii="楷体" w:hAnsi="楷体" w:eastAsia="楷体"/>
+          <w:b w:val="0"/>
+          <w:sz w:val="24"/>
+        </w:rPr>
+        <w:t>宋朝有个和尚画家，叫惠崇，最擅长画小景：鹅、雁、鹭鸶、河水、春景，画得细腻又有诗意。 这一年，惠崇画了一幅《春江晚景》：翠竹掩映，桃花三两枝，春江上鸭子戏水，岸边蒌蒿满地、芦苇冒出短短的嫩芽…… 苏轼看到这幅画，赞不绝口，提笔为画题诗——这就是"题画诗"的千古名篇： "竹外桃花三两枝，春江水暖鸭先知。蒌蒿满地芦芽短，正是河豚欲上时。" 看这四句，画里有的，他写了：竹林外三两枝桃花初绽，江上鸭子戏水，满地蒌蒿、短短的芦芽。 画里没有的呢？他也写了—— "春江水暖鸭先知"：江水什么时候变暖？看画的人不知道，可天天泡在水里的鸭子，最先知道！ "正是河豚欲上时"：这时候蒌蒿芦芽正嫩，正是河豚逆流而上、就要洄游到江里来的时候！——画面之外的季节信息，苏轼凭生活经验补了出来。 这才是这首诗最厉害的地方：他题的是画，却写出了画外之味。画家画得出桃花和鸭子，画不出"水暖"，更画不出"河豚欲上"——是诗人的想象力，让静止的画，变成了流动的春天。 据说惠崇若是见了这首诗，一定会拍案叫绝：我的画，遇上懂它的诗了！ 顺便说，苏轼和惠崇是好朋友们，他一共为惠崇的画题过两首诗。好画家遇上懂画的诗人，好画配上好诗，才能流传千古呀。</w:t>
+      </w:r>
+    </w:p>
+    <w:p>
+      <w:pPr>
+        <w:pageBreakBefore w:val="0"/>
+        <w:spacing w:line="312" w:lineRule="auto" w:before="200" w:after="0"/>
+      </w:pPr>
+      <w:r>
+        <w:rPr>
+          <w:rFonts w:ascii="宋体" w:hAnsi="宋体" w:eastAsia="宋体"/>
+          <w:b/>
+          <w:color w:val="595959"/>
+          <w:sz w:val="23"/>
+        </w:rPr>
+        <w:t>小启示：</w:t>
+      </w:r>
+    </w:p>
+    <w:p>
+      <w:pPr>
+        <w:pageBreakBefore w:val="0"/>
+        <w:spacing w:line="312" w:lineRule="auto" w:before="0" w:after="0"/>
+      </w:pPr>
+      <w:r>
+        <w:rPr>
+          <w:rFonts w:ascii="宋体" w:hAnsi="宋体" w:eastAsia="宋体"/>
+          <w:b w:val="0"/>
+          <w:color w:val="595959"/>
+          <w:sz w:val="23"/>
+        </w:rPr>
+        <w:t>"春江水暖鸭先知"——有没有变化，泡在"水"里的先知道。想真正了解一件事，就要像小鸭子一样，亲自下水试试；纸上看得再多，也不如亲身体验来得真切。</w:t>
+      </w:r>
+    </w:p>
+    <w:p>
+      <w:pPr>
+        <w:pageBreakBefore/>
+        <w:spacing w:line="312" w:lineRule="auto" w:before="0" w:after="80"/>
+      </w:pPr>
+      <w:r>
+        <w:rPr>
+          <w:rFonts w:ascii="黑体" w:hAnsi="黑体" w:eastAsia="黑体"/>
+          <w:b/>
+          <w:sz w:val="32"/>
+        </w:rPr>
+        <w:t>44　山居秋暝</w:t>
+      </w:r>
+    </w:p>
+    <w:p>
+      <w:pPr>
+        <w:pageBreakBefore w:val="0"/>
+        <w:spacing w:line="312" w:lineRule="auto" w:before="0" w:after="200"/>
+      </w:pPr>
+      <w:r>
+        <w:rPr>
+          <w:rFonts w:ascii="宋体" w:hAnsi="宋体" w:eastAsia="宋体"/>
+          <w:b w:val="0"/>
+          <w:color w:val="595959"/>
+          <w:sz w:val="20"/>
+        </w:rPr>
+        <w:t>诗词：《山居秋暝》｜ 作者：唐·王维 ｜ 适读年龄：5~14 岁 ｜ 朗读时长：约 5 分钟</w:t>
+      </w:r>
+    </w:p>
+    <w:p>
+      <w:pPr>
+        <w:pageBreakBefore w:val="0"/>
+        <w:spacing w:line="312" w:lineRule="auto" w:before="0" w:after="80"/>
+      </w:pPr>
+      <w:r>
+        <w:rPr>
+          <w:rFonts w:ascii="宋体" w:hAnsi="宋体" w:eastAsia="宋体"/>
+          <w:b w:val="0"/>
+          <w:color w:val="595959"/>
+          <w:sz w:val="21"/>
+        </w:rPr>
+      </w:r>
+    </w:p>
+    <w:p>
+      <w:pPr>
+        <w:pageBreakBefore w:val="0"/>
+        <w:spacing w:line="312" w:lineRule="auto" w:before="0" w:after="80"/>
+      </w:pPr>
+      <w:r>
+        <w:rPr>
+          <w:rFonts w:ascii="宋体" w:hAnsi="宋体" w:eastAsia="宋体"/>
+          <w:b w:val="0"/>
+          <w:color w:val="595959"/>
+          <w:sz w:val="21"/>
+        </w:rPr>
+        <w:t>**诗词原文**：空山新雨后，天气晚来秋。明月松间照，清泉石上流。竹喧归浣女，莲动下渔舟。随意春芳歇，王孙自可留。</w:t>
+      </w:r>
+    </w:p>
+    <w:p>
+      <w:pPr>
+        <w:pageBreakBefore w:val="0"/>
+        <w:spacing w:line="312" w:lineRule="auto" w:before="0" w:after="0"/>
+        <w:ind w:firstLine="480"/>
+      </w:pPr>
+      <w:r>
+        <w:rPr>
+          <w:rFonts w:ascii="楷体" w:hAnsi="楷体" w:eastAsia="楷体"/>
+          <w:b w:val="0"/>
+          <w:sz w:val="24"/>
+        </w:rPr>
+        <w:t>苏轼夸王维："味摩诘之诗，诗中有画；观摩诘之画，画中有诗。" 《山居秋暝》，就是"诗中有画"的最佳示范。 那是一个秋天的傍晚，一场新雨刚过。王维住在山间的辋川别业，雨后的空气清清爽爽，他说这是"空山"——山里哪会真的空无一物呢？是因为安静、清爽，仿佛尘世的喧嚣都被雨水洗净了。 接下来，是一组电影镜头—— "明月松间照"：抬头，皎洁的月光，从松树的枝叶间洒落下来，地上是一地碎银。 "清泉石上流"：低头，雨后的山泉，在青石上淙淙流淌，白白的水花，清清的水声。 一仰一俯，一静一动，一色一声——这画面，美得像水墨画。 忽然，竹林里传来一阵欢声笑语——"竹喧归浣女"，是在溪边洗衣的姑娘们回来了；远处莲叶摇动——"莲动下渔舟"，是打鱼的渔船顺流而下。 听见声响，才看见人影。山中的生活，就这样鲜鲜地活了起来。 王维看完这一切，说了一句任性的话："随意春芳歇，王孙自可留。"——任凭春天的芳菲消散吧，这秋天的山居，我住定了！ 要知道，王维可是当朝官员，却愿意留在山里。因为在这里，明月、清泉、浣女、渔舟，一切自然而然；没有倾轧，没有喧嚣，只有生活的本来的美。 这首诗的每个字，都像被山泉洗过一样干净。读一读，心里那些烦躁，仿佛也被"新雨"洗去了一层。</w:t>
+      </w:r>
+    </w:p>
+    <w:p>
+      <w:pPr>
+        <w:pageBreakBefore w:val="0"/>
+        <w:spacing w:line="312" w:lineRule="auto" w:before="200" w:after="0"/>
+      </w:pPr>
+      <w:r>
+        <w:rPr>
+          <w:rFonts w:ascii="宋体" w:hAnsi="宋体" w:eastAsia="宋体"/>
+          <w:b/>
+          <w:color w:val="595959"/>
+          <w:sz w:val="23"/>
+        </w:rPr>
+        <w:t>小启示：</w:t>
+      </w:r>
+    </w:p>
+    <w:p>
+      <w:pPr>
+        <w:pageBreakBefore w:val="0"/>
+        <w:spacing w:line="312" w:lineRule="auto" w:before="0" w:after="0"/>
+      </w:pPr>
+      <w:r>
+        <w:rPr>
+          <w:rFonts w:ascii="宋体" w:hAnsi="宋体" w:eastAsia="宋体"/>
+          <w:b w:val="0"/>
+          <w:color w:val="595959"/>
+          <w:sz w:val="23"/>
+        </w:rPr>
+        <w:t>王维的"空山"，是心里的清净地。我们每个人，也都需要一座自己的"空山"——可以是一本书、一段散步、一次发呆。心里留一块干净的地方放明月和清泉，日子就不容易积灰尘。</w:t>
       </w:r>
     </w:p>
     <w:sectPr>

--- a/合集打印版/诗词故事·朗读手册.docx
+++ b/合集打印版/诗词故事·朗读手册.docx
@@ -42,7 +42,7 @@
           <w:b/>
           <w:sz w:val="36"/>
         </w:rPr>
-        <w:t>经典诗词背后的故事　共 37 篇　共 44 篇</w:t>
+        <w:t>经典诗词背后的故事　共 37 篇　共 46 篇</w:t>
       </w:r>
     </w:p>
     <w:p>
@@ -4723,6 +4723,212 @@
           <w:sz w:val="23"/>
         </w:rPr>
         <w:t>王维的"空山"，是心里的清净地。我们每个人，也都需要一座自己的"空山"——可以是一本书、一段散步、一次发呆。心里留一块干净的地方放明月和清泉，日子就不容易积灰尘。</w:t>
+      </w:r>
+    </w:p>
+    <w:p>
+      <w:pPr>
+        <w:pageBreakBefore/>
+        <w:spacing w:line="312" w:lineRule="auto" w:before="0" w:after="80"/>
+      </w:pPr>
+      <w:r>
+        <w:rPr>
+          <w:rFonts w:ascii="黑体" w:hAnsi="黑体" w:eastAsia="黑体"/>
+          <w:b/>
+          <w:sz w:val="32"/>
+        </w:rPr>
+        <w:t>45　梅花</w:t>
+      </w:r>
+    </w:p>
+    <w:p>
+      <w:pPr>
+        <w:pageBreakBefore w:val="0"/>
+        <w:spacing w:line="312" w:lineRule="auto" w:before="0" w:after="200"/>
+      </w:pPr>
+      <w:r>
+        <w:rPr>
+          <w:rFonts w:ascii="宋体" w:hAnsi="宋体" w:eastAsia="宋体"/>
+          <w:b w:val="0"/>
+          <w:color w:val="595959"/>
+          <w:sz w:val="20"/>
+        </w:rPr>
+        <w:t>诗词：《梅花》｜ 作者：宋·王安石 ｜ 适读年龄：4~14 岁 ｜ 朗读时长：约 4 分钟</w:t>
+      </w:r>
+    </w:p>
+    <w:p>
+      <w:pPr>
+        <w:pageBreakBefore w:val="0"/>
+        <w:spacing w:line="312" w:lineRule="auto" w:before="0" w:after="80"/>
+      </w:pPr>
+      <w:r>
+        <w:rPr>
+          <w:rFonts w:ascii="宋体" w:hAnsi="宋体" w:eastAsia="宋体"/>
+          <w:b w:val="0"/>
+          <w:color w:val="595959"/>
+          <w:sz w:val="21"/>
+        </w:rPr>
+      </w:r>
+    </w:p>
+    <w:p>
+      <w:pPr>
+        <w:pageBreakBefore w:val="0"/>
+        <w:spacing w:line="312" w:lineRule="auto" w:before="0" w:after="80"/>
+      </w:pPr>
+      <w:r>
+        <w:rPr>
+          <w:rFonts w:ascii="宋体" w:hAnsi="宋体" w:eastAsia="宋体"/>
+          <w:b w:val="0"/>
+          <w:color w:val="595959"/>
+          <w:sz w:val="21"/>
+        </w:rPr>
+        <w:t>**诗词原文**：墙角数枝梅，凌寒独自开。遥知不是雪，为有暗香来。</w:t>
+      </w:r>
+    </w:p>
+    <w:p>
+      <w:pPr>
+        <w:pageBreakBefore w:val="0"/>
+        <w:spacing w:line="312" w:lineRule="auto" w:before="0" w:after="0"/>
+        <w:ind w:firstLine="480"/>
+      </w:pPr>
+      <w:r>
+        <w:rPr>
+          <w:rFonts w:ascii="楷体" w:hAnsi="楷体" w:eastAsia="楷体"/>
+          <w:b w:val="0"/>
+          <w:sz w:val="24"/>
+        </w:rPr>
+        <w:t>写《泊船瓜洲》的王安石，不仅是一位宰相，还是一位诗人。这首《梅花》，写于他人生的"寒冬"。 那年，他推行的变法遇到了巨大阻力，两度被罢相。心灰意冷的他，退居钟山（今南京），过着冷清的隐居生活。 冬天来了，北风呼呼地刮，万物凋零。一天，王安石路过墙角，忽然闻到一缕若有若无的清香—— 他循着香气望去：墙角，几枝梅花，正凌寒独自开放！ 那花，白得像雪，开在无人注意的角落；天越冷，它开得越精神。远远望去，还以为是枝头落了雪；可为什么认出不是雪呢？因为有一阵一阵的幽香，悄悄飘了过来——雪没有香气，梅花有！ "遥知不是雪，为有暗香来。" 短短二十个字，写尽了梅花的两样高贵：一是**凌寒独自开**的勇气——百花都怕冷，唯有它敢在最冷的时候绽放；二是**暗香**的品格——不张扬、不炫耀，香是暗暗的，却隔着很远都能闻到。 这哪里是写梅花？分明是写他自己。 王安石变法，就是一场"凌寒"：满朝上下多有反对，他像墙角的梅花一样，孤独却坚定地"开"着。哪怕被罢相、被误解，他的品格之香，隔着千年岁月，依然能闻到。 后来，"梅花香自苦寒来"成了中国人的精神图腾。梅、兰、竹、菊并称"四君子"，梅花位列第一。 冬天再冷，梅花一开，春天就不远了。</w:t>
+      </w:r>
+    </w:p>
+    <w:p>
+      <w:pPr>
+        <w:pageBreakBefore w:val="0"/>
+        <w:spacing w:line="312" w:lineRule="auto" w:before="200" w:after="0"/>
+      </w:pPr>
+      <w:r>
+        <w:rPr>
+          <w:rFonts w:ascii="宋体" w:hAnsi="宋体" w:eastAsia="宋体"/>
+          <w:b/>
+          <w:color w:val="595959"/>
+          <w:sz w:val="23"/>
+        </w:rPr>
+        <w:t>小启示：</w:t>
+      </w:r>
+    </w:p>
+    <w:p>
+      <w:pPr>
+        <w:pageBreakBefore w:val="0"/>
+        <w:spacing w:line="312" w:lineRule="auto" w:before="0" w:after="0"/>
+      </w:pPr>
+      <w:r>
+        <w:rPr>
+          <w:rFonts w:ascii="宋体" w:hAnsi="宋体" w:eastAsia="宋体"/>
+          <w:b w:val="0"/>
+          <w:color w:val="595959"/>
+          <w:sz w:val="23"/>
+        </w:rPr>
+        <w:t>梅花选在最冷的季节开放，不是因为不怕冷，而是它有开的骨气。遇到"寒冬"的时候，学学墙角那几枝梅：安安静静地把花开好——你身上的"暗香"，时间自会送到远方。</w:t>
+      </w:r>
+    </w:p>
+    <w:p>
+      <w:pPr>
+        <w:pageBreakBefore/>
+        <w:spacing w:line="312" w:lineRule="auto" w:before="0" w:after="80"/>
+      </w:pPr>
+      <w:r>
+        <w:rPr>
+          <w:rFonts w:ascii="黑体" w:hAnsi="黑体" w:eastAsia="黑体"/>
+          <w:b/>
+          <w:sz w:val="32"/>
+        </w:rPr>
+        <w:t>46　宿新市徐公店</w:t>
+      </w:r>
+    </w:p>
+    <w:p>
+      <w:pPr>
+        <w:pageBreakBefore w:val="0"/>
+        <w:spacing w:line="312" w:lineRule="auto" w:before="0" w:after="200"/>
+      </w:pPr>
+      <w:r>
+        <w:rPr>
+          <w:rFonts w:ascii="宋体" w:hAnsi="宋体" w:eastAsia="宋体"/>
+          <w:b w:val="0"/>
+          <w:color w:val="595959"/>
+          <w:sz w:val="20"/>
+        </w:rPr>
+        <w:t>诗词：《宿新市徐公店》｜ 作者：宋·杨万里 ｜ 适读年龄：3~12 岁 ｜ 朗读时长：约 4 分钟</w:t>
+      </w:r>
+    </w:p>
+    <w:p>
+      <w:pPr>
+        <w:pageBreakBefore w:val="0"/>
+        <w:spacing w:line="312" w:lineRule="auto" w:before="0" w:after="80"/>
+      </w:pPr>
+      <w:r>
+        <w:rPr>
+          <w:rFonts w:ascii="宋体" w:hAnsi="宋体" w:eastAsia="宋体"/>
+          <w:b w:val="0"/>
+          <w:color w:val="595959"/>
+          <w:sz w:val="21"/>
+        </w:rPr>
+      </w:r>
+    </w:p>
+    <w:p>
+      <w:pPr>
+        <w:pageBreakBefore w:val="0"/>
+        <w:spacing w:line="312" w:lineRule="auto" w:before="0" w:after="80"/>
+      </w:pPr>
+      <w:r>
+        <w:rPr>
+          <w:rFonts w:ascii="宋体" w:hAnsi="宋体" w:eastAsia="宋体"/>
+          <w:b w:val="0"/>
+          <w:color w:val="595959"/>
+          <w:sz w:val="21"/>
+        </w:rPr>
+        <w:t>**诗词原文**：篱落疏疏一径深，树头新绿未成阴。儿童急走追黄蝶，飞入菜花无处寻。</w:t>
+      </w:r>
+    </w:p>
+    <w:p>
+      <w:pPr>
+        <w:pageBreakBefore w:val="0"/>
+        <w:spacing w:line="312" w:lineRule="auto" w:before="0" w:after="0"/>
+        <w:ind w:firstLine="480"/>
+      </w:pPr>
+      <w:r>
+        <w:rPr>
+          <w:rFonts w:ascii="楷体" w:hAnsi="楷体" w:eastAsia="楷体"/>
+          <w:b w:val="0"/>
+          <w:sz w:val="24"/>
+        </w:rPr>
+        <w:t>写《小池》的杨万里，还有一首同样灵气十足的田园小诗。 那一年，杨万里外出旅行，路过新市，住在一位姓徐的人开的客店里（"徐公店"就是徐开的小客栈）。 第二天清晨，他推开窗，被眼前的春景迷住了： 稀稀疏疏的篱笆旁，一条小路伸向田野深处；路边的树刚抽出新芽，嫩绿嫩绿的，还没有长成浓密的树荫。整个村子，是一幅淡妆的早春图。 正看着，一串银铃般的笑声由远及近——村里的孩子们放学了！ 一个小孩追着一只黄蝴蝶跑来，蹦蹦跳跳，伸手就扑——蝴蝶轻盈地一闪，飞高了；孩子跳起来抓——蝴蝶又一闪，飞远了。 追着追着，蝴蝶飞进了金黄的油菜花田里。 这下可难办了：黄蝴蝶飞进黄花海，孩子睁大眼睛找呀找——蝶在花中，花蝶一色——到底哪朵是花，哪只蝴蝶呀？ "飞入菜花无处寻。" 孩子站在金黄的花田边，挠着头，怎么也找不到了。 杨万里在楼上把这一幕尽收眼底，笑出了声，提笔写下： "篱落疏疏一径深，树头新绿未成阴。儿童急走追黄蝶，飞入菜花无处寻。" 这首诗的高明，全在最后一句：黄蝶、黄花，一个颜色；蝴蝶"隐身"在花海里，孩子找不到的懊恼和可爱，跃然纸上。诗到这里戛然而止——那孩子最后找没找到蝴蝶呢？诗人不说了，留给读诗的你去猜。 一只蝴蝶、一片花田、一个追蝶的孩子——最普通的乡村一景，却成了流传八百年的童趣名画。</w:t>
+      </w:r>
+    </w:p>
+    <w:p>
+      <w:pPr>
+        <w:pageBreakBefore w:val="0"/>
+        <w:spacing w:line="312" w:lineRule="auto" w:before="200" w:after="0"/>
+      </w:pPr>
+      <w:r>
+        <w:rPr>
+          <w:rFonts w:ascii="宋体" w:hAnsi="宋体" w:eastAsia="宋体"/>
+          <w:b/>
+          <w:color w:val="595959"/>
+          <w:sz w:val="23"/>
+        </w:rPr>
+        <w:t>小启示：</w:t>
+      </w:r>
+    </w:p>
+    <w:p>
+      <w:pPr>
+        <w:pageBreakBefore w:val="0"/>
+        <w:spacing w:line="312" w:lineRule="auto" w:before="0" w:after="0"/>
+      </w:pPr>
+      <w:r>
+        <w:rPr>
+          <w:rFonts w:ascii="宋体" w:hAnsi="宋体" w:eastAsia="宋体"/>
+          <w:b w:val="0"/>
+          <w:color w:val="595959"/>
+          <w:sz w:val="23"/>
+        </w:rPr>
+        <w:t>蝴蝶为什么找不到？因为它"躲"进了和自己一样颜色的花里。这告诉我们一个有趣的道理：观察要仔细，颜色、形状、环境，一样都不能马虎。不过嘛，有时候找不到也不坏——找不到蝴蝶的孩子，会记得那片最美的油菜花。</w:t>
       </w:r>
     </w:p>
     <w:sectPr>

--- a/合集打印版/诗词故事·朗读手册.docx
+++ b/合集打印版/诗词故事·朗读手册.docx
@@ -42,7 +42,7 @@
           <w:b/>
           <w:sz w:val="36"/>
         </w:rPr>
-        <w:t>经典诗词背后的故事　共 37 篇　共 46 篇</w:t>
+        <w:t>经典诗词背后的故事　共 37 篇　共 50 篇</w:t>
       </w:r>
     </w:p>
     <w:p>
@@ -4929,6 +4929,418 @@
           <w:sz w:val="23"/>
         </w:rPr>
         <w:t>蝴蝶为什么找不到？因为它"躲"进了和自己一样颜色的花里。这告诉我们一个有趣的道理：观察要仔细，颜色、形状、环境，一样都不能马虎。不过嘛，有时候找不到也不坏——找不到蝴蝶的孩子，会记得那片最美的油菜花。</w:t>
+      </w:r>
+    </w:p>
+    <w:p>
+      <w:pPr>
+        <w:pageBreakBefore/>
+        <w:spacing w:line="312" w:lineRule="auto" w:before="0" w:after="80"/>
+      </w:pPr>
+      <w:r>
+        <w:rPr>
+          <w:rFonts w:ascii="黑体" w:hAnsi="黑体" w:eastAsia="黑体"/>
+          <w:b/>
+          <w:sz w:val="32"/>
+        </w:rPr>
+        <w:t>47　忆江南</w:t>
+      </w:r>
+    </w:p>
+    <w:p>
+      <w:pPr>
+        <w:pageBreakBefore w:val="0"/>
+        <w:spacing w:line="312" w:lineRule="auto" w:before="0" w:after="200"/>
+      </w:pPr>
+      <w:r>
+        <w:rPr>
+          <w:rFonts w:ascii="宋体" w:hAnsi="宋体" w:eastAsia="宋体"/>
+          <w:b w:val="0"/>
+          <w:color w:val="595959"/>
+          <w:sz w:val="20"/>
+        </w:rPr>
+        <w:t>诗词：《忆江南》｜ 作者：唐·白居易 ｜ 适读年龄：4~12 岁 ｜ 朗读时长：约 4 分钟</w:t>
+      </w:r>
+    </w:p>
+    <w:p>
+      <w:pPr>
+        <w:pageBreakBefore w:val="0"/>
+        <w:spacing w:line="312" w:lineRule="auto" w:before="0" w:after="80"/>
+      </w:pPr>
+      <w:r>
+        <w:rPr>
+          <w:rFonts w:ascii="宋体" w:hAnsi="宋体" w:eastAsia="宋体"/>
+          <w:b w:val="0"/>
+          <w:color w:val="595959"/>
+          <w:sz w:val="21"/>
+        </w:rPr>
+      </w:r>
+    </w:p>
+    <w:p>
+      <w:pPr>
+        <w:pageBreakBefore w:val="0"/>
+        <w:spacing w:line="312" w:lineRule="auto" w:before="0" w:after="80"/>
+      </w:pPr>
+      <w:r>
+        <w:rPr>
+          <w:rFonts w:ascii="宋体" w:hAnsi="宋体" w:eastAsia="宋体"/>
+          <w:b w:val="0"/>
+          <w:color w:val="595959"/>
+          <w:sz w:val="21"/>
+        </w:rPr>
+        <w:t>**诗词原文**：江南好，风景旧曾谙。日出江花红胜火，春来江水绿如蓝。能不忆江南？</w:t>
+      </w:r>
+    </w:p>
+    <w:p>
+      <w:pPr>
+        <w:pageBreakBefore w:val="0"/>
+        <w:spacing w:line="312" w:lineRule="auto" w:before="0" w:after="0"/>
+        <w:ind w:firstLine="480"/>
+      </w:pPr>
+      <w:r>
+        <w:rPr>
+          <w:rFonts w:ascii="楷体" w:hAnsi="楷体" w:eastAsia="楷体"/>
+          <w:b w:val="0"/>
+          <w:sz w:val="24"/>
+        </w:rPr>
+        <w:t>白居易六十七岁那年，住在洛阳。暮春时节，他忽然非常、非常想念一个地方——江南。 这不是随便想想。白居易年轻时，先后当过杭州刺史和苏州刺史，在江南生活了好几年：他在杭州修堤蓄水（那条白堤，就是后人为了纪念他叫起来的），在苏州体察民情；公务之余，他看惯了钱塘潮涌、姑苏烟雨，喝惯了江南的春水酿的酒。 回到北方后，江南的一草一木，都住进了他的记忆里。 这天，他提笔写下《忆江南》： "江南好，风景旧曾谙。"——江南好哇，那里的风景，我是那么熟悉。 "日出江花红胜火，春来江水绿如蓝。"——太阳升起，江边的浪花被映得比火还红；春天江水碧绿，绿得胜过蓝草！红的更红，绿的更绿，两个颜色撞在一起，像一幅浓墨重彩的油画。 "能不忆江南？"——这样的江南，怎能不叫我怀念呢？ 一个反问收尾，答案不言自明。 据说白居易一共写了三首《忆江南》：第二首最忆是杭州——"山寺月中寻桂子，郡亭枕上看潮头"；第三首最忆是苏州——"吴酒一杯春竹叶，吴娃双舞醉芙蓉"。江南的山寺、桂子、潮头、美酒，全是他的旧时光。 如今，"日出江花红胜火，春来江水绿如蓝"成了江南最美的名片。而这份对一座城市的深情，也随着这首词，在江南流传了千年。</w:t>
+      </w:r>
+    </w:p>
+    <w:p>
+      <w:pPr>
+        <w:pageBreakBefore w:val="0"/>
+        <w:spacing w:line="312" w:lineRule="auto" w:before="200" w:after="0"/>
+      </w:pPr>
+      <w:r>
+        <w:rPr>
+          <w:rFonts w:ascii="宋体" w:hAnsi="宋体" w:eastAsia="宋体"/>
+          <w:b/>
+          <w:color w:val="595959"/>
+          <w:sz w:val="23"/>
+        </w:rPr>
+        <w:t>小启示：</w:t>
+      </w:r>
+    </w:p>
+    <w:p>
+      <w:pPr>
+        <w:pageBreakBefore w:val="0"/>
+        <w:spacing w:line="312" w:lineRule="auto" w:before="0" w:after="0"/>
+      </w:pPr>
+      <w:r>
+        <w:rPr>
+          <w:rFonts w:ascii="宋体" w:hAnsi="宋体" w:eastAsia="宋体"/>
+          <w:b w:val="0"/>
+          <w:color w:val="595959"/>
+          <w:sz w:val="23"/>
+        </w:rPr>
+        <w:t>白居易凭记忆写出了江南最美的样子——认真生活过、真心喜欢过的地方，就算离开了，也会在心里一直鲜亮。你也有一片这样的"江南"吗？好好记住它。</w:t>
+      </w:r>
+    </w:p>
+    <w:p>
+      <w:pPr>
+        <w:pageBreakBefore/>
+        <w:spacing w:line="312" w:lineRule="auto" w:before="0" w:after="80"/>
+      </w:pPr>
+      <w:r>
+        <w:rPr>
+          <w:rFonts w:ascii="黑体" w:hAnsi="黑体" w:eastAsia="黑体"/>
+          <w:b/>
+          <w:sz w:val="32"/>
+        </w:rPr>
+        <w:t>48　送杜少府之任蜀州</w:t>
+      </w:r>
+    </w:p>
+    <w:p>
+      <w:pPr>
+        <w:pageBreakBefore w:val="0"/>
+        <w:spacing w:line="312" w:lineRule="auto" w:before="0" w:after="200"/>
+      </w:pPr>
+      <w:r>
+        <w:rPr>
+          <w:rFonts w:ascii="宋体" w:hAnsi="宋体" w:eastAsia="宋体"/>
+          <w:b w:val="0"/>
+          <w:color w:val="595959"/>
+          <w:sz w:val="20"/>
+        </w:rPr>
+        <w:t>诗词：《送杜少府之任蜀州》｜ 作者：唐·王勃 ｜ 适读年龄：6~14 岁 ｜ 朗读时长：约 5 分钟</w:t>
+      </w:r>
+    </w:p>
+    <w:p>
+      <w:pPr>
+        <w:pageBreakBefore w:val="0"/>
+        <w:spacing w:line="312" w:lineRule="auto" w:before="0" w:after="80"/>
+      </w:pPr>
+      <w:r>
+        <w:rPr>
+          <w:rFonts w:ascii="宋体" w:hAnsi="宋体" w:eastAsia="宋体"/>
+          <w:b w:val="0"/>
+          <w:color w:val="595959"/>
+          <w:sz w:val="21"/>
+        </w:rPr>
+      </w:r>
+    </w:p>
+    <w:p>
+      <w:pPr>
+        <w:pageBreakBefore w:val="0"/>
+        <w:spacing w:line="312" w:lineRule="auto" w:before="0" w:after="80"/>
+      </w:pPr>
+      <w:r>
+        <w:rPr>
+          <w:rFonts w:ascii="宋体" w:hAnsi="宋体" w:eastAsia="宋体"/>
+          <w:b w:val="0"/>
+          <w:color w:val="595959"/>
+          <w:sz w:val="21"/>
+        </w:rPr>
+        <w:t>**诗词原文**：城阙辅三秦，风烟望五津。与君离别意，同为宦游人。海内存知己，天涯若比邻。无为在歧路，儿女共沾巾。</w:t>
+      </w:r>
+    </w:p>
+    <w:p>
+      <w:pPr>
+        <w:pageBreakBefore w:val="0"/>
+        <w:spacing w:line="312" w:lineRule="auto" w:before="0" w:after="0"/>
+        <w:ind w:firstLine="480"/>
+      </w:pPr>
+      <w:r>
+        <w:rPr>
+          <w:rFonts w:ascii="楷体" w:hAnsi="楷体" w:eastAsia="楷体"/>
+          <w:b w:val="0"/>
+          <w:sz w:val="24"/>
+        </w:rPr>
+        <w:t>自古以来，送别诗都是愁的：长亭外，古道边，眼泪汪汪。 可唐朝有位少年，硬是把送别诗写出了一股豪气。他叫王勃，"初唐四杰"之首，写《咏鹅》的骆宾王都要算他前辈。 那年，王勃在长安任职，好朋友杜少府要被派往蜀州（今四川）上任。长亭饯别，杜少府望着远方风烟，眼泪在眼眶里打转："这一去千里迢迢，不知何年何月才能再见……" 王勃拍拍他的肩膀，说出了千古名句： "海内存知己，天涯若比邻。" ——只要四海之内有你这个知己，就算远到天涯海角，也像近邻一样啊！ 要知道，王勃写这句诗的时候，可没有什么电话和网络。那时一别，音书难通，可能真的此生难再见。正因如此，这句诗才显得格外了不起：他用豁达，战胜了距离。 而且这句诗还有前情铺垫："无为在歧路，儿女共沾巾。"——我们在岔路口，可别像小儿女一样哭湿了手帕呀！ 有考证说，王勃写这首诗时不过二十岁上下。一个二十岁的年轻人，在送别时不说"呜呜呜我舍不得"，而说"天涯若比邻"——这份胸襟，让人佩服了一千三百年。 顺便说，王勃后来的《滕王阁序》里，还写下了另一句千古名言："落霞与孤鹜齐飞，秋水共长天一色。"可惜天妒英才，他二十多岁便不幸溺水离世。但"海内存知己，天涯若比邻"这十个字，替他把友谊的种子，撒遍了全世界。</w:t>
+      </w:r>
+    </w:p>
+    <w:p>
+      <w:pPr>
+        <w:pageBreakBefore w:val="0"/>
+        <w:spacing w:line="312" w:lineRule="auto" w:before="200" w:after="0"/>
+      </w:pPr>
+      <w:r>
+        <w:rPr>
+          <w:rFonts w:ascii="宋体" w:hAnsi="宋体" w:eastAsia="宋体"/>
+          <w:b/>
+          <w:color w:val="595959"/>
+          <w:sz w:val="23"/>
+        </w:rPr>
+        <w:t>小启示：</w:t>
+      </w:r>
+    </w:p>
+    <w:p>
+      <w:pPr>
+        <w:pageBreakBefore w:val="0"/>
+        <w:spacing w:line="312" w:lineRule="auto" w:before="0" w:after="0"/>
+      </w:pPr>
+      <w:r>
+        <w:rPr>
+          <w:rFonts w:ascii="宋体" w:hAnsi="宋体" w:eastAsia="宋体"/>
+          <w:b w:val="0"/>
+          <w:color w:val="595959"/>
+          <w:sz w:val="23"/>
+        </w:rPr>
+        <w:t>真正的朋友，不会被距离冲淡。跟好朋友分别时，学学王勃：不哭哭啼啼，说一句"海内存知己，天涯若比邻"——把离别的伤感，变成豪迈的祝福。</w:t>
+      </w:r>
+    </w:p>
+    <w:p>
+      <w:pPr>
+        <w:pageBreakBefore/>
+        <w:spacing w:line="312" w:lineRule="auto" w:before="0" w:after="80"/>
+      </w:pPr>
+      <w:r>
+        <w:rPr>
+          <w:rFonts w:ascii="黑体" w:hAnsi="黑体" w:eastAsia="黑体"/>
+          <w:b/>
+          <w:sz w:val="32"/>
+        </w:rPr>
+        <w:t>49　游园不值</w:t>
+      </w:r>
+    </w:p>
+    <w:p>
+      <w:pPr>
+        <w:pageBreakBefore w:val="0"/>
+        <w:spacing w:line="312" w:lineRule="auto" w:before="0" w:after="200"/>
+      </w:pPr>
+      <w:r>
+        <w:rPr>
+          <w:rFonts w:ascii="宋体" w:hAnsi="宋体" w:eastAsia="宋体"/>
+          <w:b w:val="0"/>
+          <w:color w:val="595959"/>
+          <w:sz w:val="20"/>
+        </w:rPr>
+        <w:t>诗词：《游园不值》｜ 作者：宋·叶绍翁 ｜ 适读年龄：4~14 岁 ｜ 朗读时长：约 4 分钟</w:t>
+      </w:r>
+    </w:p>
+    <w:p>
+      <w:pPr>
+        <w:pageBreakBefore w:val="0"/>
+        <w:spacing w:line="312" w:lineRule="auto" w:before="0" w:after="80"/>
+      </w:pPr>
+      <w:r>
+        <w:rPr>
+          <w:rFonts w:ascii="宋体" w:hAnsi="宋体" w:eastAsia="宋体"/>
+          <w:b w:val="0"/>
+          <w:color w:val="595959"/>
+          <w:sz w:val="21"/>
+        </w:rPr>
+      </w:r>
+    </w:p>
+    <w:p>
+      <w:pPr>
+        <w:pageBreakBefore w:val="0"/>
+        <w:spacing w:line="312" w:lineRule="auto" w:before="0" w:after="80"/>
+      </w:pPr>
+      <w:r>
+        <w:rPr>
+          <w:rFonts w:ascii="宋体" w:hAnsi="宋体" w:eastAsia="宋体"/>
+          <w:b w:val="0"/>
+          <w:color w:val="595959"/>
+          <w:sz w:val="21"/>
+        </w:rPr>
+        <w:t>**诗词原文**：应怜屐齿印苍苔，小扣柴扉久不开。春色满园关不住，一枝红杏出墙来。</w:t>
+      </w:r>
+    </w:p>
+    <w:p>
+      <w:pPr>
+        <w:pageBreakBefore w:val="0"/>
+        <w:spacing w:line="312" w:lineRule="auto" w:before="0" w:after="0"/>
+        <w:ind w:firstLine="480"/>
+      </w:pPr>
+      <w:r>
+        <w:rPr>
+          <w:rFonts w:ascii="楷体" w:hAnsi="楷体" w:eastAsia="楷体"/>
+          <w:b w:val="0"/>
+          <w:sz w:val="24"/>
+        </w:rPr>
+        <w:t>宋朝诗人叶绍翁，在一个春光明媚的日子，去拜访一位隐居的园主朋友。 他穿上木屐（底下有齿的木鞋），兴冲冲地来到园门前。柴门虚掩着，他轻轻敲门："有人吗？" 没人应。再敲，还是没人应。 他低头一看，明白了：门前的青苔上，干干净净没有脚印——园主大概怕客人的木屐踩坏了苍苔，多半是不想让人进来打扰吧。 叶绍翁不恼。他本想趁兴游园，没见到主人，只好作罢。正当他转身要走的时候—— 一抬头，他被眼前的景象惊住了： 花园的墙头上，探出一枝红杏！花开得正艳，红得像一团火，在春风里轻轻摇晃。墙内关了一园子的春色，关不住，就借着这一枝红杏，把春天报告给了墙外的人！ 他提笔写下： "应怜屐齿印苍苔，小扣柴扉久不开。春色满园关不住，一枝红杏出墙来。" 最妙的是最后两句：满园的春色，是关不住的——门可以不开，人可以不见，可春天自己会"跑"出来报信！那出墙的一枝红杏，就是春天派来的使者。 一次"乘兴而往、败兴而归"的拜访，因为这一枝探出墙头的红杏，变成了流传八百年的名篇。 叶绍翁没能进园子，可谁又能说，他没看到最美的春天呢？</w:t>
+      </w:r>
+    </w:p>
+    <w:p>
+      <w:pPr>
+        <w:pageBreakBefore w:val="0"/>
+        <w:spacing w:line="312" w:lineRule="auto" w:before="200" w:after="0"/>
+      </w:pPr>
+      <w:r>
+        <w:rPr>
+          <w:rFonts w:ascii="宋体" w:hAnsi="宋体" w:eastAsia="宋体"/>
+          <w:b/>
+          <w:color w:val="595959"/>
+          <w:sz w:val="23"/>
+        </w:rPr>
+        <w:t>小启示：</w:t>
+      </w:r>
+    </w:p>
+    <w:p>
+      <w:pPr>
+        <w:pageBreakBefore w:val="0"/>
+        <w:spacing w:line="312" w:lineRule="auto" w:before="0" w:after="0"/>
+      </w:pPr>
+      <w:r>
+        <w:rPr>
+          <w:rFonts w:ascii="宋体" w:hAnsi="宋体" w:eastAsia="宋体"/>
+          <w:b w:val="0"/>
+          <w:color w:val="595959"/>
+          <w:sz w:val="23"/>
+        </w:rPr>
+        <w:t>门敲不开没关系，美好的事物是关不住的——它会自己探出墙来。就像你认真做的手工作品、悄悄练会的才艺，总有一天会"出墙来"，被世界看见。</w:t>
+      </w:r>
+    </w:p>
+    <w:p>
+      <w:pPr>
+        <w:pageBreakBefore/>
+        <w:spacing w:line="312" w:lineRule="auto" w:before="0" w:after="80"/>
+      </w:pPr>
+      <w:r>
+        <w:rPr>
+          <w:rFonts w:ascii="黑体" w:hAnsi="黑体" w:eastAsia="黑体"/>
+          <w:b/>
+          <w:sz w:val="32"/>
+        </w:rPr>
+        <w:t>50　晓出净慈寺送林子方</w:t>
+      </w:r>
+    </w:p>
+    <w:p>
+      <w:pPr>
+        <w:pageBreakBefore w:val="0"/>
+        <w:spacing w:line="312" w:lineRule="auto" w:before="0" w:after="200"/>
+      </w:pPr>
+      <w:r>
+        <w:rPr>
+          <w:rFonts w:ascii="宋体" w:hAnsi="宋体" w:eastAsia="宋体"/>
+          <w:b w:val="0"/>
+          <w:color w:val="595959"/>
+          <w:sz w:val="20"/>
+        </w:rPr>
+        <w:t>诗词：《晓出净慈寺送林子方》｜ 作者：宋·杨万里 ｜ 适读年龄：4~14 岁 ｜ 朗读时长：约 4 分钟</w:t>
+      </w:r>
+    </w:p>
+    <w:p>
+      <w:pPr>
+        <w:pageBreakBefore w:val="0"/>
+        <w:spacing w:line="312" w:lineRule="auto" w:before="0" w:after="80"/>
+      </w:pPr>
+      <w:r>
+        <w:rPr>
+          <w:rFonts w:ascii="宋体" w:hAnsi="宋体" w:eastAsia="宋体"/>
+          <w:b w:val="0"/>
+          <w:color w:val="595959"/>
+          <w:sz w:val="21"/>
+        </w:rPr>
+      </w:r>
+    </w:p>
+    <w:p>
+      <w:pPr>
+        <w:pageBreakBefore w:val="0"/>
+        <w:spacing w:line="312" w:lineRule="auto" w:before="0" w:after="80"/>
+      </w:pPr>
+      <w:r>
+        <w:rPr>
+          <w:rFonts w:ascii="宋体" w:hAnsi="宋体" w:eastAsia="宋体"/>
+          <w:b w:val="0"/>
+          <w:color w:val="595959"/>
+          <w:sz w:val="21"/>
+        </w:rPr>
+        <w:t>**诗词原文**：毕竟西湖六月中，风光不与四时同。接天莲叶无穷碧，映日荷花别样红。</w:t>
+      </w:r>
+    </w:p>
+    <w:p>
+      <w:pPr>
+        <w:pageBreakBefore w:val="0"/>
+        <w:spacing w:line="312" w:lineRule="auto" w:before="0" w:after="0"/>
+        <w:ind w:firstLine="480"/>
+      </w:pPr>
+      <w:r>
+        <w:rPr>
+          <w:rFonts w:ascii="楷体" w:hAnsi="楷体" w:eastAsia="楷体"/>
+          <w:b w:val="0"/>
+          <w:sz w:val="24"/>
+        </w:rPr>
+        <w:t>写《小池》的杨万里，这次来到了西湖。 这一次，他是来送别好友林子方的。林子方要远赴福州任职，杨万里清晨从净慈寺出发，陪他走到西湖边。 六月的西湖，正是最美的时节。杨万里望着满湖的景色，对朋友说： "毕竟西湖六月中，风光不与四时同。"——六月的西湖，跟其他季节真是不一样啊！ 怎么不一样？ "接天莲叶无穷碧"——你看那莲叶！一望无际，一直铺展到天边，绿得没有尽头，仿佛跟蓝天接在了一起； "映日荷花别样红"——你看那荷花！在朝阳的映照下，红得那么特别、那么耀眼，别处的荷花都比不了！ 一碧一红，一"无穷"一"别样"，杨万里用最美的西湖盛景，为朋友送行。 明朝的荷花，比别处的更红——因为那是友情映照的颜色。 这首送别诗妙就妙在：通篇没有一个"愁"字，没有一个"别"字，全是最灿烂的风景。可读过的人都知道，能把送别写得这么盛大，情谊一定很深很深。 朋友之间最珍贵的告别，就是这样——不说再见，只说：你看，今天的荷花，多美。</w:t>
+      </w:r>
+    </w:p>
+    <w:p>
+      <w:pPr>
+        <w:pageBreakBefore w:val="0"/>
+        <w:spacing w:line="312" w:lineRule="auto" w:before="200" w:after="0"/>
+      </w:pPr>
+      <w:r>
+        <w:rPr>
+          <w:rFonts w:ascii="宋体" w:hAnsi="宋体" w:eastAsia="宋体"/>
+          <w:b/>
+          <w:color w:val="595959"/>
+          <w:sz w:val="23"/>
+        </w:rPr>
+        <w:t>小启示：</w:t>
+      </w:r>
+    </w:p>
+    <w:p>
+      <w:pPr>
+        <w:pageBreakBefore w:val="0"/>
+        <w:spacing w:line="312" w:lineRule="auto" w:before="0" w:after="0"/>
+      </w:pPr>
+      <w:r>
+        <w:rPr>
+          <w:rFonts w:ascii="宋体" w:hAnsi="宋体" w:eastAsia="宋体"/>
+          <w:b w:val="0"/>
+          <w:color w:val="595959"/>
+          <w:sz w:val="23"/>
+        </w:rPr>
+        <w:t>送别朋友时，与其愁眉苦脸，不如把身边最美的风景指给他看。用最美的画面记住一场相聚，离别就不算真正的结束——就像杨万里和林子方，他们分别的那片西湖荷塘，美了一千年。</w:t>
       </w:r>
     </w:p>
     <w:sectPr>

--- a/合集打印版/诗词故事·朗读手册.docx
+++ b/合集打印版/诗词故事·朗读手册.docx
@@ -42,7 +42,7 @@
           <w:b/>
           <w:sz w:val="36"/>
         </w:rPr>
-        <w:t>经典诗词背后的故事　共 37 篇　共 50 篇</w:t>
+        <w:t>经典诗词背后的故事　共 37 篇　共 54 篇</w:t>
       </w:r>
     </w:p>
     <w:p>
@@ -5341,6 +5341,418 @@
           <w:sz w:val="23"/>
         </w:rPr>
         <w:t>送别朋友时，与其愁眉苦脸，不如把身边最美的风景指给他看。用最美的画面记住一场相聚，离别就不算真正的结束——就像杨万里和林子方，他们分别的那片西湖荷塘，美了一千年。</w:t>
+      </w:r>
+    </w:p>
+    <w:p>
+      <w:pPr>
+        <w:pageBreakBefore/>
+        <w:spacing w:line="312" w:lineRule="auto" w:before="0" w:after="80"/>
+      </w:pPr>
+      <w:r>
+        <w:rPr>
+          <w:rFonts w:ascii="黑体" w:hAnsi="黑体" w:eastAsia="黑体"/>
+          <w:b/>
+          <w:sz w:val="32"/>
+        </w:rPr>
+        <w:t>51　鹿柴</w:t>
+      </w:r>
+    </w:p>
+    <w:p>
+      <w:pPr>
+        <w:pageBreakBefore w:val="0"/>
+        <w:spacing w:line="312" w:lineRule="auto" w:before="0" w:after="200"/>
+      </w:pPr>
+      <w:r>
+        <w:rPr>
+          <w:rFonts w:ascii="宋体" w:hAnsi="宋体" w:eastAsia="宋体"/>
+          <w:b w:val="0"/>
+          <w:color w:val="595959"/>
+          <w:sz w:val="20"/>
+        </w:rPr>
+        <w:t>诗词：《鹿柴》｜ 作者：唐·王维 ｜ 适读年龄：5~14 岁 ｜ 朗读时长：约 4 分钟</w:t>
+      </w:r>
+    </w:p>
+    <w:p>
+      <w:pPr>
+        <w:pageBreakBefore w:val="0"/>
+        <w:spacing w:line="312" w:lineRule="auto" w:before="0" w:after="80"/>
+      </w:pPr>
+      <w:r>
+        <w:rPr>
+          <w:rFonts w:ascii="宋体" w:hAnsi="宋体" w:eastAsia="宋体"/>
+          <w:b w:val="0"/>
+          <w:color w:val="595959"/>
+          <w:sz w:val="21"/>
+        </w:rPr>
+      </w:r>
+    </w:p>
+    <w:p>
+      <w:pPr>
+        <w:pageBreakBefore w:val="0"/>
+        <w:spacing w:line="312" w:lineRule="auto" w:before="0" w:after="80"/>
+      </w:pPr>
+      <w:r>
+        <w:rPr>
+          <w:rFonts w:ascii="宋体" w:hAnsi="宋体" w:eastAsia="宋体"/>
+          <w:b w:val="0"/>
+          <w:color w:val="595959"/>
+          <w:sz w:val="21"/>
+        </w:rPr>
+        <w:t>**诗词原文**：空山不见人，但闻人语响。返景入深林，复照青苔上。</w:t>
+      </w:r>
+    </w:p>
+    <w:p>
+      <w:pPr>
+        <w:pageBreakBefore w:val="0"/>
+        <w:spacing w:line="312" w:lineRule="auto" w:before="0" w:after="0"/>
+        <w:ind w:firstLine="480"/>
+      </w:pPr>
+      <w:r>
+        <w:rPr>
+          <w:rFonts w:ascii="楷体" w:hAnsi="楷体" w:eastAsia="楷体"/>
+          <w:b w:val="0"/>
+          <w:sz w:val="24"/>
+        </w:rPr>
+        <w:t>王维晚年隐居在蓝田辋川，买下了别人的山庄，改建成自己的"辋川别业"。他在这里写下了二十首小诗，每一首对应山庄的一处景致，合称《辋川集》。《鹿柴》就是其中最有名的一首。 "鹿柴"（柴，这里读 zhài）是山庄里的一处地名，据说早年曾有鹿群栖居。 诗一开篇就很有意思："空山不见人，但闻人语响。"——明明是座"空"山，看不见一个人，为什么还能听见人说话的声音呢？ 这正是王维的高明：看不见人，才更显得山"空"；可偏偏传来几句话语声，反而让这空寂，有了一丝温暖的人间气息。空而不虚，静而不死。 后两句更是绝妙："返景入深林，复照青苔上。"——夕阳的返照，穿过密林的缝隙，斜斜地照进来，落在一片幽暗的青苔上。 深林本就幽暗，林下的青苔更是阴暗不见天日；唯有这一缕夕阳的金光，偶尔斜射进来，把青苔照得透亮。整个画面，明与暗、冷与暖，对比得恰到好处。 有声（人语）、有光（返景）、有颜色（青苔），可整首诗读下来，却让人感到一种说不出的宁静。 王维被后人称为"诗佛"。他的诗，就有这样神奇的魔力：读着读着，心就静下来了。</w:t>
+      </w:r>
+    </w:p>
+    <w:p>
+      <w:pPr>
+        <w:pageBreakBefore w:val="0"/>
+        <w:spacing w:line="312" w:lineRule="auto" w:before="200" w:after="0"/>
+      </w:pPr>
+      <w:r>
+        <w:rPr>
+          <w:rFonts w:ascii="宋体" w:hAnsi="宋体" w:eastAsia="宋体"/>
+          <w:b/>
+          <w:color w:val="595959"/>
+          <w:sz w:val="23"/>
+        </w:rPr>
+        <w:t>小启示：</w:t>
+      </w:r>
+    </w:p>
+    <w:p>
+      <w:pPr>
+        <w:pageBreakBefore w:val="0"/>
+        <w:spacing w:line="312" w:lineRule="auto" w:before="0" w:after="0"/>
+      </w:pPr>
+      <w:r>
+        <w:rPr>
+          <w:rFonts w:ascii="宋体" w:hAnsi="宋体" w:eastAsia="宋体"/>
+          <w:b w:val="0"/>
+          <w:color w:val="595959"/>
+          <w:sz w:val="23"/>
+        </w:rPr>
+        <w:t>真正的安静，不是没有一点声音，而是心里安宁。就像空山里的人语、林间的返照——有它们点缀，静才更有味道。当你心烦的时候，也可以试着找一个这样的"空山"坐一坐哦。</w:t>
+      </w:r>
+    </w:p>
+    <w:p>
+      <w:pPr>
+        <w:pageBreakBefore/>
+        <w:spacing w:line="312" w:lineRule="auto" w:before="0" w:after="80"/>
+      </w:pPr>
+      <w:r>
+        <w:rPr>
+          <w:rFonts w:ascii="黑体" w:hAnsi="黑体" w:eastAsia="黑体"/>
+          <w:b/>
+          <w:sz w:val="32"/>
+        </w:rPr>
+        <w:t>52　春日</w:t>
+      </w:r>
+    </w:p>
+    <w:p>
+      <w:pPr>
+        <w:pageBreakBefore w:val="0"/>
+        <w:spacing w:line="312" w:lineRule="auto" w:before="0" w:after="200"/>
+      </w:pPr>
+      <w:r>
+        <w:rPr>
+          <w:rFonts w:ascii="宋体" w:hAnsi="宋体" w:eastAsia="宋体"/>
+          <w:b w:val="0"/>
+          <w:color w:val="595959"/>
+          <w:sz w:val="20"/>
+        </w:rPr>
+        <w:t>诗词：《春日》｜ 作者：宋·朱熹 ｜ 适读年龄：5~14 岁 ｜ 朗读时长：约 4 分钟</w:t>
+      </w:r>
+    </w:p>
+    <w:p>
+      <w:pPr>
+        <w:pageBreakBefore w:val="0"/>
+        <w:spacing w:line="312" w:lineRule="auto" w:before="0" w:after="80"/>
+      </w:pPr>
+      <w:r>
+        <w:rPr>
+          <w:rFonts w:ascii="宋体" w:hAnsi="宋体" w:eastAsia="宋体"/>
+          <w:b w:val="0"/>
+          <w:color w:val="595959"/>
+          <w:sz w:val="21"/>
+        </w:rPr>
+      </w:r>
+    </w:p>
+    <w:p>
+      <w:pPr>
+        <w:pageBreakBefore w:val="0"/>
+        <w:spacing w:line="312" w:lineRule="auto" w:before="0" w:after="80"/>
+      </w:pPr>
+      <w:r>
+        <w:rPr>
+          <w:rFonts w:ascii="宋体" w:hAnsi="宋体" w:eastAsia="宋体"/>
+          <w:b w:val="0"/>
+          <w:color w:val="595959"/>
+          <w:sz w:val="21"/>
+        </w:rPr>
+        <w:t>**诗词原文**：胜日寻芳泗水滨，无边光景一时新。等闲识得东风面，万紫千红总是春。</w:t>
+      </w:r>
+    </w:p>
+    <w:p>
+      <w:pPr>
+        <w:pageBreakBefore w:val="0"/>
+        <w:spacing w:line="312" w:lineRule="auto" w:before="0" w:after="0"/>
+        <w:ind w:firstLine="480"/>
+      </w:pPr>
+      <w:r>
+        <w:rPr>
+          <w:rFonts w:ascii="楷体" w:hAnsi="楷体" w:eastAsia="楷体"/>
+          <w:b w:val="0"/>
+          <w:sz w:val="24"/>
+        </w:rPr>
+        <w:t>朱熹是南宋著名的大学问家，人们叫他"朱子"。他写诗也有一套独门功夫：明明是写景，却暗藏哲理；明明在游春，其实在"寻道"。 这首《春日》，就藏着一个有趣的小秘密。 诗说：天气晴好的日子，到泗水边赏花寻芳。无边无际的春光，焕然一新。人们很容易就感受到东风的笑脸——万紫千红的花朵，全都是春姑娘的杰作！ "等闲识得东风面，万紫千红总是春。"——不用特意寻找，东风一吹，百花齐放，谁都能一眼认出春天的模样！ 但你知道泗水在哪里吗？在山东。朱熹写诗的时候，泗水一带已经被金人占领，南宋人根本去不了！ 那朱熹为什么写"寻芳泗水滨"呢？ 原来，"泗水"暗指孔子当年讲学的地方——孔子曾在洙水、泗水之间设坛教学。朱熹是孔子的"铁杆粉丝"，他一生最推崇儒家学问。所以他诗中的"寻芳"，明面上是赏花，暗地里是"追寻圣人之道"——像在春天的花园里漫步那样，轻松愉快地领悟大道。 换句话说：东风，是教化之力；万紫千红，是学问开出的花。读书求学问，就像春天百花齐放——每个人都能开出自己最美的颜色。 不管你读出哪一层，这首诗都是一幅明媚的春日画卷。万紫千红总是春——这七个字，简单明了，又让人满心欢喜。</w:t>
+      </w:r>
+    </w:p>
+    <w:p>
+      <w:pPr>
+        <w:pageBreakBefore w:val="0"/>
+        <w:spacing w:line="312" w:lineRule="auto" w:before="200" w:after="0"/>
+      </w:pPr>
+      <w:r>
+        <w:rPr>
+          <w:rFonts w:ascii="宋体" w:hAnsi="宋体" w:eastAsia="宋体"/>
+          <w:b/>
+          <w:color w:val="595959"/>
+          <w:sz w:val="23"/>
+        </w:rPr>
+        <w:t>小启示：</w:t>
+      </w:r>
+    </w:p>
+    <w:p>
+      <w:pPr>
+        <w:pageBreakBefore w:val="0"/>
+        <w:spacing w:line="312" w:lineRule="auto" w:before="0" w:after="0"/>
+      </w:pPr>
+      <w:r>
+        <w:rPr>
+          <w:rFonts w:ascii="宋体" w:hAnsi="宋体" w:eastAsia="宋体"/>
+          <w:b w:val="0"/>
+          <w:color w:val="595959"/>
+          <w:sz w:val="23"/>
+        </w:rPr>
+        <w:t>春天里，每一朵花都开得不一样：红的、紫的、粉的、白的——它们共同组成了春天。人也是这样：每个人有每个人的色彩，你的颜色，正是春天需要的那一笔。做自己，就是最好的春天。</w:t>
+      </w:r>
+    </w:p>
+    <w:p>
+      <w:pPr>
+        <w:pageBreakBefore/>
+        <w:spacing w:line="312" w:lineRule="auto" w:before="0" w:after="80"/>
+      </w:pPr>
+      <w:r>
+        <w:rPr>
+          <w:rFonts w:ascii="黑体" w:hAnsi="黑体" w:eastAsia="黑体"/>
+          <w:b/>
+          <w:sz w:val="32"/>
+        </w:rPr>
+        <w:t>53　江南春</w:t>
+      </w:r>
+    </w:p>
+    <w:p>
+      <w:pPr>
+        <w:pageBreakBefore w:val="0"/>
+        <w:spacing w:line="312" w:lineRule="auto" w:before="0" w:after="200"/>
+      </w:pPr>
+      <w:r>
+        <w:rPr>
+          <w:rFonts w:ascii="宋体" w:hAnsi="宋体" w:eastAsia="宋体"/>
+          <w:b w:val="0"/>
+          <w:color w:val="595959"/>
+          <w:sz w:val="20"/>
+        </w:rPr>
+        <w:t>诗词：《江南春》｜ 作者：唐·杜牧 ｜ 适读年龄：5~14 岁 ｜ 朗读时长：约 4 分钟</w:t>
+      </w:r>
+    </w:p>
+    <w:p>
+      <w:pPr>
+        <w:pageBreakBefore w:val="0"/>
+        <w:spacing w:line="312" w:lineRule="auto" w:before="0" w:after="80"/>
+      </w:pPr>
+      <w:r>
+        <w:rPr>
+          <w:rFonts w:ascii="宋体" w:hAnsi="宋体" w:eastAsia="宋体"/>
+          <w:b w:val="0"/>
+          <w:color w:val="595959"/>
+          <w:sz w:val="21"/>
+        </w:rPr>
+      </w:r>
+    </w:p>
+    <w:p>
+      <w:pPr>
+        <w:pageBreakBefore w:val="0"/>
+        <w:spacing w:line="312" w:lineRule="auto" w:before="0" w:after="80"/>
+      </w:pPr>
+      <w:r>
+        <w:rPr>
+          <w:rFonts w:ascii="宋体" w:hAnsi="宋体" w:eastAsia="宋体"/>
+          <w:b w:val="0"/>
+          <w:color w:val="595959"/>
+          <w:sz w:val="21"/>
+        </w:rPr>
+        <w:t>**诗词原文**：千里莺啼绿映红，水村山郭酒旗风。南朝四百八十寺，多少楼台烟雨中。</w:t>
+      </w:r>
+    </w:p>
+    <w:p>
+      <w:pPr>
+        <w:pageBreakBefore w:val="0"/>
+        <w:spacing w:line="312" w:lineRule="auto" w:before="0" w:after="0"/>
+        <w:ind w:firstLine="480"/>
+      </w:pPr>
+      <w:r>
+        <w:rPr>
+          <w:rFonts w:ascii="楷体" w:hAnsi="楷体" w:eastAsia="楷体"/>
+          <w:b w:val="0"/>
+          <w:sz w:val="24"/>
+        </w:rPr>
+        <w:t>写《山行》的杜牧，还有另一幅"大场面"的画——《江南春》。 《山行》是一幅小画：一条石径、一片枫林。《江南春》却是一幅千里长卷：方圆千里的江南大地，黄莺欢快地啼唱，绿树映着红花，水乡村庄、依山城郭，一面面酒旗在春风里招展……寥寥二十八个字，装下了整个江南的春天。 最绝的是后两句，画面一转，笔锋从明媚的春景，切入了历史的烟雨： "南朝四百八十寺，多少楼台烟雨中。" ——南朝遗留下来的四百八十多座古寺，无数金碧辉煌的楼台，如今都笼罩在朦胧的烟雨之中了。 南朝的帝王们大兴佛寺，劳民伤财；如今那些寺院楼台，历经风雨，都成了历史的遗迹，在蒙蒙烟雨中若隐若现。当年的显赫与繁华，都化作了一片朦胧。 你看，这首诗前两句是"空间"的辽阔（千里江南），后两句是"时间"的深邃（南朝至今）。美景与沧桑，明丽与朦胧，交织在同一幅画里——这就是《江南春》的魅力。 它是写景诗，也是怀古诗；既能让你看见江南的春天，也能让你听见历史轻轻的叹息。 下次去江南，看到烟雨蒙蒙中的粉墙黛瓦，不妨想一想：一千多年前，杜牧看到的，也是这样的江南春色呀。</w:t>
+      </w:r>
+    </w:p>
+    <w:p>
+      <w:pPr>
+        <w:pageBreakBefore w:val="0"/>
+        <w:spacing w:line="312" w:lineRule="auto" w:before="200" w:after="0"/>
+      </w:pPr>
+      <w:r>
+        <w:rPr>
+          <w:rFonts w:ascii="宋体" w:hAnsi="宋体" w:eastAsia="宋体"/>
+          <w:b/>
+          <w:color w:val="595959"/>
+          <w:sz w:val="23"/>
+        </w:rPr>
+        <w:t>小启示：</w:t>
+      </w:r>
+    </w:p>
+    <w:p>
+      <w:pPr>
+        <w:pageBreakBefore w:val="0"/>
+        <w:spacing w:line="312" w:lineRule="auto" w:before="0" w:after="0"/>
+      </w:pPr>
+      <w:r>
+        <w:rPr>
+          <w:rFonts w:ascii="宋体" w:hAnsi="宋体" w:eastAsia="宋体"/>
+          <w:b w:val="0"/>
+          <w:color w:val="595959"/>
+          <w:sz w:val="23"/>
+        </w:rPr>
+        <w:t>千里莺啼、蒙蒙烟雨——江南的春天，美在层次，也美在回味。学会欣赏眼前的风景，也学会倾听风景背后的故事，你的眼睛，就会越来越"会看"。</w:t>
+      </w:r>
+    </w:p>
+    <w:p>
+      <w:pPr>
+        <w:pageBreakBefore/>
+        <w:spacing w:line="312" w:lineRule="auto" w:before="0" w:after="80"/>
+      </w:pPr>
+      <w:r>
+        <w:rPr>
+          <w:rFonts w:ascii="黑体" w:hAnsi="黑体" w:eastAsia="黑体"/>
+          <w:b/>
+          <w:sz w:val="32"/>
+        </w:rPr>
+        <w:t>54　渔家傲</w:t>
+      </w:r>
+    </w:p>
+    <w:p>
+      <w:pPr>
+        <w:pageBreakBefore w:val="0"/>
+        <w:spacing w:line="312" w:lineRule="auto" w:before="0" w:after="200"/>
+      </w:pPr>
+      <w:r>
+        <w:rPr>
+          <w:rFonts w:ascii="宋体" w:hAnsi="宋体" w:eastAsia="宋体"/>
+          <w:b w:val="0"/>
+          <w:color w:val="595959"/>
+          <w:sz w:val="20"/>
+        </w:rPr>
+        <w:t>诗词：《渔家傲》｜ 作者：宋·李清照 ｜ 适读年龄：8~14 岁 ｜ 朗读时长：约 5 分钟</w:t>
+      </w:r>
+    </w:p>
+    <w:p>
+      <w:pPr>
+        <w:pageBreakBefore w:val="0"/>
+        <w:spacing w:line="312" w:lineRule="auto" w:before="0" w:after="80"/>
+      </w:pPr>
+      <w:r>
+        <w:rPr>
+          <w:rFonts w:ascii="宋体" w:hAnsi="宋体" w:eastAsia="宋体"/>
+          <w:b w:val="0"/>
+          <w:color w:val="595959"/>
+          <w:sz w:val="21"/>
+        </w:rPr>
+      </w:r>
+    </w:p>
+    <w:p>
+      <w:pPr>
+        <w:pageBreakBefore w:val="0"/>
+        <w:spacing w:line="312" w:lineRule="auto" w:before="0" w:after="80"/>
+      </w:pPr>
+      <w:r>
+        <w:rPr>
+          <w:rFonts w:ascii="宋体" w:hAnsi="宋体" w:eastAsia="宋体"/>
+          <w:b w:val="0"/>
+          <w:color w:val="595959"/>
+          <w:sz w:val="21"/>
+        </w:rPr>
+        <w:t>**诗词原文**：天接云涛连晓雾，星河欲转千帆舞。仿佛梦魂归帝所。闻天语，殷勤问我归何处。我报路长嗟日暮，学诗谩有惊人句。九万里风鹏正举。风休住，蓬舟吹取三山去！</w:t>
+      </w:r>
+    </w:p>
+    <w:p>
+      <w:pPr>
+        <w:pageBreakBefore w:val="0"/>
+        <w:spacing w:line="312" w:lineRule="auto" w:before="0" w:after="0"/>
+        <w:ind w:firstLine="480"/>
+      </w:pPr>
+      <w:r>
+        <w:rPr>
+          <w:rFonts w:ascii="楷体" w:hAnsi="楷体" w:eastAsia="楷体"/>
+          <w:b w:val="0"/>
+          <w:sz w:val="24"/>
+        </w:rPr>
+        <w:t>提起李清照，人们想到的常常是"知否，知否，应是绿肥红瘦"——婉约、清丽。可她还有另一面：豪放、洒脱，气魄不输任何一位大丈夫。这首《渔家傲》，就是她最豪放的一首词。 这是一首记梦词。 天接云涛，晨雾茫茫，银河似乎在转动，千帆如舞。李清照的梦魂，仿佛回到了天帝的居所。天帝关切地问她："你要回到哪里去呀？" 李清照的回答，一半是叹息，一半是倔强： "我报路长嗟日暮，学诗谩有惊人句。"——我感叹路途漫长、天色已晚；我虽然学作诗，写出了惊人的句子，可又有什么用呢？（在那个时代，女子有才，却无处施展。） 如果故事到这里结束，那就是一首哀怨的词了。但李清照笔锋一转，念出了石破天惊的三句： "九万里风鹏正举。风休住，蓬舟吹取三山去！" ——九万里长风正起，大鹏正要乘风高举！风啊，你不要停，请把我这一叶轻舟，一直吹到海上的仙山去！ "九万里风鹏"，出自《庄子·逍遥游》：大鹏鸟一飞冲天，扶摇直上九万里。李清照以大鹏自比——现实中她处境艰难（国破家亡、颠沛流离），可在梦里，她乘风破浪，勇往直前！ 后来的学者们评价：这首词无一毫粉钗气，格调豪迈，是李清照词中最具雄心壮志的一首。它让我们看到了这位女词人的另一面——不只是婉约的才女，更是心怀天地的豪杰。</w:t>
+      </w:r>
+    </w:p>
+    <w:p>
+      <w:pPr>
+        <w:pageBreakBefore w:val="0"/>
+        <w:spacing w:line="312" w:lineRule="auto" w:before="200" w:after="0"/>
+      </w:pPr>
+      <w:r>
+        <w:rPr>
+          <w:rFonts w:ascii="宋体" w:hAnsi="宋体" w:eastAsia="宋体"/>
+          <w:b/>
+          <w:color w:val="595959"/>
+          <w:sz w:val="23"/>
+        </w:rPr>
+        <w:t>小启示：</w:t>
+      </w:r>
+    </w:p>
+    <w:p>
+      <w:pPr>
+        <w:pageBreakBefore w:val="0"/>
+        <w:spacing w:line="312" w:lineRule="auto" w:before="0" w:after="0"/>
+      </w:pPr>
+      <w:r>
+        <w:rPr>
+          <w:rFonts w:ascii="宋体" w:hAnsi="宋体" w:eastAsia="宋体"/>
+          <w:b w:val="0"/>
+          <w:color w:val="595959"/>
+          <w:sz w:val="23"/>
+        </w:rPr>
+        <w:t>李清照告诉我们：温柔和坚强，可以是同一个人。现实的风浪再大，心里也要有"九万里风鹏正举"的豪情——风不要停，把我吹向梦想的地方！</w:t>
       </w:r>
     </w:p>
     <w:sectPr>

--- a/合集打印版/诗词故事·朗读手册.docx
+++ b/合集打印版/诗词故事·朗读手册.docx
@@ -42,7 +42,7 @@
           <w:b/>
           <w:sz w:val="36"/>
         </w:rPr>
-        <w:t>经典诗词背后的故事　共 37 篇　共 54 篇</w:t>
+        <w:t>经典诗词背后的故事　共 37 篇　共 65 篇</w:t>
       </w:r>
     </w:p>
     <w:p>
@@ -5753,6 +5753,1139 @@
           <w:sz w:val="23"/>
         </w:rPr>
         <w:t>李清照告诉我们：温柔和坚强，可以是同一个人。现实的风浪再大，心里也要有"九万里风鹏正举"的豪情——风不要停，把我吹向梦想的地方！</w:t>
+      </w:r>
+    </w:p>
+    <w:p>
+      <w:pPr>
+        <w:pageBreakBefore/>
+        <w:spacing w:line="312" w:lineRule="auto" w:before="0" w:after="80"/>
+      </w:pPr>
+      <w:r>
+        <w:rPr>
+          <w:rFonts w:ascii="黑体" w:hAnsi="黑体" w:eastAsia="黑体"/>
+          <w:b/>
+          <w:sz w:val="32"/>
+        </w:rPr>
+        <w:t>55　望洞庭</w:t>
+      </w:r>
+    </w:p>
+    <w:p>
+      <w:pPr>
+        <w:pageBreakBefore w:val="0"/>
+        <w:spacing w:line="312" w:lineRule="auto" w:before="0" w:after="200"/>
+      </w:pPr>
+      <w:r>
+        <w:rPr>
+          <w:rFonts w:ascii="宋体" w:hAnsi="宋体" w:eastAsia="宋体"/>
+          <w:b w:val="0"/>
+          <w:color w:val="595959"/>
+          <w:sz w:val="20"/>
+        </w:rPr>
+        <w:t>诗词：《望洞庭》｜ 作者：唐·刘禹锡 ｜ 适读年龄：4~14 岁 ｜ 朗读时长：约 4 分钟</w:t>
+      </w:r>
+    </w:p>
+    <w:p>
+      <w:pPr>
+        <w:pageBreakBefore w:val="0"/>
+        <w:spacing w:line="312" w:lineRule="auto" w:before="0" w:after="80"/>
+      </w:pPr>
+      <w:r>
+        <w:rPr>
+          <w:rFonts w:ascii="宋体" w:hAnsi="宋体" w:eastAsia="宋体"/>
+          <w:b w:val="0"/>
+          <w:color w:val="595959"/>
+          <w:sz w:val="21"/>
+        </w:rPr>
+      </w:r>
+    </w:p>
+    <w:p>
+      <w:pPr>
+        <w:pageBreakBefore w:val="0"/>
+        <w:spacing w:line="312" w:lineRule="auto" w:before="0" w:after="80"/>
+      </w:pPr>
+      <w:r>
+        <w:rPr>
+          <w:rFonts w:ascii="宋体" w:hAnsi="宋体" w:eastAsia="宋体"/>
+          <w:b w:val="0"/>
+          <w:color w:val="595959"/>
+          <w:sz w:val="21"/>
+        </w:rPr>
+        <w:t>**诗词原文**：湖光秋月两相和，潭面无风镜未磨。遥望洞庭山水翠，白银盘里一青螺。</w:t>
+      </w:r>
+    </w:p>
+    <w:p>
+      <w:pPr>
+        <w:pageBreakBefore w:val="0"/>
+        <w:spacing w:line="312" w:lineRule="auto" w:before="0" w:after="0"/>
+        <w:ind w:firstLine="480"/>
+      </w:pPr>
+      <w:r>
+        <w:rPr>
+          <w:rFonts w:ascii="楷体" w:hAnsi="楷体" w:eastAsia="楷体"/>
+          <w:b w:val="0"/>
+          <w:sz w:val="24"/>
+        </w:rPr>
+        <w:t>秋天的夜晚，诗人刘禹锡路过洞庭湖。 他没有急着赶路，而是在湖边停下脚步。夜色温柔，湖水在月光下微微荡漾，湖光和秋月的清辉交融在一起，水天一色，分不出哪里是湖、哪里是天。 湖面上没有风，湖水平静得像一面没有打磨过的铜镜——虽然不是光可鉴人，却自有一种朦胧温润的美。 远远望去，洞庭湖中那座君山，青山苍翠，倒映在银白的湖面上，就像一只白银盘里，放着一枚小小的青螺。 这比喻太妙了！浩浩八百里洞庭，竟被比作一只"白银盘"；君山不过巴掌大小，却像一颗精致的"青螺"。大手笔写小景物，小景物衬出大气象。 整首诗没有一个生僻字，二十五个字，就把秋夜洞庭湖的湖光山色，画成了一幅清雅的水墨小品。 刘禹锡一生仕途坎坷，多次被贬，但他从不消沉——他自称"乐观派"，被贬到哪儿都能找到风景。这首诗写于他被贬途中，可字里行间，没有一丝怨气，只有对自然的欣赏和内心的从容。</w:t>
+      </w:r>
+    </w:p>
+    <w:p>
+      <w:pPr>
+        <w:pageBreakBefore w:val="0"/>
+        <w:spacing w:line="312" w:lineRule="auto" w:before="200" w:after="0"/>
+      </w:pPr>
+      <w:r>
+        <w:rPr>
+          <w:rFonts w:ascii="宋体" w:hAnsi="宋体" w:eastAsia="宋体"/>
+          <w:b/>
+          <w:color w:val="595959"/>
+          <w:sz w:val="23"/>
+        </w:rPr>
+        <w:t>小启示：</w:t>
+      </w:r>
+    </w:p>
+    <w:p>
+      <w:pPr>
+        <w:pageBreakBefore w:val="0"/>
+        <w:spacing w:line="312" w:lineRule="auto" w:before="0" w:after="0"/>
+      </w:pPr>
+      <w:r>
+        <w:rPr>
+          <w:rFonts w:ascii="宋体" w:hAnsi="宋体" w:eastAsia="宋体"/>
+          <w:b w:val="0"/>
+          <w:color w:val="595959"/>
+          <w:sz w:val="23"/>
+        </w:rPr>
+        <w:t>同一场风景，有人看到萧瑟，有人看到诗意。刘禹锡被贬路上还能把湖光山色写得这么美——心态好的人，走到哪儿都是风景。</w:t>
+      </w:r>
+    </w:p>
+    <w:p>
+      <w:pPr>
+        <w:pageBreakBefore/>
+        <w:spacing w:line="312" w:lineRule="auto" w:before="0" w:after="80"/>
+      </w:pPr>
+      <w:r>
+        <w:rPr>
+          <w:rFonts w:ascii="黑体" w:hAnsi="黑体" w:eastAsia="黑体"/>
+          <w:b/>
+          <w:sz w:val="32"/>
+        </w:rPr>
+        <w:t>56　木兰诗</w:t>
+      </w:r>
+    </w:p>
+    <w:p>
+      <w:pPr>
+        <w:pageBreakBefore w:val="0"/>
+        <w:spacing w:line="312" w:lineRule="auto" w:before="0" w:after="200"/>
+      </w:pPr>
+      <w:r>
+        <w:rPr>
+          <w:rFonts w:ascii="宋体" w:hAnsi="宋体" w:eastAsia="宋体"/>
+          <w:b w:val="0"/>
+          <w:color w:val="595959"/>
+          <w:sz w:val="20"/>
+        </w:rPr>
+        <w:t>诗词：《木兰诗》｜ 作者：北朝民歌 ｜ 适读年龄：6~14 岁 ｜ 朗读时长：约 6 分钟</w:t>
+      </w:r>
+    </w:p>
+    <w:p>
+      <w:pPr>
+        <w:pageBreakBefore w:val="0"/>
+        <w:spacing w:line="312" w:lineRule="auto" w:before="0" w:after="80"/>
+      </w:pPr>
+      <w:r>
+        <w:rPr>
+          <w:rFonts w:ascii="宋体" w:hAnsi="宋体" w:eastAsia="宋体"/>
+          <w:b w:val="0"/>
+          <w:color w:val="595959"/>
+          <w:sz w:val="21"/>
+        </w:rPr>
+      </w:r>
+    </w:p>
+    <w:p>
+      <w:pPr>
+        <w:pageBreakBefore w:val="0"/>
+        <w:spacing w:line="312" w:lineRule="auto" w:before="0" w:after="80"/>
+      </w:pPr>
+      <w:r>
+        <w:rPr>
+          <w:rFonts w:ascii="宋体" w:hAnsi="宋体" w:eastAsia="宋体"/>
+          <w:b w:val="0"/>
+          <w:color w:val="595959"/>
+          <w:sz w:val="21"/>
+        </w:rPr>
+        <w:t>**诗词原文（节选）**：唧唧复唧唧，木兰当户织。不闻机杼声，唯闻女叹息。问女何所思，问女何所忆。女亦无所思，女亦无所忆。昨夜见军帖，可汗大点兵，军书十二卷，卷卷有爷名。阿爷无大儿，木兰无长兄，愿为市鞍马，从此替爷征。</w:t>
+      </w:r>
+    </w:p>
+    <w:p>
+      <w:pPr>
+        <w:pageBreakBefore w:val="0"/>
+        <w:spacing w:line="312" w:lineRule="auto" w:before="0" w:after="0"/>
+        <w:ind w:firstLine="480"/>
+      </w:pPr>
+      <w:r>
+        <w:rPr>
+          <w:rFonts w:ascii="楷体" w:hAnsi="楷体" w:eastAsia="楷体"/>
+          <w:b w:val="0"/>
+          <w:sz w:val="24"/>
+        </w:rPr>
+        <w:t>南北朝时期，流传着一个动人的故事。 木兰是一个普通的织布姑娘。每天，她坐在织布机前，"唧唧复唧唧"地织布，日子平静而美好。 可是有一天，织布机的声音突然停了。传来的不再是机杼声，而是木兰的叹息声。 原来，朝廷大规模征兵，每家都要出一个男丁。木兰的父亲年迈体弱，弟弟还年幼，这个家怎么办呢？ 木兰做出了一个大胆的决定——**替父从军**。 她跑到东市买骏马，西市买鞍鞯，南市买辔头，北市买长鞭。然后，她脱下红妆，换上战袍，剪短长发，骑上战马，告别了爹娘，踏上了从军之路。 黄河的水哗哗地流，燕山的胡马啾啾地鸣。木兰在军营里和战友们一起行军、一起打仗。她不怕苦，不怕累，冲锋陷阵从不落后。 谁也不知道，这个勇猛的"花将军"，其实是个姑娘。 将军百战死，壮士十年归。 战争终于结束了。木兰回到朝廷，天子要赏她高官厚禄。木兰却说："木兰不用尚书郎，愿驰千里足，送儿还故乡。" 她只想回家。 木兰回到家乡，脱下战袍，换上旧时的衣裙，对着镜子梳理云鬓，贴上花黄。当她走出房间时，一起征战多年的战友们都惊呆了—— "同行十二年，不知木兰是郎！" 雄兔脚扑朔，雌兔眼迷离；双兔傍地走，安能辨我是雄雌？ 两只兔子一起奔跑，谁能分得清哪个是雄、哪个是雌呢？就像木兰，谁能想到她是个姑娘呢？ 《木兰诗》是中国最著名的叙事诗之一。木兰的故事，被改编成了无数戏曲、电影和动画。她身上体现的，不只是勇敢和孝心，更是一种精神：**谁说女子不如男？**</w:t>
+      </w:r>
+    </w:p>
+    <w:p>
+      <w:pPr>
+        <w:pageBreakBefore w:val="0"/>
+        <w:spacing w:line="312" w:lineRule="auto" w:before="200" w:after="0"/>
+      </w:pPr>
+      <w:r>
+        <w:rPr>
+          <w:rFonts w:ascii="宋体" w:hAnsi="宋体" w:eastAsia="宋体"/>
+          <w:b/>
+          <w:color w:val="595959"/>
+          <w:sz w:val="23"/>
+        </w:rPr>
+        <w:t>小启示：</w:t>
+      </w:r>
+    </w:p>
+    <w:p>
+      <w:pPr>
+        <w:pageBreakBefore w:val="0"/>
+        <w:spacing w:line="312" w:lineRule="auto" w:before="0" w:after="0"/>
+      </w:pPr>
+      <w:r>
+        <w:rPr>
+          <w:rFonts w:ascii="宋体" w:hAnsi="宋体" w:eastAsia="宋体"/>
+          <w:b w:val="0"/>
+          <w:color w:val="595959"/>
+          <w:sz w:val="23"/>
+        </w:rPr>
+        <w:t>木兰替父从军，靠的不是蛮力，是孝心、勇气和智慧。不管是男孩还是女孩，只要心中有爱、肩上有担当，就能做出了不起的事。</w:t>
+      </w:r>
+    </w:p>
+    <w:p>
+      <w:pPr>
+        <w:pageBreakBefore/>
+        <w:spacing w:line="312" w:lineRule="auto" w:before="0" w:after="80"/>
+      </w:pPr>
+      <w:r>
+        <w:rPr>
+          <w:rFonts w:ascii="黑体" w:hAnsi="黑体" w:eastAsia="黑体"/>
+          <w:b/>
+          <w:sz w:val="32"/>
+        </w:rPr>
+        <w:t>57　将进酒</w:t>
+      </w:r>
+    </w:p>
+    <w:p>
+      <w:pPr>
+        <w:pageBreakBefore w:val="0"/>
+        <w:spacing w:line="312" w:lineRule="auto" w:before="0" w:after="200"/>
+      </w:pPr>
+      <w:r>
+        <w:rPr>
+          <w:rFonts w:ascii="宋体" w:hAnsi="宋体" w:eastAsia="宋体"/>
+          <w:b w:val="0"/>
+          <w:color w:val="595959"/>
+          <w:sz w:val="20"/>
+        </w:rPr>
+        <w:t>诗词：《将进酒》（节选）｜ 作者：唐·李白 ｜ 适读年龄：8~14 岁 ｜ 朗读时长：约 5 分钟</w:t>
+      </w:r>
+    </w:p>
+    <w:p>
+      <w:pPr>
+        <w:pageBreakBefore w:val="0"/>
+        <w:spacing w:line="312" w:lineRule="auto" w:before="0" w:after="80"/>
+      </w:pPr>
+      <w:r>
+        <w:rPr>
+          <w:rFonts w:ascii="宋体" w:hAnsi="宋体" w:eastAsia="宋体"/>
+          <w:b w:val="0"/>
+          <w:color w:val="595959"/>
+          <w:sz w:val="21"/>
+        </w:rPr>
+      </w:r>
+    </w:p>
+    <w:p>
+      <w:pPr>
+        <w:pageBreakBefore w:val="0"/>
+        <w:spacing w:line="312" w:lineRule="auto" w:before="0" w:after="80"/>
+      </w:pPr>
+      <w:r>
+        <w:rPr>
+          <w:rFonts w:ascii="宋体" w:hAnsi="宋体" w:eastAsia="宋体"/>
+          <w:b w:val="0"/>
+          <w:color w:val="595959"/>
+          <w:sz w:val="21"/>
+        </w:rPr>
+        <w:t>**诗词原文（节选）**：君不见黄河之水天上来，奔流到海不复回。君不见高堂明镜悲白发，朝如青丝暮成雪。……天生我材必有用，千金散尽还复来。</w:t>
+      </w:r>
+    </w:p>
+    <w:p>
+      <w:pPr>
+        <w:pageBreakBefore w:val="0"/>
+        <w:spacing w:line="312" w:lineRule="auto" w:before="0" w:after="0"/>
+        <w:ind w:firstLine="480"/>
+      </w:pPr>
+      <w:r>
+        <w:rPr>
+          <w:rFonts w:ascii="楷体" w:hAnsi="楷体" w:eastAsia="楷体"/>
+          <w:b w:val="0"/>
+          <w:sz w:val="24"/>
+        </w:rPr>
+        <w:t>李白写《将进酒》的时候，正处于人生的低谷。 他和好友岑勋、元丹丘相聚在嵩山，喝酒赋诗。三人开怀畅饮，李白喝到兴头上，诗兴大发，一口气写下了这首千古绝唱。 诗一开篇就气吞山河—— "君不见黄河之水天上来，奔流到海不复回！" 黄河的水好像从天上倾泻下来，一去不回地奔向大海。这是在说时间：光阴如黄河之水，一去不回，谁也拦不住。 紧接着，他又感慨人生苦短："君不见高堂明镜悲白发，朝如青丝暮成雪。"——早上还是满头黑发，傍晚就变成了白雪。人生何其短暂！ 面对短暂的人生，李白选择的是什么？ 他选择——痛痛快快地活。 "人生得意须尽欢，莫使金樽空对月。"得意的时候，就尽情欢乐，别让金杯空对着月亮！ 但李白的"尽欢"，不是自暴自弃，而是一种自信和豪迈。他在诗的中间，喊出了那句让无数人热血沸腾的宣言： "**天生我材必有用，千金散尽还复来！**" 上天生下我，就一定有用武之地！千金散了，还会再回来！这是何等的自信！ 即使遭遇挫折，李白也不消沉。他相信自己的才华终会有用武之地，就像黄河的水终会奔向大海。他选择用美酒和诗歌来面对人生的起起落落——喝最烈的酒，写最好的诗，活最真的自己。</w:t>
+      </w:r>
+    </w:p>
+    <w:p>
+      <w:pPr>
+        <w:pageBreakBefore w:val="0"/>
+        <w:spacing w:line="312" w:lineRule="auto" w:before="200" w:after="0"/>
+      </w:pPr>
+      <w:r>
+        <w:rPr>
+          <w:rFonts w:ascii="宋体" w:hAnsi="宋体" w:eastAsia="宋体"/>
+          <w:b/>
+          <w:color w:val="595959"/>
+          <w:sz w:val="23"/>
+        </w:rPr>
+        <w:t>小启示：</w:t>
+      </w:r>
+    </w:p>
+    <w:p>
+      <w:pPr>
+        <w:pageBreakBefore w:val="0"/>
+        <w:spacing w:line="312" w:lineRule="auto" w:before="0" w:after="0"/>
+      </w:pPr>
+      <w:r>
+        <w:rPr>
+          <w:rFonts w:ascii="宋体" w:hAnsi="宋体" w:eastAsia="宋体"/>
+          <w:b w:val="0"/>
+          <w:color w:val="595959"/>
+          <w:sz w:val="23"/>
+        </w:rPr>
+        <w:t>"天生我材必有用"——每个人都有自己的价值。遇到挫折的时候，读一读李白的诗，挺起胸膛，相信自己的才华不会白费。因为你也一样，是这世界上独一无二的存在。</w:t>
+      </w:r>
+    </w:p>
+    <w:p>
+      <w:pPr>
+        <w:pageBreakBefore/>
+        <w:spacing w:line="312" w:lineRule="auto" w:before="0" w:after="80"/>
+      </w:pPr>
+      <w:r>
+        <w:rPr>
+          <w:rFonts w:ascii="黑体" w:hAnsi="黑体" w:eastAsia="黑体"/>
+          <w:b/>
+          <w:sz w:val="32"/>
+        </w:rPr>
+        <w:t>58　秋夕</w:t>
+      </w:r>
+    </w:p>
+    <w:p>
+      <w:pPr>
+        <w:pageBreakBefore w:val="0"/>
+        <w:spacing w:line="312" w:lineRule="auto" w:before="0" w:after="200"/>
+      </w:pPr>
+      <w:r>
+        <w:rPr>
+          <w:rFonts w:ascii="宋体" w:hAnsi="宋体" w:eastAsia="宋体"/>
+          <w:b w:val="0"/>
+          <w:color w:val="595959"/>
+          <w:sz w:val="20"/>
+        </w:rPr>
+        <w:t>诗词：《秋夕》｜ 作者：唐·杜牧 ｜ 适读年龄：6~14 岁 ｜ 朗读时长：约 4 分钟</w:t>
+      </w:r>
+    </w:p>
+    <w:p>
+      <w:pPr>
+        <w:pageBreakBefore w:val="0"/>
+        <w:spacing w:line="312" w:lineRule="auto" w:before="0" w:after="80"/>
+      </w:pPr>
+      <w:r>
+        <w:rPr>
+          <w:rFonts w:ascii="宋体" w:hAnsi="宋体" w:eastAsia="宋体"/>
+          <w:b w:val="0"/>
+          <w:color w:val="595959"/>
+          <w:sz w:val="21"/>
+        </w:rPr>
+      </w:r>
+    </w:p>
+    <w:p>
+      <w:pPr>
+        <w:pageBreakBefore w:val="0"/>
+        <w:spacing w:line="312" w:lineRule="auto" w:before="0" w:after="80"/>
+      </w:pPr>
+      <w:r>
+        <w:rPr>
+          <w:rFonts w:ascii="宋体" w:hAnsi="宋体" w:eastAsia="宋体"/>
+          <w:b w:val="0"/>
+          <w:color w:val="595959"/>
+          <w:sz w:val="21"/>
+        </w:rPr>
+        <w:t>**诗词原文**：银烛秋光冷画屏，轻罗小扇扑流萤。天阶夜色凉如水，坐看牵牛织女星。</w:t>
+      </w:r>
+    </w:p>
+    <w:p>
+      <w:pPr>
+        <w:pageBreakBefore w:val="0"/>
+        <w:spacing w:line="312" w:lineRule="auto" w:before="0" w:after="0"/>
+        <w:ind w:firstLine="480"/>
+      </w:pPr>
+      <w:r>
+        <w:rPr>
+          <w:rFonts w:ascii="楷体" w:hAnsi="楷体" w:eastAsia="楷体"/>
+          <w:b w:val="0"/>
+          <w:sz w:val="24"/>
+        </w:rPr>
+        <w:t>深秋的宫廷里，一位宫女独坐在画屏前。银白色的烛光，照着屏风上的彩画，透出一丝清冷。 她拿起一把轻罗小扇，走到庭院里扑打飞舞的萤火虫。萤火虫星星点点，在夜空中忽明忽灭，她追着扑着，像在追逐一丝微弱的光亮和快乐。 夜越来越深了。石阶冰凉如水，她却不想回屋。她抬起头，望着天上的星星—— 那里有牵牛星和织女星。牛郎织女一年一会，可他们至少还有相聚的日子。而她呢？被困在深宫中，连一个可以思念的人都没有。 她就这样坐着，望着牛郎织女星，直到夜凉如水。 这首诗的作者杜牧，用极淡的笔触，画出了深宫女子的寂寞。全诗没有一个"怨"字，没有一个"愁"字，只有银烛、画屏、小扇、流萤、凉如水的夜色、天上的星星——可这些美丽的意象组合在一起，却透出一种说不出的孤独。 "坐看牵牛织女星"——这最后一句，是全诗最动人的地方。她坐看的那两颗星星，属于别人的团圆，属于别人的思念。而她，只能在冰凉的台阶上，一个人坐到天亮。 杜牧没有写她的结局。他只是轻轻地画下了这个夜晚——但读过的人，都会为那个仰望星空的女孩，心头一紧。</w:t>
+      </w:r>
+    </w:p>
+    <w:p>
+      <w:pPr>
+        <w:pageBreakBefore w:val="0"/>
+        <w:spacing w:line="312" w:lineRule="auto" w:before="200" w:after="0"/>
+      </w:pPr>
+      <w:r>
+        <w:rPr>
+          <w:rFonts w:ascii="宋体" w:hAnsi="宋体" w:eastAsia="宋体"/>
+          <w:b/>
+          <w:color w:val="595959"/>
+          <w:sz w:val="23"/>
+        </w:rPr>
+        <w:t>小启示：</w:t>
+      </w:r>
+    </w:p>
+    <w:p>
+      <w:pPr>
+        <w:pageBreakBefore w:val="0"/>
+        <w:spacing w:line="312" w:lineRule="auto" w:before="0" w:after="0"/>
+      </w:pPr>
+      <w:r>
+        <w:rPr>
+          <w:rFonts w:ascii="宋体" w:hAnsi="宋体" w:eastAsia="宋体"/>
+          <w:b w:val="0"/>
+          <w:color w:val="595959"/>
+          <w:sz w:val="23"/>
+        </w:rPr>
+        <w:t>这首诗的美，在于它用最安静的笔触，写出最深的情感。有时候，不用大喊大叫，一个"坐看星空"的背影，就能让全世界读懂你的心事。</w:t>
+      </w:r>
+    </w:p>
+    <w:p>
+      <w:pPr>
+        <w:pageBreakBefore/>
+        <w:spacing w:line="312" w:lineRule="auto" w:before="0" w:after="80"/>
+      </w:pPr>
+      <w:r>
+        <w:rPr>
+          <w:rFonts w:ascii="黑体" w:hAnsi="黑体" w:eastAsia="黑体"/>
+          <w:b/>
+          <w:sz w:val="32"/>
+        </w:rPr>
+        <w:t>59　商山早行</w:t>
+      </w:r>
+    </w:p>
+    <w:p>
+      <w:pPr>
+        <w:pageBreakBefore w:val="0"/>
+        <w:spacing w:line="312" w:lineRule="auto" w:before="0" w:after="200"/>
+      </w:pPr>
+      <w:r>
+        <w:rPr>
+          <w:rFonts w:ascii="宋体" w:hAnsi="宋体" w:eastAsia="宋体"/>
+          <w:b w:val="0"/>
+          <w:color w:val="595959"/>
+          <w:sz w:val="20"/>
+        </w:rPr>
+        <w:t>诗词：《商山早行》｜ 作者：唐·温庭筠 ｜ 适读年龄：6~14 岁 ｜ 朗读时长：约 5 分钟</w:t>
+      </w:r>
+    </w:p>
+    <w:p>
+      <w:pPr>
+        <w:pageBreakBefore w:val="0"/>
+        <w:spacing w:line="312" w:lineRule="auto" w:before="0" w:after="80"/>
+      </w:pPr>
+      <w:r>
+        <w:rPr>
+          <w:rFonts w:ascii="宋体" w:hAnsi="宋体" w:eastAsia="宋体"/>
+          <w:b w:val="0"/>
+          <w:color w:val="595959"/>
+          <w:sz w:val="21"/>
+        </w:rPr>
+      </w:r>
+    </w:p>
+    <w:p>
+      <w:pPr>
+        <w:pageBreakBefore w:val="0"/>
+        <w:spacing w:line="312" w:lineRule="auto" w:before="0" w:after="80"/>
+      </w:pPr>
+      <w:r>
+        <w:rPr>
+          <w:rFonts w:ascii="宋体" w:hAnsi="宋体" w:eastAsia="宋体"/>
+          <w:b w:val="0"/>
+          <w:color w:val="595959"/>
+          <w:sz w:val="21"/>
+        </w:rPr>
+        <w:t>**诗词原文**：晨起动征铎，客行悲故乡。鸡声茅店月，人迹板桥霜。槲叶落山路，枳花明驿墙。因思杜陵梦，凫雁满回塘。</w:t>
+      </w:r>
+    </w:p>
+    <w:p>
+      <w:pPr>
+        <w:pageBreakBefore w:val="0"/>
+        <w:spacing w:line="312" w:lineRule="auto" w:before="0" w:after="0"/>
+        <w:ind w:firstLine="480"/>
+      </w:pPr>
+      <w:r>
+        <w:rPr>
+          <w:rFonts w:ascii="楷体" w:hAnsi="楷体" w:eastAsia="楷体"/>
+          <w:b w:val="0"/>
+          <w:sz w:val="24"/>
+        </w:rPr>
+        <w:t>这是一幅"早行图"。 天还没亮，旅店外的车铃就"叮当叮当"地响了。旅人披衣起床，套上马车，踏上旅途。天寒地冻，他心中暗暗悲叹：为了生计，不得不离开温暖的故乡，奔波在这条冷冷的山路上。 最经典的两句来了—— "鸡声茅店月，人迹板桥霜。" 十个字，十个名词：鸡、声、茅、店、月、人、迹、板、桥、霜——没有一个动词，没有一个虚词，却把整个清晨的画面全部写活了：远处传来鸡鸣，旅人住在茅草小店，抬头望见一弯残月；低头一看，木板桥的霜面上，已经印上了更早行人的足迹。 天还没亮，霜还没化，已经有人比他更早出发了——旅途的艰辛，全在这十个字里。 不用一个"苦"字，不用一个"冷"字，读者却分明感受到了旅途的寒冷和孤独。这就是温庭筠的本事。 结尾，诗人想起了故乡杜陵：这个时节，故乡池塘里的野雁和野鸭，一定在塘中嬉戏吧——故乡此刻该多温暖多安逸啊。 "鸡声茅店月，人迹板桥霜"——这十个字被誉为"千古绝对的初唐之音"。不用一个连接词，十个意象并排在一起，画面自然浮现。就像一副水墨画，不着颜色，却胜过千言万语。</w:t>
+      </w:r>
+    </w:p>
+    <w:p>
+      <w:pPr>
+        <w:pageBreakBefore w:val="0"/>
+        <w:spacing w:line="312" w:lineRule="auto" w:before="200" w:after="0"/>
+      </w:pPr>
+      <w:r>
+        <w:rPr>
+          <w:rFonts w:ascii="宋体" w:hAnsi="宋体" w:eastAsia="宋体"/>
+          <w:b/>
+          <w:color w:val="595959"/>
+          <w:sz w:val="23"/>
+        </w:rPr>
+        <w:t>小启示：</w:t>
+      </w:r>
+    </w:p>
+    <w:p>
+      <w:pPr>
+        <w:pageBreakBefore w:val="0"/>
+        <w:spacing w:line="312" w:lineRule="auto" w:before="0" w:after="0"/>
+      </w:pPr>
+      <w:r>
+        <w:rPr>
+          <w:rFonts w:ascii="宋体" w:hAnsi="宋体" w:eastAsia="宋体"/>
+          <w:b w:val="0"/>
+          <w:color w:val="595959"/>
+          <w:sz w:val="23"/>
+        </w:rPr>
+        <w:t>温庭筠用十个名词画出一幅画——有时候，不需要太多修饰，把看到的如实记下来，就是最好的表达。那些早起的清晨、赶路的辛苦，也会成为你人生中最真实的印记。</w:t>
+      </w:r>
+    </w:p>
+    <w:p>
+      <w:pPr>
+        <w:pageBreakBefore/>
+        <w:spacing w:line="312" w:lineRule="auto" w:before="0" w:after="80"/>
+      </w:pPr>
+      <w:r>
+        <w:rPr>
+          <w:rFonts w:ascii="黑体" w:hAnsi="黑体" w:eastAsia="黑体"/>
+          <w:b/>
+          <w:sz w:val="32"/>
+        </w:rPr>
+        <w:t>60　饮湖上初晴后雨</w:t>
+      </w:r>
+    </w:p>
+    <w:p>
+      <w:pPr>
+        <w:pageBreakBefore w:val="0"/>
+        <w:spacing w:line="312" w:lineRule="auto" w:before="0" w:after="200"/>
+      </w:pPr>
+      <w:r>
+        <w:rPr>
+          <w:rFonts w:ascii="宋体" w:hAnsi="宋体" w:eastAsia="宋体"/>
+          <w:b w:val="0"/>
+          <w:color w:val="595959"/>
+          <w:sz w:val="20"/>
+        </w:rPr>
+        <w:t>诗词：《饮湖上初晴后雨》｜ 作者：宋·苏轼 ｜ 适读年龄：4~14 岁 ｜ 朗读时长：约 4 分钟</w:t>
+      </w:r>
+    </w:p>
+    <w:p>
+      <w:pPr>
+        <w:pageBreakBefore w:val="0"/>
+        <w:spacing w:line="312" w:lineRule="auto" w:before="0" w:after="80"/>
+      </w:pPr>
+      <w:r>
+        <w:rPr>
+          <w:rFonts w:ascii="宋体" w:hAnsi="宋体" w:eastAsia="宋体"/>
+          <w:b w:val="0"/>
+          <w:color w:val="595959"/>
+          <w:sz w:val="21"/>
+        </w:rPr>
+      </w:r>
+    </w:p>
+    <w:p>
+      <w:pPr>
+        <w:pageBreakBefore w:val="0"/>
+        <w:spacing w:line="312" w:lineRule="auto" w:before="0" w:after="80"/>
+      </w:pPr>
+      <w:r>
+        <w:rPr>
+          <w:rFonts w:ascii="宋体" w:hAnsi="宋体" w:eastAsia="宋体"/>
+          <w:b w:val="0"/>
+          <w:color w:val="595959"/>
+          <w:sz w:val="21"/>
+        </w:rPr>
+        <w:t>**诗词原文**：水光潋滟晴方好，山色空蒙雨亦奇。欲把西湖比西子，淡妆浓抹总相宜。</w:t>
+      </w:r>
+    </w:p>
+    <w:p>
+      <w:pPr>
+        <w:pageBreakBefore w:val="0"/>
+        <w:spacing w:line="312" w:lineRule="auto" w:before="0" w:after="0"/>
+        <w:ind w:firstLine="480"/>
+      </w:pPr>
+      <w:r>
+        <w:rPr>
+          <w:rFonts w:ascii="楷体" w:hAnsi="楷体" w:eastAsia="楷体"/>
+          <w:b w:val="0"/>
+          <w:sz w:val="24"/>
+        </w:rPr>
+        <w:t>写《题西林壁》的苏轼，还有一个特别喜欢的西湖日子。 那天，他和朋友们在西湖上游船饮酒。天气从早到晚，变了个脸—— 早上，阳光灿烂。湖面波光闪闪，水光潋滟，美得晃眼。苏轼举杯赞叹："晴天的西湖，太美了！" 到了下午，天色渐暗，下起了蒙蒙细雨。远处的群山在雨雾中若隐若现，像蒙上了一层轻纱，朦朦胧胧，别有一番韵味。苏轼又举杯："雨中的西湖，也很美呀！" 朋友们问他："你说，晴天的西湖好看，还是雨天的西湖好看？" 苏轼放下酒杯，笑而不答。他只是写下了这首诗： "水光潋滟晴方好，山色空蒙雨亦奇。欲把西湖比西子，淡妆浓抹总相宜。" 最后一句话，是千古绝唱——如果把西湖比作美女西施，那么晴天是她的"淡妆"，雨天是她的"浓抹"——不管怎么打扮，她都美得刚刚好。 这首诗之所以流传千年，是因为它不只是在写西湖——它在说一个道理：**真正的美，是不管怎么呈现都美的。** 晴天也美，雨天也美；淡妆好看，浓抹也好看。就像人生，有高峰也有低谷，但每一段经历都有它独特的味道。</w:t>
+      </w:r>
+    </w:p>
+    <w:p>
+      <w:pPr>
+        <w:pageBreakBefore w:val="0"/>
+        <w:spacing w:line="312" w:lineRule="auto" w:before="200" w:after="0"/>
+      </w:pPr>
+      <w:r>
+        <w:rPr>
+          <w:rFonts w:ascii="宋体" w:hAnsi="宋体" w:eastAsia="宋体"/>
+          <w:b/>
+          <w:color w:val="595959"/>
+          <w:sz w:val="23"/>
+        </w:rPr>
+        <w:t>小启示：</w:t>
+      </w:r>
+    </w:p>
+    <w:p>
+      <w:pPr>
+        <w:pageBreakBefore w:val="0"/>
+        <w:spacing w:line="312" w:lineRule="auto" w:before="0" w:after="0"/>
+      </w:pPr>
+      <w:r>
+        <w:rPr>
+          <w:rFonts w:ascii="宋体" w:hAnsi="宋体" w:eastAsia="宋体"/>
+          <w:b w:val="0"/>
+          <w:color w:val="595959"/>
+          <w:sz w:val="23"/>
+        </w:rPr>
+        <w:t>苏轼告诉我们：晴天有晴天的美，雨天有雨天的好。生活也一样——不管遇到什么天气，都值得用心去品味。因为每一种"天气"，都是人生独一无二的风景。</w:t>
+      </w:r>
+    </w:p>
+    <w:p>
+      <w:pPr>
+        <w:pageBreakBefore/>
+        <w:spacing w:line="312" w:lineRule="auto" w:before="0" w:after="80"/>
+      </w:pPr>
+      <w:r>
+        <w:rPr>
+          <w:rFonts w:ascii="黑体" w:hAnsi="黑体" w:eastAsia="黑体"/>
+          <w:b/>
+          <w:sz w:val="32"/>
+        </w:rPr>
+        <w:t>61　芙蓉楼送辛渐</w:t>
+      </w:r>
+    </w:p>
+    <w:p>
+      <w:pPr>
+        <w:pageBreakBefore w:val="0"/>
+        <w:spacing w:line="312" w:lineRule="auto" w:before="0" w:after="200"/>
+      </w:pPr>
+      <w:r>
+        <w:rPr>
+          <w:rFonts w:ascii="宋体" w:hAnsi="宋体" w:eastAsia="宋体"/>
+          <w:b w:val="0"/>
+          <w:color w:val="595959"/>
+          <w:sz w:val="20"/>
+        </w:rPr>
+        <w:t>诗词：《芙蓉楼送辛渐》｜ 作者：唐·王昌龄 ｜ 适读年龄：6~14 岁 ｜ 朗读时长：约 4 分钟</w:t>
+      </w:r>
+    </w:p>
+    <w:p>
+      <w:pPr>
+        <w:pageBreakBefore w:val="0"/>
+        <w:spacing w:line="312" w:lineRule="auto" w:before="0" w:after="80"/>
+      </w:pPr>
+      <w:r>
+        <w:rPr>
+          <w:rFonts w:ascii="宋体" w:hAnsi="宋体" w:eastAsia="宋体"/>
+          <w:b w:val="0"/>
+          <w:color w:val="595959"/>
+          <w:sz w:val="21"/>
+        </w:rPr>
+      </w:r>
+    </w:p>
+    <w:p>
+      <w:pPr>
+        <w:pageBreakBefore w:val="0"/>
+        <w:spacing w:line="312" w:lineRule="auto" w:before="0" w:after="80"/>
+      </w:pPr>
+      <w:r>
+        <w:rPr>
+          <w:rFonts w:ascii="宋体" w:hAnsi="宋体" w:eastAsia="宋体"/>
+          <w:b w:val="0"/>
+          <w:color w:val="595959"/>
+          <w:sz w:val="21"/>
+        </w:rPr>
+        <w:t>**诗词原文**：寒雨连江夜入吴，平明送客楚山孤。洛阳亲友如相问，一片冰心在玉壶。</w:t>
+      </w:r>
+    </w:p>
+    <w:p>
+      <w:pPr>
+        <w:pageBreakBefore w:val="0"/>
+        <w:spacing w:line="312" w:lineRule="auto" w:before="0" w:after="0"/>
+        <w:ind w:firstLine="480"/>
+      </w:pPr>
+      <w:r>
+        <w:rPr>
+          <w:rFonts w:ascii="楷体" w:hAnsi="楷体" w:eastAsia="楷体"/>
+          <w:b w:val="0"/>
+          <w:sz w:val="24"/>
+        </w:rPr>
+        <w:t>写《出塞》的王昌龄，还有一首同样有名的送别诗。 那是一个秋雨绵绵的夜晚，寒雨洒满了长江大地。第二天清晨，雨停了，王昌龄在芙蓉楼上为好友辛渐饯行。远处的楚山，孤零零地立在晨雾中，就像此刻送别的心情——孤寂、不舍。 辛渐要去洛阳，那是王昌龄曾经待过的地方，那里有他的亲友。临别时，王昌龄托付了一句话： "如果洛阳的亲友问起我，请告诉他们——我依然像玉壶中的冰一样，清清白白，不改初心。" "一片冰心在玉壶"——这七个字，是王昌龄的自白。 当时的王昌龄，仕途不顺，屡遭贬谪。有人诽谤他，有人误解他，他的名声受到了损害。但他用这个比喻告诉朋友：无论外界怎么看我，我的内心依然像冰一样纯洁，像玉一样高洁。 冰在玉壶中，晶莹剔透，一尘不染。这是王昌龄对自己品格的坚守，也是对所有遭受误解的人的鼓励。 一千三百多年过去，"一片冰心在玉壶"仍然是中国人表达高洁品格的最好句子。</w:t>
+      </w:r>
+    </w:p>
+    <w:p>
+      <w:pPr>
+        <w:pageBreakBefore w:val="0"/>
+        <w:spacing w:line="312" w:lineRule="auto" w:before="200" w:after="0"/>
+      </w:pPr>
+      <w:r>
+        <w:rPr>
+          <w:rFonts w:ascii="宋体" w:hAnsi="宋体" w:eastAsia="宋体"/>
+          <w:b/>
+          <w:color w:val="595959"/>
+          <w:sz w:val="23"/>
+        </w:rPr>
+        <w:t>小启示：</w:t>
+      </w:r>
+    </w:p>
+    <w:p>
+      <w:pPr>
+        <w:pageBreakBefore w:val="0"/>
+        <w:spacing w:line="312" w:lineRule="auto" w:before="0" w:after="0"/>
+      </w:pPr>
+      <w:r>
+        <w:rPr>
+          <w:rFonts w:ascii="宋体" w:hAnsi="宋体" w:eastAsia="宋体"/>
+          <w:b w:val="0"/>
+          <w:color w:val="595959"/>
+          <w:sz w:val="23"/>
+        </w:rPr>
+        <w:t>被人误解的时候，不用急着辩解。像王昌龄一样，守住自己内心的那片"冰心"——时间会证明一切，清者自清。</w:t>
+      </w:r>
+    </w:p>
+    <w:p>
+      <w:pPr>
+        <w:pageBreakBefore/>
+        <w:spacing w:line="312" w:lineRule="auto" w:before="0" w:after="80"/>
+      </w:pPr>
+      <w:r>
+        <w:rPr>
+          <w:rFonts w:ascii="黑体" w:hAnsi="黑体" w:eastAsia="黑体"/>
+          <w:b/>
+          <w:sz w:val="32"/>
+        </w:rPr>
+        <w:t>62　早发白帝城</w:t>
+      </w:r>
+    </w:p>
+    <w:p>
+      <w:pPr>
+        <w:pageBreakBefore w:val="0"/>
+        <w:spacing w:line="312" w:lineRule="auto" w:before="0" w:after="200"/>
+      </w:pPr>
+      <w:r>
+        <w:rPr>
+          <w:rFonts w:ascii="宋体" w:hAnsi="宋体" w:eastAsia="宋体"/>
+          <w:b w:val="0"/>
+          <w:color w:val="595959"/>
+          <w:sz w:val="20"/>
+        </w:rPr>
+        <w:t>诗词：《早发白帝城》｜ 作者：唐·李白 ｜ 适读年龄：4~14 岁 ｜ 朗读时长：约 4 分钟</w:t>
+      </w:r>
+    </w:p>
+    <w:p>
+      <w:pPr>
+        <w:pageBreakBefore w:val="0"/>
+        <w:spacing w:line="312" w:lineRule="auto" w:before="0" w:after="80"/>
+      </w:pPr>
+      <w:r>
+        <w:rPr>
+          <w:rFonts w:ascii="宋体" w:hAnsi="宋体" w:eastAsia="宋体"/>
+          <w:b w:val="0"/>
+          <w:color w:val="595959"/>
+          <w:sz w:val="21"/>
+        </w:rPr>
+      </w:r>
+    </w:p>
+    <w:p>
+      <w:pPr>
+        <w:pageBreakBefore w:val="0"/>
+        <w:spacing w:line="312" w:lineRule="auto" w:before="0" w:after="80"/>
+      </w:pPr>
+      <w:r>
+        <w:rPr>
+          <w:rFonts w:ascii="宋体" w:hAnsi="宋体" w:eastAsia="宋体"/>
+          <w:b w:val="0"/>
+          <w:color w:val="595959"/>
+          <w:sz w:val="21"/>
+        </w:rPr>
+        <w:t>**诗词原文**：朝辞白帝彩云间，千里江陵一日还。两岸猿声啼不住，轻舟已过万重山。</w:t>
+      </w:r>
+    </w:p>
+    <w:p>
+      <w:pPr>
+        <w:pageBreakBefore w:val="0"/>
+        <w:spacing w:line="312" w:lineRule="auto" w:before="0" w:after="0"/>
+        <w:ind w:firstLine="480"/>
+      </w:pPr>
+      <w:r>
+        <w:rPr>
+          <w:rFonts w:ascii="楷体" w:hAnsi="楷体" w:eastAsia="楷体"/>
+          <w:b w:val="0"/>
+          <w:sz w:val="24"/>
+        </w:rPr>
+        <w:t>李白被贬夜郎，走到白帝城时，忽然收到了赦免的消息。 他高兴坏了！第二天一早，他就乘船顺江而下，从白帝城出发，直奔江陵。 清晨的白帝城，笼罩在彩云之中。李白站在船头，心情好极了。船顺流而下，速度飞快，千里之遥的江陵，一天就能到达！ 两岸的猿声啼个不停，可李白已经顾不上听了——因为他的轻舟，早已越过了千山万岭。 这首诗写的就是那种"劫后余生"的快乐。你看，"朝辞白帝彩云间"——早上告别的时候，天边还有彩云呢；"轻舟已过万重山"——一艘小船，穿越了万重山峦。 苦尽甘来的滋味，大概就是这样吧——曾经以为走不出的困境，忽然之间，就过去了。</w:t>
+      </w:r>
+    </w:p>
+    <w:p>
+      <w:pPr>
+        <w:pageBreakBefore w:val="0"/>
+        <w:spacing w:line="312" w:lineRule="auto" w:before="200" w:after="0"/>
+      </w:pPr>
+      <w:r>
+        <w:rPr>
+          <w:rFonts w:ascii="宋体" w:hAnsi="宋体" w:eastAsia="宋体"/>
+          <w:b/>
+          <w:color w:val="595959"/>
+          <w:sz w:val="23"/>
+        </w:rPr>
+        <w:t>小启示：</w:t>
+      </w:r>
+    </w:p>
+    <w:p>
+      <w:pPr>
+        <w:pageBreakBefore w:val="0"/>
+        <w:spacing w:line="312" w:lineRule="auto" w:before="0" w:after="0"/>
+      </w:pPr>
+      <w:r>
+        <w:rPr>
+          <w:rFonts w:ascii="宋体" w:hAnsi="宋体" w:eastAsia="宋体"/>
+          <w:b w:val="0"/>
+          <w:color w:val="595959"/>
+          <w:sz w:val="23"/>
+        </w:rPr>
+        <w:t>李白接到赦免消息后写下的这首诗，字里行间都是快乐和自由。人生总会有"被贬夜郎"的低谷，但只要不放弃，总有"轻舟已过万重山"的那一天。</w:t>
+      </w:r>
+    </w:p>
+    <w:p>
+      <w:pPr>
+        <w:pageBreakBefore/>
+        <w:spacing w:line="312" w:lineRule="auto" w:before="0" w:after="80"/>
+      </w:pPr>
+      <w:r>
+        <w:rPr>
+          <w:rFonts w:ascii="黑体" w:hAnsi="黑体" w:eastAsia="黑体"/>
+          <w:b/>
+          <w:sz w:val="32"/>
+        </w:rPr>
+        <w:t>63　泊秦淮</w:t>
+      </w:r>
+    </w:p>
+    <w:p>
+      <w:pPr>
+        <w:pageBreakBefore w:val="0"/>
+        <w:spacing w:line="312" w:lineRule="auto" w:before="0" w:after="200"/>
+      </w:pPr>
+      <w:r>
+        <w:rPr>
+          <w:rFonts w:ascii="宋体" w:hAnsi="宋体" w:eastAsia="宋体"/>
+          <w:b w:val="0"/>
+          <w:color w:val="595959"/>
+          <w:sz w:val="20"/>
+        </w:rPr>
+        <w:t>诗词：《泊秦淮》｜ 作者：唐·杜牧 ｜ 适读年龄：8~14 岁 ｜ 朗读时长：约 4 分钟</w:t>
+      </w:r>
+    </w:p>
+    <w:p>
+      <w:pPr>
+        <w:pageBreakBefore w:val="0"/>
+        <w:spacing w:line="312" w:lineRule="auto" w:before="0" w:after="80"/>
+      </w:pPr>
+      <w:r>
+        <w:rPr>
+          <w:rFonts w:ascii="宋体" w:hAnsi="宋体" w:eastAsia="宋体"/>
+          <w:b w:val="0"/>
+          <w:color w:val="595959"/>
+          <w:sz w:val="21"/>
+        </w:rPr>
+      </w:r>
+    </w:p>
+    <w:p>
+      <w:pPr>
+        <w:pageBreakBefore w:val="0"/>
+        <w:spacing w:line="312" w:lineRule="auto" w:before="0" w:after="80"/>
+      </w:pPr>
+      <w:r>
+        <w:rPr>
+          <w:rFonts w:ascii="宋体" w:hAnsi="宋体" w:eastAsia="宋体"/>
+          <w:b w:val="0"/>
+          <w:color w:val="595959"/>
+          <w:sz w:val="21"/>
+        </w:rPr>
+        <w:t>**诗词原文**：烟笼寒水月笼沙，夜泊秦淮近酒家。商女不知亡国恨，隔江犹唱后庭花。</w:t>
+      </w:r>
+    </w:p>
+    <w:p>
+      <w:pPr>
+        <w:pageBreakBefore w:val="0"/>
+        <w:spacing w:line="312" w:lineRule="auto" w:before="0" w:after="0"/>
+        <w:ind w:firstLine="480"/>
+      </w:pPr>
+      <w:r>
+        <w:rPr>
+          <w:rFonts w:ascii="楷体" w:hAnsi="楷体" w:eastAsia="楷体"/>
+          <w:b w:val="0"/>
+          <w:sz w:val="24"/>
+        </w:rPr>
+        <w:t>杜牧夜泊秦淮河，写下了这首充满忧思的诗。 朦胧的烟雾笼罩着寒冷的河水，月光洒在岸边的沙滩上。河的对岸，酒家里的歌女还在唱着《玉树后庭花》——一首被称为"亡国之音"的曲子。 杜牧听着对岸的歌声，心里沉甸甸的。他不是不喜欢音乐，而是担忧：国家处在危难之中，可有些人还在纵情享乐，好像什么都没发生一样。 "商女不知亡国恨"——其实，歌女怎么知道国家大事呢？真正"不知亡国恨"的，是那些点歌听曲的人。 杜牧的这首诗，是在提醒所有人：太安逸了会忘记危险，太享乐了会忘记责任。</w:t>
+      </w:r>
+    </w:p>
+    <w:p>
+      <w:pPr>
+        <w:pageBreakBefore w:val="0"/>
+        <w:spacing w:line="312" w:lineRule="auto" w:before="200" w:after="0"/>
+      </w:pPr>
+      <w:r>
+        <w:rPr>
+          <w:rFonts w:ascii="宋体" w:hAnsi="宋体" w:eastAsia="宋体"/>
+          <w:b/>
+          <w:color w:val="595959"/>
+          <w:sz w:val="23"/>
+        </w:rPr>
+        <w:t>小启示：</w:t>
+      </w:r>
+    </w:p>
+    <w:p>
+      <w:pPr>
+        <w:pageBreakBefore w:val="0"/>
+        <w:spacing w:line="312" w:lineRule="auto" w:before="0" w:after="0"/>
+      </w:pPr>
+      <w:r>
+        <w:rPr>
+          <w:rFonts w:ascii="宋体" w:hAnsi="宋体" w:eastAsia="宋体"/>
+          <w:b w:val="0"/>
+          <w:color w:val="595959"/>
+          <w:sz w:val="23"/>
+        </w:rPr>
+        <w:t>享受生活没有错，但别忘了肩上的责任。真正让人尊敬的人，是那些既能享受生活，又不忘关注身边世界的人。</w:t>
+      </w:r>
+    </w:p>
+    <w:p>
+      <w:pPr>
+        <w:pageBreakBefore/>
+        <w:spacing w:line="312" w:lineRule="auto" w:before="0" w:after="80"/>
+      </w:pPr>
+      <w:r>
+        <w:rPr>
+          <w:rFonts w:ascii="黑体" w:hAnsi="黑体" w:eastAsia="黑体"/>
+          <w:b/>
+          <w:sz w:val="32"/>
+        </w:rPr>
+        <w:t>64　十一月四日风雨大作</w:t>
+      </w:r>
+    </w:p>
+    <w:p>
+      <w:pPr>
+        <w:pageBreakBefore w:val="0"/>
+        <w:spacing w:line="312" w:lineRule="auto" w:before="0" w:after="200"/>
+      </w:pPr>
+      <w:r>
+        <w:rPr>
+          <w:rFonts w:ascii="宋体" w:hAnsi="宋体" w:eastAsia="宋体"/>
+          <w:b w:val="0"/>
+          <w:color w:val="595959"/>
+          <w:sz w:val="20"/>
+        </w:rPr>
+        <w:t>诗词：《十一月四日风雨大作》｜ 作者：宋·陆游 ｜ 适读年龄：8~14 岁 ｜ 朗读时长：约 4 分钟</w:t>
+      </w:r>
+    </w:p>
+    <w:p>
+      <w:pPr>
+        <w:pageBreakBefore w:val="0"/>
+        <w:spacing w:line="312" w:lineRule="auto" w:before="0" w:after="80"/>
+      </w:pPr>
+      <w:r>
+        <w:rPr>
+          <w:rFonts w:ascii="宋体" w:hAnsi="宋体" w:eastAsia="宋体"/>
+          <w:b w:val="0"/>
+          <w:color w:val="595959"/>
+          <w:sz w:val="21"/>
+        </w:rPr>
+      </w:r>
+    </w:p>
+    <w:p>
+      <w:pPr>
+        <w:pageBreakBefore w:val="0"/>
+        <w:spacing w:line="312" w:lineRule="auto" w:before="0" w:after="80"/>
+      </w:pPr>
+      <w:r>
+        <w:rPr>
+          <w:rFonts w:ascii="宋体" w:hAnsi="宋体" w:eastAsia="宋体"/>
+          <w:b w:val="0"/>
+          <w:color w:val="595959"/>
+          <w:sz w:val="21"/>
+        </w:rPr>
+        <w:t>**诗词原文**：僵卧孤村不自哀，尚思为国戍轮台。夜阑卧听风吹雨，铁马冰河入梦来。</w:t>
+      </w:r>
+    </w:p>
+    <w:p>
+      <w:pPr>
+        <w:pageBreakBefore w:val="0"/>
+        <w:spacing w:line="312" w:lineRule="auto" w:before="0" w:after="0"/>
+        <w:ind w:firstLine="480"/>
+      </w:pPr>
+      <w:r>
+        <w:rPr>
+          <w:rFonts w:ascii="楷体" w:hAnsi="楷体" w:eastAsia="楷体"/>
+          <w:b w:val="0"/>
+          <w:sz w:val="24"/>
+        </w:rPr>
+        <w:t>陆游晚年退居家山，身体衰弱，躺在一个偏僻的小山村里。 但他并不为自己感到悲哀。虽然身体已经老了，可他的心，还想着为国戍守边疆。 深夜，风吹雨打，窸窸窣窣的声音传入耳中。朦胧中，陆游梦见自己骑上了铁甲战马，跨过了北方的冰河，去征战沙场—— "夜阑卧听风吹雨，铁马冰河入梦来。" 这两句诗，是陆游一生的写照。他一辈子都想报效国家，却屡遭排挤，到老都没能实现理想。可他的爱国之心，从未熄灭——连做梦都在为国征战。 这首诗最感人的地方，不是豪言壮语，而是一个老人在风雨之夜，还惦记着国家安危的那颗心。</w:t>
+      </w:r>
+    </w:p>
+    <w:p>
+      <w:pPr>
+        <w:pageBreakBefore w:val="0"/>
+        <w:spacing w:line="312" w:lineRule="auto" w:before="200" w:after="0"/>
+      </w:pPr>
+      <w:r>
+        <w:rPr>
+          <w:rFonts w:ascii="宋体" w:hAnsi="宋体" w:eastAsia="宋体"/>
+          <w:b/>
+          <w:color w:val="595959"/>
+          <w:sz w:val="23"/>
+        </w:rPr>
+        <w:t>小启示：</w:t>
+      </w:r>
+    </w:p>
+    <w:p>
+      <w:pPr>
+        <w:pageBreakBefore w:val="0"/>
+        <w:spacing w:line="312" w:lineRule="auto" w:before="0" w:after="0"/>
+      </w:pPr>
+      <w:r>
+        <w:rPr>
+          <w:rFonts w:ascii="宋体" w:hAnsi="宋体" w:eastAsia="宋体"/>
+          <w:b w:val="0"/>
+          <w:color w:val="595959"/>
+          <w:sz w:val="23"/>
+        </w:rPr>
+        <w:t>陆游到了晚年还想着报国——真正的热爱，不会因为年龄而消退。找到你热爱的方向，然后坚持下去，哪怕路很长，哪怕只能做一点点。</w:t>
+      </w:r>
+    </w:p>
+    <w:p>
+      <w:pPr>
+        <w:pageBreakBefore/>
+        <w:spacing w:line="312" w:lineRule="auto" w:before="0" w:after="80"/>
+      </w:pPr>
+      <w:r>
+        <w:rPr>
+          <w:rFonts w:ascii="黑体" w:hAnsi="黑体" w:eastAsia="黑体"/>
+          <w:b/>
+          <w:sz w:val="32"/>
+        </w:rPr>
+        <w:t>65　元日</w:t>
+      </w:r>
+    </w:p>
+    <w:p>
+      <w:pPr>
+        <w:pageBreakBefore w:val="0"/>
+        <w:spacing w:line="312" w:lineRule="auto" w:before="0" w:after="200"/>
+      </w:pPr>
+      <w:r>
+        <w:rPr>
+          <w:rFonts w:ascii="宋体" w:hAnsi="宋体" w:eastAsia="宋体"/>
+          <w:b w:val="0"/>
+          <w:color w:val="595959"/>
+          <w:sz w:val="20"/>
+        </w:rPr>
+        <w:t>诗词：《元日》｜ 作者：宋·王安石 ｜ 适读年龄：4~14 岁 ｜ 朗读时长：约 4 分钟</w:t>
+      </w:r>
+    </w:p>
+    <w:p>
+      <w:pPr>
+        <w:pageBreakBefore w:val="0"/>
+        <w:spacing w:line="312" w:lineRule="auto" w:before="0" w:after="80"/>
+      </w:pPr>
+      <w:r>
+        <w:rPr>
+          <w:rFonts w:ascii="宋体" w:hAnsi="宋体" w:eastAsia="宋体"/>
+          <w:b w:val="0"/>
+          <w:color w:val="595959"/>
+          <w:sz w:val="21"/>
+        </w:rPr>
+      </w:r>
+    </w:p>
+    <w:p>
+      <w:pPr>
+        <w:pageBreakBefore w:val="0"/>
+        <w:spacing w:line="312" w:lineRule="auto" w:before="0" w:after="80"/>
+      </w:pPr>
+      <w:r>
+        <w:rPr>
+          <w:rFonts w:ascii="宋体" w:hAnsi="宋体" w:eastAsia="宋体"/>
+          <w:b w:val="0"/>
+          <w:color w:val="595959"/>
+          <w:sz w:val="21"/>
+        </w:rPr>
+        <w:t>**诗词原文**：爆竹声中一岁除，春风送暖入屠苏。千门万户曈曈日，总把新桃换旧符。</w:t>
+      </w:r>
+    </w:p>
+    <w:p>
+      <w:pPr>
+        <w:pageBreakBefore w:val="0"/>
+        <w:spacing w:line="312" w:lineRule="auto" w:before="0" w:after="0"/>
+        <w:ind w:firstLine="480"/>
+      </w:pPr>
+      <w:r>
+        <w:rPr>
+          <w:rFonts w:ascii="楷体" w:hAnsi="楷体" w:eastAsia="楷体"/>
+          <w:b w:val="0"/>
+          <w:sz w:val="24"/>
+        </w:rPr>
+        <w:t>春节到了，王安石在热闹的鞭炮声中迎接新年。 爆竹声声，旧的一年过去了；春风送来暖意，人们喝着屠苏酒迎接新春。初升的太阳照耀着千家万户，家家户户都在忙着取下旧桃符，换上新桃符。 "总把新桃换旧符"——用新的桃符换下旧的，辞旧迎新。 这不只是在说过年——王安石当时正在推行新法，这句话也是他心中变法革新的宣言：旧的制度要换掉，新的时代要来了！ 过年就是这样：旧的过去，新的到来。每一年，我们都在成长，都在变成更好的自己。</w:t>
+      </w:r>
+    </w:p>
+    <w:p>
+      <w:pPr>
+        <w:pageBreakBefore w:val="0"/>
+        <w:spacing w:line="312" w:lineRule="auto" w:before="200" w:after="0"/>
+      </w:pPr>
+      <w:r>
+        <w:rPr>
+          <w:rFonts w:ascii="宋体" w:hAnsi="宋体" w:eastAsia="宋体"/>
+          <w:b/>
+          <w:color w:val="595959"/>
+          <w:sz w:val="23"/>
+        </w:rPr>
+        <w:t>小启示：</w:t>
+      </w:r>
+    </w:p>
+    <w:p>
+      <w:pPr>
+        <w:pageBreakBefore w:val="0"/>
+        <w:spacing w:line="312" w:lineRule="auto" w:before="0" w:after="0"/>
+      </w:pPr>
+      <w:r>
+        <w:rPr>
+          <w:rFonts w:ascii="宋体" w:hAnsi="宋体" w:eastAsia="宋体"/>
+          <w:b w:val="0"/>
+          <w:color w:val="595959"/>
+          <w:sz w:val="23"/>
+        </w:rPr>
+        <w:t>过年贴新春联、换新桃符，就像给生活做一次"升级"——告别过去的不足，迎接新的开始。每年都在进步一点，就是最好的新年礼物。</w:t>
       </w:r>
     </w:p>
     <w:sectPr>

--- a/合集打印版/诗词故事·朗读手册.docx
+++ b/合集打印版/诗词故事·朗读手册.docx
@@ -42,7 +42,7 @@
           <w:b/>
           <w:sz w:val="36"/>
         </w:rPr>
-        <w:t>经典诗词背后的故事　共 37 篇　共 65 篇</w:t>
+        <w:t>经典诗词背后的故事　共 37 篇　共 68 篇</w:t>
       </w:r>
     </w:p>
     <w:p>
@@ -6886,6 +6886,315 @@
           <w:sz w:val="23"/>
         </w:rPr>
         <w:t>过年贴新春联、换新桃符，就像给生活做一次"升级"——告别过去的不足，迎接新的开始。每年都在进步一点，就是最好的新年礼物。</w:t>
+      </w:r>
+    </w:p>
+    <w:p>
+      <w:pPr>
+        <w:pageBreakBefore/>
+        <w:spacing w:line="312" w:lineRule="auto" w:before="0" w:after="80"/>
+      </w:pPr>
+      <w:r>
+        <w:rPr>
+          <w:rFonts w:ascii="黑体" w:hAnsi="黑体" w:eastAsia="黑体"/>
+          <w:b/>
+          <w:sz w:val="32"/>
+        </w:rPr>
+        <w:t>66　饮酒</w:t>
+      </w:r>
+    </w:p>
+    <w:p>
+      <w:pPr>
+        <w:pageBreakBefore w:val="0"/>
+        <w:spacing w:line="312" w:lineRule="auto" w:before="0" w:after="200"/>
+      </w:pPr>
+      <w:r>
+        <w:rPr>
+          <w:rFonts w:ascii="宋体" w:hAnsi="宋体" w:eastAsia="宋体"/>
+          <w:b w:val="0"/>
+          <w:color w:val="595959"/>
+          <w:sz w:val="20"/>
+        </w:rPr>
+        <w:t>诗词：《饮酒·其五》｜ 作者：晋·陶渊明 ｜ 适读年龄：6~14 岁 ｜ 朗读时长：约 4 分钟</w:t>
+      </w:r>
+    </w:p>
+    <w:p>
+      <w:pPr>
+        <w:pageBreakBefore w:val="0"/>
+        <w:spacing w:line="312" w:lineRule="auto" w:before="0" w:after="80"/>
+      </w:pPr>
+      <w:r>
+        <w:rPr>
+          <w:rFonts w:ascii="宋体" w:hAnsi="宋体" w:eastAsia="宋体"/>
+          <w:b w:val="0"/>
+          <w:color w:val="595959"/>
+          <w:sz w:val="21"/>
+        </w:rPr>
+      </w:r>
+    </w:p>
+    <w:p>
+      <w:pPr>
+        <w:pageBreakBefore w:val="0"/>
+        <w:spacing w:line="312" w:lineRule="auto" w:before="0" w:after="80"/>
+      </w:pPr>
+      <w:r>
+        <w:rPr>
+          <w:rFonts w:ascii="宋体" w:hAnsi="宋体" w:eastAsia="宋体"/>
+          <w:b w:val="0"/>
+          <w:color w:val="595959"/>
+          <w:sz w:val="21"/>
+        </w:rPr>
+        <w:t>**诗词原文**：结庐在人境，而无车马喧。问君何能尔？心远地自偏。采菊东篱下，悠然见南山。山气日夕佳，飞鸟相与还。此中有真意，欲辨已忘言。</w:t>
+      </w:r>
+    </w:p>
+    <w:p>
+      <w:pPr>
+        <w:pageBreakBefore w:val="0"/>
+        <w:spacing w:line="312" w:lineRule="auto" w:before="0" w:after="0"/>
+        <w:ind w:firstLine="480"/>
+      </w:pPr>
+      <w:r>
+        <w:rPr>
+          <w:rFonts w:ascii="楷体" w:hAnsi="楷体" w:eastAsia="楷体"/>
+          <w:b w:val="0"/>
+          <w:sz w:val="24"/>
+        </w:rPr>
+        <w:t>陶渊明是东晋最著名的隐士诗人。他不想在官场里勾心斗角，就辞官回乡，在田园里种地、写诗、喝酒。 这首《饮酒·其五》，写的就是他在田园里的生活。 他住在人来人往的地方，却听不到车马的喧闹。为什么？因为他的心远离了名利和纷争。 他在东边的篱笆下采摘菊花，不经意间抬起头，悠然自得地望见了远处的南山。山间的雾气在傍晚格外美丽，飞鸟结伴归巢。 "采菊东篱下，悠然见南山"——这十个字，是中国田园诗的巅峰。它写的不是什么大事，就是一个平常的下午，一个平常的动作。可那份从容和自在，千年之后依然让人羡慕。 最后，陶渊明说："此中有真意，欲辨已忘言。"——这里面有真正的人生道理，但我已经忘记了怎么用语言表达。 有些幸福，确实无法用言语说清。只能用心去感受。</w:t>
+      </w:r>
+    </w:p>
+    <w:p>
+      <w:pPr>
+        <w:pageBreakBefore w:val="0"/>
+        <w:spacing w:line="312" w:lineRule="auto" w:before="200" w:after="0"/>
+      </w:pPr>
+      <w:r>
+        <w:rPr>
+          <w:rFonts w:ascii="宋体" w:hAnsi="宋体" w:eastAsia="宋体"/>
+          <w:b/>
+          <w:color w:val="595959"/>
+          <w:sz w:val="23"/>
+        </w:rPr>
+        <w:t>小启示：</w:t>
+      </w:r>
+    </w:p>
+    <w:p>
+      <w:pPr>
+        <w:pageBreakBefore w:val="0"/>
+        <w:spacing w:line="312" w:lineRule="auto" w:before="0" w:after="0"/>
+      </w:pPr>
+      <w:r>
+        <w:rPr>
+          <w:rFonts w:ascii="宋体" w:hAnsi="宋体" w:eastAsia="宋体"/>
+          <w:b w:val="0"/>
+          <w:color w:val="595959"/>
+          <w:sz w:val="23"/>
+        </w:rPr>
+        <w:t>陶渊明告诉我们：真正的幸福，不需要很多钱和很高的地位。一篱菊花、一座南山、一份悠闲的心——就是最美的日子。</w:t>
+      </w:r>
+    </w:p>
+    <w:p>
+      <w:pPr>
+        <w:pageBreakBefore/>
+        <w:spacing w:line="312" w:lineRule="auto" w:before="0" w:after="80"/>
+      </w:pPr>
+      <w:r>
+        <w:rPr>
+          <w:rFonts w:ascii="黑体" w:hAnsi="黑体" w:eastAsia="黑体"/>
+          <w:b/>
+          <w:sz w:val="32"/>
+        </w:rPr>
+        <w:t>67　石灰吟</w:t>
+      </w:r>
+    </w:p>
+    <w:p>
+      <w:pPr>
+        <w:pageBreakBefore w:val="0"/>
+        <w:spacing w:line="312" w:lineRule="auto" w:before="0" w:after="200"/>
+      </w:pPr>
+      <w:r>
+        <w:rPr>
+          <w:rFonts w:ascii="宋体" w:hAnsi="宋体" w:eastAsia="宋体"/>
+          <w:b w:val="0"/>
+          <w:color w:val="595959"/>
+          <w:sz w:val="20"/>
+        </w:rPr>
+        <w:t>诗词：《石灰吟》｜ 作者：明·于谦 ｜ 适读年龄：6~14 岁 ｜ 朗读时长：约 4 分钟</w:t>
+      </w:r>
+    </w:p>
+    <w:p>
+      <w:pPr>
+        <w:pageBreakBefore w:val="0"/>
+        <w:spacing w:line="312" w:lineRule="auto" w:before="0" w:after="80"/>
+      </w:pPr>
+      <w:r>
+        <w:rPr>
+          <w:rFonts w:ascii="宋体" w:hAnsi="宋体" w:eastAsia="宋体"/>
+          <w:b w:val="0"/>
+          <w:color w:val="595959"/>
+          <w:sz w:val="21"/>
+        </w:rPr>
+      </w:r>
+    </w:p>
+    <w:p>
+      <w:pPr>
+        <w:pageBreakBefore w:val="0"/>
+        <w:spacing w:line="312" w:lineRule="auto" w:before="0" w:after="80"/>
+      </w:pPr>
+      <w:r>
+        <w:rPr>
+          <w:rFonts w:ascii="宋体" w:hAnsi="宋体" w:eastAsia="宋体"/>
+          <w:b w:val="0"/>
+          <w:color w:val="595959"/>
+          <w:sz w:val="21"/>
+        </w:rPr>
+        <w:t>**诗词原文**：千锤万凿出深山，烈火焚烧若等闲。粉骨碎身浑不怕，要留清白在人间。</w:t>
+      </w:r>
+    </w:p>
+    <w:p>
+      <w:pPr>
+        <w:pageBreakBefore w:val="0"/>
+        <w:spacing w:line="312" w:lineRule="auto" w:before="0" w:after="0"/>
+        <w:ind w:firstLine="480"/>
+      </w:pPr>
+      <w:r>
+        <w:rPr>
+          <w:rFonts w:ascii="楷体" w:hAnsi="楷体" w:eastAsia="楷体"/>
+          <w:b w:val="0"/>
+          <w:sz w:val="24"/>
+        </w:rPr>
+        <w:t>于谦是明朝著名的民族英雄。他十二岁就写下了这首《石灰吟》，用石灰来比喻自己的志向。 石灰是怎么来的呢？首先，工人要到深山里开采石灰岩——经过千锤万凿，才能把它从山中凿出来。然后，把石灰石放进窑里，用烈火焚烧——石灰石在烈火中变成了生石灰。最后，把生石灰放进水中——它"粉骨碎身"地化开了，变成了洁白的粉末。 千锤万凿、烈火焚烧、粉骨碎身——每一步都是煎熬。可石灰从始至终，毫无怨言。它经受的一切苦难，只为一个目的：**把自己洁白的身躯，留在人世间。** 于谦用石灰来比喻自己。他一生为官清廉，两袖清风。在瓦剌入侵、皇帝被俘的危难时刻，他挺身而出，组织了北京保卫战，力挽狂澜，保住了大明江山。 后来，他被人诬陷杀害。抄家的时候，人们发现——这位一品大员，家里竟然"家无余财"。他唯一值钱的，是皇帝赐给的蟒袍和宝剑。 他就像自己诗中的石灰：千锤万凿，烈火焚烧，粉骨碎身——但始终清清白白，一片丹心照汗青。</w:t>
+      </w:r>
+    </w:p>
+    <w:p>
+      <w:pPr>
+        <w:pageBreakBefore w:val="0"/>
+        <w:spacing w:line="312" w:lineRule="auto" w:before="200" w:after="0"/>
+      </w:pPr>
+      <w:r>
+        <w:rPr>
+          <w:rFonts w:ascii="宋体" w:hAnsi="宋体" w:eastAsia="宋体"/>
+          <w:b/>
+          <w:color w:val="595959"/>
+          <w:sz w:val="23"/>
+        </w:rPr>
+        <w:t>小启示：</w:t>
+      </w:r>
+    </w:p>
+    <w:p>
+      <w:pPr>
+        <w:pageBreakBefore w:val="0"/>
+        <w:spacing w:line="312" w:lineRule="auto" w:before="0" w:after="0"/>
+      </w:pPr>
+      <w:r>
+        <w:rPr>
+          <w:rFonts w:ascii="宋体" w:hAnsi="宋体" w:eastAsia="宋体"/>
+          <w:b w:val="0"/>
+          <w:color w:val="595959"/>
+          <w:sz w:val="23"/>
+        </w:rPr>
+        <w:t>于谦用一生实践了自己的诺言——不管经历多少苦难，都要清清白白做人。做人最难得的，不是有多大的成就，而是在任何困难面前，都不改变自己的初心。</w:t>
+      </w:r>
+    </w:p>
+    <w:p>
+      <w:pPr>
+        <w:pageBreakBefore/>
+        <w:spacing w:line="312" w:lineRule="auto" w:before="0" w:after="80"/>
+      </w:pPr>
+      <w:r>
+        <w:rPr>
+          <w:rFonts w:ascii="黑体" w:hAnsi="黑体" w:eastAsia="黑体"/>
+          <w:b/>
+          <w:sz w:val="32"/>
+        </w:rPr>
+        <w:t>68　墨梅</w:t>
+      </w:r>
+    </w:p>
+    <w:p>
+      <w:pPr>
+        <w:pageBreakBefore w:val="0"/>
+        <w:spacing w:line="312" w:lineRule="auto" w:before="0" w:after="200"/>
+      </w:pPr>
+      <w:r>
+        <w:rPr>
+          <w:rFonts w:ascii="宋体" w:hAnsi="宋体" w:eastAsia="宋体"/>
+          <w:b w:val="0"/>
+          <w:color w:val="595959"/>
+          <w:sz w:val="20"/>
+        </w:rPr>
+        <w:t>诗词：《墨梅》｜ 作者：元·王冕 ｜ 适读年龄：5~14 岁 ｜ 朗读时长：约 4 分钟</w:t>
+      </w:r>
+    </w:p>
+    <w:p>
+      <w:pPr>
+        <w:pageBreakBefore w:val="0"/>
+        <w:spacing w:line="312" w:lineRule="auto" w:before="0" w:after="80"/>
+      </w:pPr>
+      <w:r>
+        <w:rPr>
+          <w:rFonts w:ascii="宋体" w:hAnsi="宋体" w:eastAsia="宋体"/>
+          <w:b w:val="0"/>
+          <w:color w:val="595959"/>
+          <w:sz w:val="21"/>
+        </w:rPr>
+      </w:r>
+    </w:p>
+    <w:p>
+      <w:pPr>
+        <w:pageBreakBefore w:val="0"/>
+        <w:spacing w:line="312" w:lineRule="auto" w:before="0" w:after="80"/>
+      </w:pPr>
+      <w:r>
+        <w:rPr>
+          <w:rFonts w:ascii="宋体" w:hAnsi="宋体" w:eastAsia="宋体"/>
+          <w:b w:val="0"/>
+          <w:color w:val="595959"/>
+          <w:sz w:val="21"/>
+        </w:rPr>
+        <w:t>**诗词原文**：吾家洗砚池头树，朵朵花开淡墨痕。不要人夸好颜色，只留清气满乾坤。</w:t>
+      </w:r>
+    </w:p>
+    <w:p>
+      <w:pPr>
+        <w:pageBreakBefore w:val="0"/>
+        <w:spacing w:line="312" w:lineRule="auto" w:before="0" w:after="0"/>
+        <w:ind w:firstLine="480"/>
+      </w:pPr>
+      <w:r>
+        <w:rPr>
+          <w:rFonts w:ascii="楷体" w:hAnsi="楷体" w:eastAsia="楷体"/>
+          <w:b w:val="0"/>
+          <w:sz w:val="24"/>
+        </w:rPr>
+        <w:t>王冕是元朝著名的画家和诗人。他小时候家境贫寒，放牛的时候偷偷到学堂外听人读书，被先生发现后，先生被他的好学感动，收他做了学生。 后来他成为了著名的画家，尤其擅长画梅花。他画出的墨梅，不用彩色，只用淡淡的墨痕勾勒，却显得高雅脱俗。 这首《墨梅》是他题在自己画作上的诗。 "吾家洗砚池头树"——我家洗砚池边的那棵梅树。"朵朵花开淡墨痕"——每一朵花都带着淡淡的墨痕。 前两句写梅花的出处和外形。后两句是全诗的灵魂： "不要人夸好颜色，只留清气满乾坤。" ——不需要别人夸赞我颜色鲜艳，我只要把清淡的香气留满天地之间。 这句诗写出了梅花最珍贵的品质：不追求外表的华丽，只保持内在的芬芳。 这也是王冕自己的写照。他一生不慕名利，不趋炎附势。朝廷多次征召他做官，他都拒绝了。他宁愿隐居在山林中，画画写诗，过清淡的日子。 他的画和他的诗一样——淡淡的墨痕，却散发出满乾坤的清香。</w:t>
+      </w:r>
+    </w:p>
+    <w:p>
+      <w:pPr>
+        <w:pageBreakBefore w:val="0"/>
+        <w:spacing w:line="312" w:lineRule="auto" w:before="200" w:after="0"/>
+      </w:pPr>
+      <w:r>
+        <w:rPr>
+          <w:rFonts w:ascii="宋体" w:hAnsi="宋体" w:eastAsia="宋体"/>
+          <w:b/>
+          <w:color w:val="595959"/>
+          <w:sz w:val="23"/>
+        </w:rPr>
+        <w:t>小启示：</w:t>
+      </w:r>
+    </w:p>
+    <w:p>
+      <w:pPr>
+        <w:pageBreakBefore w:val="0"/>
+        <w:spacing w:line="312" w:lineRule="auto" w:before="0" w:after="0"/>
+      </w:pPr>
+      <w:r>
+        <w:rPr>
+          <w:rFonts w:ascii="宋体" w:hAnsi="宋体" w:eastAsia="宋体"/>
+          <w:b w:val="0"/>
+          <w:color w:val="595959"/>
+          <w:sz w:val="23"/>
+        </w:rPr>
+        <w:t>真正的美，不需要鲜艳的颜色来装饰。真正的才华，也不需要别人来夸赞。像墨梅一样——安静地做最好的自己，你的"清香"，自然会满乾坤。</w:t>
       </w:r>
     </w:p>
     <w:sectPr>

--- a/合集打印版/诗词故事·朗读手册.docx
+++ b/合集打印版/诗词故事·朗读手册.docx
@@ -42,7 +42,7 @@
           <w:b/>
           <w:sz w:val="36"/>
         </w:rPr>
-        <w:t>经典诗词背后的故事　共 37 篇　共 68 篇</w:t>
+        <w:t>经典诗词背后的故事　共 37 篇　共 72 篇</w:t>
       </w:r>
     </w:p>
     <w:p>
@@ -6590,7 +6590,7 @@
           <w:b/>
           <w:sz w:val="32"/>
         </w:rPr>
-        <w:t>63　泊秦淮</w:t>
+        <w:t>63　长歌行</w:t>
       </w:r>
     </w:p>
     <w:p>
@@ -6605,7 +6605,7 @@
           <w:color w:val="595959"/>
           <w:sz w:val="20"/>
         </w:rPr>
-        <w:t>诗词：《泊秦淮》｜ 作者：唐·杜牧 ｜ 适读年龄：8~14 岁 ｜ 朗读时长：约 4 分钟</w:t>
+        <w:t>诗词：《长歌行》｜ 出处：汉乐府 ｜ 适读年龄：5~14 岁 ｜ 朗读时长：约 4 分钟</w:t>
       </w:r>
     </w:p>
     <w:p>
@@ -6634,7 +6634,7 @@
           <w:color w:val="595959"/>
           <w:sz w:val="21"/>
         </w:rPr>
-        <w:t>**诗词原文**：烟笼寒水月笼沙，夜泊秦淮近酒家。商女不知亡国恨，隔江犹唱后庭花。</w:t>
+        <w:t>**诗词原文**：青青园中葵，朝露待日晞。阳春布德泽，万物生光辉。常恐秋节至，焜黄华叶衰。百川东到海，何时复西归？少壮不努力，老大徒伤悲。</w:t>
       </w:r>
     </w:p>
     <w:p>
@@ -6649,7 +6649,7 @@
           <w:b w:val="0"/>
           <w:sz w:val="24"/>
         </w:rPr>
-        <w:t>杜牧夜泊秦淮河，写下了这首充满忧思的诗。 朦胧的烟雾笼罩着寒冷的河水，月光洒在岸边的沙滩上。河的对岸，酒家里的歌女还在唱着《玉树后庭花》——一首被称为"亡国之音"的曲子。 杜牧听着对岸的歌声，心里沉甸甸的。他不是不喜欢音乐，而是担忧：国家处在危难之中，可有些人还在纵情享乐，好像什么都没发生一样。 "商女不知亡国恨"——其实，歌女怎么知道国家大事呢？真正"不知亡国恨"的，是那些点歌听曲的人。 杜牧的这首诗，是在提醒所有人：太安逸了会忘记危险，太享乐了会忘记责任。</w:t>
+        <w:t>这是一首汉代乐府诗，距今约两千年了。 诗人看到园中的葵菜青翠欲滴，朝露在叶面上闪闪发光，等太阳一出来就会蒸发消失。他由此想到了人生—— 春天，阳光普照大地，万物欣欣向荣，一切都充满了生机。可是诗人也知道，秋天总会到来。到那时，花叶枯黄凋零，一切归于沉寂。 就像河流一样——百川东到海，一去不复返。时间也是这样，过去了就永远回不来。 所以诗人发出了那句流传两千年的警句： "少壮不努力，老大徒伤悲。" 年轻的时候不努力，到老了只能空悲切。 这不是吓唬人，而是人生的真实写照。每一个在年轻时偷过的懒，到了年老时都会变成后悔的眼泪。 诗人不是在吓唬人，而是在提醒每一个人：时间不会等人，趁年轻，好好努力吧。</w:t>
       </w:r>
     </w:p>
     <w:p>
@@ -6679,7 +6679,7 @@
           <w:color w:val="595959"/>
           <w:sz w:val="23"/>
         </w:rPr>
-        <w:t>享受生活没有错，但别忘了肩上的责任。真正让人尊敬的人，是那些既能享受生活，又不忘关注身边世界的人。</w:t>
+        <w:t>时间像流水一样一去不回。年轻的时候多吃一点苦、多学一点本事，到老了就不会后悔。今天多努力一分，明天就多一分底气。</w:t>
       </w:r>
     </w:p>
     <w:p>
@@ -6693,7 +6693,7 @@
           <w:b/>
           <w:sz w:val="32"/>
         </w:rPr>
-        <w:t>64　十一月四日风雨大作</w:t>
+        <w:t>64　泊秦淮</w:t>
       </w:r>
     </w:p>
     <w:p>
@@ -6708,7 +6708,7 @@
           <w:color w:val="595959"/>
           <w:sz w:val="20"/>
         </w:rPr>
-        <w:t>诗词：《十一月四日风雨大作》｜ 作者：宋·陆游 ｜ 适读年龄：8~14 岁 ｜ 朗读时长：约 4 分钟</w:t>
+        <w:t>诗词：《泊秦淮》｜ 作者：唐·杜牧 ｜ 适读年龄：8~14 岁 ｜ 朗读时长：约 4 分钟</w:t>
       </w:r>
     </w:p>
     <w:p>
@@ -6737,7 +6737,7 @@
           <w:color w:val="595959"/>
           <w:sz w:val="21"/>
         </w:rPr>
-        <w:t>**诗词原文**：僵卧孤村不自哀，尚思为国戍轮台。夜阑卧听风吹雨，铁马冰河入梦来。</w:t>
+        <w:t>**诗词原文**：烟笼寒水月笼沙，夜泊秦淮近酒家。商女不知亡国恨，隔江犹唱后庭花。</w:t>
       </w:r>
     </w:p>
     <w:p>
@@ -6752,7 +6752,7 @@
           <w:b w:val="0"/>
           <w:sz w:val="24"/>
         </w:rPr>
-        <w:t>陆游晚年退居家山，身体衰弱，躺在一个偏僻的小山村里。 但他并不为自己感到悲哀。虽然身体已经老了，可他的心，还想着为国戍守边疆。 深夜，风吹雨打，窸窸窣窣的声音传入耳中。朦胧中，陆游梦见自己骑上了铁甲战马，跨过了北方的冰河，去征战沙场—— "夜阑卧听风吹雨，铁马冰河入梦来。" 这两句诗，是陆游一生的写照。他一辈子都想报效国家，却屡遭排挤，到老都没能实现理想。可他的爱国之心，从未熄灭——连做梦都在为国征战。 这首诗最感人的地方，不是豪言壮语，而是一个老人在风雨之夜，还惦记着国家安危的那颗心。</w:t>
+        <w:t>杜牧夜泊秦淮河，写下了这首充满忧思的诗。 朦胧的烟雾笼罩着寒冷的河水，月光洒在岸边的沙滩上。河的对岸，酒家里的歌女还在唱着《玉树后庭花》——一首被称为"亡国之音"的曲子。 杜牧听着对岸的歌声，心里沉甸甸的。他不是不喜欢音乐，而是担忧：国家处在危难之中，可有些人还在纵情享乐，好像什么都没发生一样。 "商女不知亡国恨"——其实，歌女怎么知道国家大事呢？真正"不知亡国恨"的，是那些点歌听曲的人。 杜牧的这首诗，是在提醒所有人：太安逸了会忘记危险，太享乐了会忘记责任。</w:t>
       </w:r>
     </w:p>
     <w:p>
@@ -6782,7 +6782,7 @@
           <w:color w:val="595959"/>
           <w:sz w:val="23"/>
         </w:rPr>
-        <w:t>陆游到了晚年还想着报国——真正的热爱，不会因为年龄而消退。找到你热爱的方向，然后坚持下去，哪怕路很长，哪怕只能做一点点。</w:t>
+        <w:t>享受生活没有错，但别忘了肩上的责任。真正让人尊敬的人，是那些既能享受生活，又不忘关注身边世界的人。</w:t>
       </w:r>
     </w:p>
     <w:p>
@@ -6796,7 +6796,7 @@
           <w:b/>
           <w:sz w:val="32"/>
         </w:rPr>
-        <w:t>65　元日</w:t>
+        <w:t>65　石灰吟</w:t>
       </w:r>
     </w:p>
     <w:p>
@@ -6811,7 +6811,7 @@
           <w:color w:val="595959"/>
           <w:sz w:val="20"/>
         </w:rPr>
-        <w:t>诗词：《元日》｜ 作者：宋·王安石 ｜ 适读年龄：4~14 岁 ｜ 朗读时长：约 4 分钟</w:t>
+        <w:t>诗词：《石灰吟》｜ 作者：明·于谦 ｜ 适读年龄：6~14 岁 ｜ 朗读时长：约 4 分钟</w:t>
       </w:r>
     </w:p>
     <w:p>
@@ -6840,7 +6840,7 @@
           <w:color w:val="595959"/>
           <w:sz w:val="21"/>
         </w:rPr>
-        <w:t>**诗词原文**：爆竹声中一岁除，春风送暖入屠苏。千门万户曈曈日，总把新桃换旧符。</w:t>
+        <w:t>**诗词原文**：千锤万凿出深山，烈火焚烧若等闲。粉骨碎身浑不怕，要留清白在人间。</w:t>
       </w:r>
     </w:p>
     <w:p>
@@ -6855,7 +6855,7 @@
           <w:b w:val="0"/>
           <w:sz w:val="24"/>
         </w:rPr>
-        <w:t>春节到了，王安石在热闹的鞭炮声中迎接新年。 爆竹声声，旧的一年过去了；春风送来暖意，人们喝着屠苏酒迎接新春。初升的太阳照耀着千家万户，家家户户都在忙着取下旧桃符，换上新桃符。 "总把新桃换旧符"——用新的桃符换下旧的，辞旧迎新。 这不只是在说过年——王安石当时正在推行新法，这句话也是他心中变法革新的宣言：旧的制度要换掉，新的时代要来了！ 过年就是这样：旧的过去，新的到来。每一年，我们都在成长，都在变成更好的自己。</w:t>
+        <w:t>于谦是明朝著名的民族英雄。他十二岁就写下了这首《石灰吟》，用石灰来比喻自己的志向。 石灰是怎么来的呢？首先，工人要到深山里开采石灰岩——经过千锤万凿，才能把它从山中凿出来。然后，把石灰石放进窑里，用烈火焚烧——石灰石在烈火中变成了生石灰。最后，把生石灰放进水中——它"粉骨碎身"地化开了，变成了洁白的粉末。 千锤万凿、烈火焚烧、粉骨碎身——每一步都是煎熬。可石灰从始至终，毫无怨言。它经受的一切苦难，只为一个目的：**把自己洁白的身躯，留在人世间。** 于谦用石灰来比喻自己。他一生为官清廉，两袖清风。在瓦剌入侵、皇帝被俘的危难时刻，他挺身而出，组织了北京保卫战，力挽狂澜，保住了大明江山。 后来，他被人诬陷杀害。抄家的时候，人们发现——这位一品大员，家里竟然"家无余财"。他唯一值钱的，是皇帝赐给的蟒袍和宝剑。 他就像自己诗中的石灰：千锤万凿，烈火焚烧，粉骨碎身——但始终清清白白，一片丹心照汗青。</w:t>
       </w:r>
     </w:p>
     <w:p>
@@ -6885,7 +6885,7 @@
           <w:color w:val="595959"/>
           <w:sz w:val="23"/>
         </w:rPr>
-        <w:t>过年贴新春联、换新桃符，就像给生活做一次"升级"——告别过去的不足，迎接新的开始。每年都在进步一点，就是最好的新年礼物。</w:t>
+        <w:t>于谦用一生实践了自己的诺言——不管经历多少苦难，都要清清白白做人。做人最难得的，不是有多大的成就，而是在任何困难面前，都不改变自己的初心。</w:t>
       </w:r>
     </w:p>
     <w:p>
@@ -6899,7 +6899,7 @@
           <w:b/>
           <w:sz w:val="32"/>
         </w:rPr>
-        <w:t>66　饮酒</w:t>
+        <w:t>66　十一月四日风雨大作</w:t>
       </w:r>
     </w:p>
     <w:p>
@@ -6914,7 +6914,7 @@
           <w:color w:val="595959"/>
           <w:sz w:val="20"/>
         </w:rPr>
-        <w:t>诗词：《饮酒·其五》｜ 作者：晋·陶渊明 ｜ 适读年龄：6~14 岁 ｜ 朗读时长：约 4 分钟</w:t>
+        <w:t>诗词：《十一月四日风雨大作》｜ 作者：宋·陆游 ｜ 适读年龄：8~14 岁 ｜ 朗读时长：约 4 分钟</w:t>
       </w:r>
     </w:p>
     <w:p>
@@ -6943,7 +6943,7 @@
           <w:color w:val="595959"/>
           <w:sz w:val="21"/>
         </w:rPr>
-        <w:t>**诗词原文**：结庐在人境，而无车马喧。问君何能尔？心远地自偏。采菊东篱下，悠然见南山。山气日夕佳，飞鸟相与还。此中有真意，欲辨已忘言。</w:t>
+        <w:t>**诗词原文**：僵卧孤村不自哀，尚思为国戍轮台。夜阑卧听风吹雨，铁马冰河入梦来。</w:t>
       </w:r>
     </w:p>
     <w:p>
@@ -6958,7 +6958,7 @@
           <w:b w:val="0"/>
           <w:sz w:val="24"/>
         </w:rPr>
-        <w:t>陶渊明是东晋最著名的隐士诗人。他不想在官场里勾心斗角，就辞官回乡，在田园里种地、写诗、喝酒。 这首《饮酒·其五》，写的就是他在田园里的生活。 他住在人来人往的地方，却听不到车马的喧闹。为什么？因为他的心远离了名利和纷争。 他在东边的篱笆下采摘菊花，不经意间抬起头，悠然自得地望见了远处的南山。山间的雾气在傍晚格外美丽，飞鸟结伴归巢。 "采菊东篱下，悠然见南山"——这十个字，是中国田园诗的巅峰。它写的不是什么大事，就是一个平常的下午，一个平常的动作。可那份从容和自在，千年之后依然让人羡慕。 最后，陶渊明说："此中有真意，欲辨已忘言。"——这里面有真正的人生道理，但我已经忘记了怎么用语言表达。 有些幸福，确实无法用言语说清。只能用心去感受。</w:t>
+        <w:t>陆游晚年退居家山，身体衰弱，躺在一个偏僻的小山村里。 但他并不为自己感到悲哀。虽然身体已经老了，可他的心，还想着为国戍守边疆。 深夜，风吹雨打，窸窸窣窣的声音传入耳中。朦胧中，陆游梦见自己骑上了铁甲战马，跨过了北方的冰河，去征战沙场—— "夜阑卧听风吹雨，铁马冰河入梦来。" 这两句诗，是陆游一生的写照。他一辈子都想报效国家，却屡遭排挤，到老都没能实现理想。可他的爱国之心，从未熄灭——连做梦都在为国征战。 这首诗最感人的地方，不是豪言壮语，而是一个老人在风雨之夜，还惦记着国家安危的那颗心。</w:t>
       </w:r>
     </w:p>
     <w:p>
@@ -6988,7 +6988,7 @@
           <w:color w:val="595959"/>
           <w:sz w:val="23"/>
         </w:rPr>
-        <w:t>陶渊明告诉我们：真正的幸福，不需要很多钱和很高的地位。一篱菊花、一座南山、一份悠闲的心——就是最美的日子。</w:t>
+        <w:t>陆游到了晚年还想着报国——真正的热爱，不会因为年龄而消退。找到你热爱的方向，然后坚持下去，哪怕路很长，哪怕只能做一点点。</w:t>
       </w:r>
     </w:p>
     <w:p>
@@ -7002,7 +7002,7 @@
           <w:b/>
           <w:sz w:val="32"/>
         </w:rPr>
-        <w:t>67　石灰吟</w:t>
+        <w:t>67　墨梅</w:t>
       </w:r>
     </w:p>
     <w:p>
@@ -7017,7 +7017,7 @@
           <w:color w:val="595959"/>
           <w:sz w:val="20"/>
         </w:rPr>
-        <w:t>诗词：《石灰吟》｜ 作者：明·于谦 ｜ 适读年龄：6~14 岁 ｜ 朗读时长：约 4 分钟</w:t>
+        <w:t>诗词：《墨梅》｜ 作者：元·王冕 ｜ 适读年龄：5~14 岁 ｜ 朗读时长：约 4 分钟</w:t>
       </w:r>
     </w:p>
     <w:p>
@@ -7046,7 +7046,7 @@
           <w:color w:val="595959"/>
           <w:sz w:val="21"/>
         </w:rPr>
-        <w:t>**诗词原文**：千锤万凿出深山，烈火焚烧若等闲。粉骨碎身浑不怕，要留清白在人间。</w:t>
+        <w:t>**诗词原文**：吾家洗砚池头树，朵朵花开淡墨痕。不要人夸好颜色，只留清气满乾坤。</w:t>
       </w:r>
     </w:p>
     <w:p>
@@ -7061,7 +7061,7 @@
           <w:b w:val="0"/>
           <w:sz w:val="24"/>
         </w:rPr>
-        <w:t>于谦是明朝著名的民族英雄。他十二岁就写下了这首《石灰吟》，用石灰来比喻自己的志向。 石灰是怎么来的呢？首先，工人要到深山里开采石灰岩——经过千锤万凿，才能把它从山中凿出来。然后，把石灰石放进窑里，用烈火焚烧——石灰石在烈火中变成了生石灰。最后，把生石灰放进水中——它"粉骨碎身"地化开了，变成了洁白的粉末。 千锤万凿、烈火焚烧、粉骨碎身——每一步都是煎熬。可石灰从始至终，毫无怨言。它经受的一切苦难，只为一个目的：**把自己洁白的身躯，留在人世间。** 于谦用石灰来比喻自己。他一生为官清廉，两袖清风。在瓦剌入侵、皇帝被俘的危难时刻，他挺身而出，组织了北京保卫战，力挽狂澜，保住了大明江山。 后来，他被人诬陷杀害。抄家的时候，人们发现——这位一品大员，家里竟然"家无余财"。他唯一值钱的，是皇帝赐给的蟒袍和宝剑。 他就像自己诗中的石灰：千锤万凿，烈火焚烧，粉骨碎身——但始终清清白白，一片丹心照汗青。</w:t>
+        <w:t>王冕是元朝著名的画家和诗人。他小时候家境贫寒，放牛的时候偷偷到学堂外听人读书，被先生发现后，先生被他的好学感动，收他做了学生。 后来他成为了著名的画家，尤其擅长画梅花。他画出的墨梅，不用彩色，只用淡淡的墨痕勾勒，却显得高雅脱俗。 这首《墨梅》是他题在自己画作上的诗。 "吾家洗砚池头树"——我家洗砚池边的那棵梅树。"朵朵花开淡墨痕"——每一朵花都带着淡淡的墨痕。 前两句写梅花的出处和外形。后两句是全诗的灵魂： "不要人夸好颜色，只留清气满乾坤。" ——不需要别人夸赞我颜色鲜艳，我只要把清淡的香气留满天地之间。 这句诗写出了梅花最珍贵的品质：不追求外表的华丽，只保持内在的芬芳。 这也是王冕自己的写照。他一生不慕名利，不趋炎附势。朝廷多次征召他做官，他都拒绝了。他宁愿隐居在山林中，画画写诗，过清淡的日子。 他的画和他的诗一样——淡淡的墨痕，却散发出满乾坤的清香。</w:t>
       </w:r>
     </w:p>
     <w:p>
@@ -7091,7 +7091,7 @@
           <w:color w:val="595959"/>
           <w:sz w:val="23"/>
         </w:rPr>
-        <w:t>于谦用一生实践了自己的诺言——不管经历多少苦难，都要清清白白做人。做人最难得的，不是有多大的成就，而是在任何困难面前，都不改变自己的初心。</w:t>
+        <w:t>真正的美，不需要鲜艳的颜色来装饰。真正的才华，也不需要别人来夸赞。像墨梅一样——安静地做最好的自己，你的"清香"，自然会满乾坤。</w:t>
       </w:r>
     </w:p>
     <w:p>
@@ -7105,7 +7105,419 @@
           <w:b/>
           <w:sz w:val="32"/>
         </w:rPr>
-        <w:t>68　墨梅</w:t>
+        <w:t>68　元日</w:t>
+      </w:r>
+    </w:p>
+    <w:p>
+      <w:pPr>
+        <w:pageBreakBefore w:val="0"/>
+        <w:spacing w:line="312" w:lineRule="auto" w:before="0" w:after="200"/>
+      </w:pPr>
+      <w:r>
+        <w:rPr>
+          <w:rFonts w:ascii="宋体" w:hAnsi="宋体" w:eastAsia="宋体"/>
+          <w:b w:val="0"/>
+          <w:color w:val="595959"/>
+          <w:sz w:val="20"/>
+        </w:rPr>
+        <w:t>诗词：《元日》｜ 作者：宋·王安石 ｜ 适读年龄：4~14 岁 ｜ 朗读时长：约 4 分钟</w:t>
+      </w:r>
+    </w:p>
+    <w:p>
+      <w:pPr>
+        <w:pageBreakBefore w:val="0"/>
+        <w:spacing w:line="312" w:lineRule="auto" w:before="0" w:after="80"/>
+      </w:pPr>
+      <w:r>
+        <w:rPr>
+          <w:rFonts w:ascii="宋体" w:hAnsi="宋体" w:eastAsia="宋体"/>
+          <w:b w:val="0"/>
+          <w:color w:val="595959"/>
+          <w:sz w:val="21"/>
+        </w:rPr>
+      </w:r>
+    </w:p>
+    <w:p>
+      <w:pPr>
+        <w:pageBreakBefore w:val="0"/>
+        <w:spacing w:line="312" w:lineRule="auto" w:before="0" w:after="80"/>
+      </w:pPr>
+      <w:r>
+        <w:rPr>
+          <w:rFonts w:ascii="宋体" w:hAnsi="宋体" w:eastAsia="宋体"/>
+          <w:b w:val="0"/>
+          <w:color w:val="595959"/>
+          <w:sz w:val="21"/>
+        </w:rPr>
+        <w:t>**诗词原文**：爆竹声中一岁除，春风送暖入屠苏。千门万户曈曈日，总把新桃换旧符。</w:t>
+      </w:r>
+    </w:p>
+    <w:p>
+      <w:pPr>
+        <w:pageBreakBefore w:val="0"/>
+        <w:spacing w:line="312" w:lineRule="auto" w:before="0" w:after="0"/>
+        <w:ind w:firstLine="480"/>
+      </w:pPr>
+      <w:r>
+        <w:rPr>
+          <w:rFonts w:ascii="楷体" w:hAnsi="楷体" w:eastAsia="楷体"/>
+          <w:b w:val="0"/>
+          <w:sz w:val="24"/>
+        </w:rPr>
+        <w:t>春节到了，王安石在热闹的鞭炮声中迎接新年。 爆竹声声，旧的一年过去了；春风送来暖意，人们喝着屠苏酒迎接新春。初升的太阳照耀着千家万户，家家户户都在忙着取下旧桃符，换上新桃符。 "总把新桃换旧符"——用新的桃符换下旧的，辞旧迎新。 这不只是在说过年——王安石当时正在推行新法，这句话也是他心中变法革新的宣言：旧的制度要换掉，新的时代要来了！ 过年就是这样：旧的过去，新的到来。每一年，我们都在成长，都在变成更好的自己。</w:t>
+      </w:r>
+    </w:p>
+    <w:p>
+      <w:pPr>
+        <w:pageBreakBefore w:val="0"/>
+        <w:spacing w:line="312" w:lineRule="auto" w:before="200" w:after="0"/>
+      </w:pPr>
+      <w:r>
+        <w:rPr>
+          <w:rFonts w:ascii="宋体" w:hAnsi="宋体" w:eastAsia="宋体"/>
+          <w:b/>
+          <w:color w:val="595959"/>
+          <w:sz w:val="23"/>
+        </w:rPr>
+        <w:t>小启示：</w:t>
+      </w:r>
+    </w:p>
+    <w:p>
+      <w:pPr>
+        <w:pageBreakBefore w:val="0"/>
+        <w:spacing w:line="312" w:lineRule="auto" w:before="0" w:after="0"/>
+      </w:pPr>
+      <w:r>
+        <w:rPr>
+          <w:rFonts w:ascii="宋体" w:hAnsi="宋体" w:eastAsia="宋体"/>
+          <w:b w:val="0"/>
+          <w:color w:val="595959"/>
+          <w:sz w:val="23"/>
+        </w:rPr>
+        <w:t>过年贴新春联、换新桃符，就像给生活做一次"升级"——告别过去的不足，迎接新的开始。每年都在进步一点，就是最好的新年礼物。</w:t>
+      </w:r>
+    </w:p>
+    <w:p>
+      <w:pPr>
+        <w:pageBreakBefore/>
+        <w:spacing w:line="312" w:lineRule="auto" w:before="0" w:after="80"/>
+      </w:pPr>
+      <w:r>
+        <w:rPr>
+          <w:rFonts w:ascii="黑体" w:hAnsi="黑体" w:eastAsia="黑体"/>
+          <w:b/>
+          <w:sz w:val="32"/>
+        </w:rPr>
+        <w:t>69　敕勒歌</w:t>
+      </w:r>
+    </w:p>
+    <w:p>
+      <w:pPr>
+        <w:pageBreakBefore w:val="0"/>
+        <w:spacing w:line="312" w:lineRule="auto" w:before="0" w:after="200"/>
+      </w:pPr>
+      <w:r>
+        <w:rPr>
+          <w:rFonts w:ascii="宋体" w:hAnsi="宋体" w:eastAsia="宋体"/>
+          <w:b w:val="0"/>
+          <w:color w:val="595959"/>
+          <w:sz w:val="20"/>
+        </w:rPr>
+        <w:t>诗词：《敕勒歌》｜ 出处：北朝民歌 ｜ 适读年龄：3~14 岁 ｜ 朗读时长：约 4 分钟</w:t>
+      </w:r>
+    </w:p>
+    <w:p>
+      <w:pPr>
+        <w:pageBreakBefore w:val="0"/>
+        <w:spacing w:line="312" w:lineRule="auto" w:before="0" w:after="80"/>
+      </w:pPr>
+      <w:r>
+        <w:rPr>
+          <w:rFonts w:ascii="宋体" w:hAnsi="宋体" w:eastAsia="宋体"/>
+          <w:b w:val="0"/>
+          <w:color w:val="595959"/>
+          <w:sz w:val="21"/>
+        </w:rPr>
+      </w:r>
+    </w:p>
+    <w:p>
+      <w:pPr>
+        <w:pageBreakBefore w:val="0"/>
+        <w:spacing w:line="312" w:lineRule="auto" w:before="0" w:after="80"/>
+      </w:pPr>
+      <w:r>
+        <w:rPr>
+          <w:rFonts w:ascii="宋体" w:hAnsi="宋体" w:eastAsia="宋体"/>
+          <w:b w:val="0"/>
+          <w:color w:val="595959"/>
+          <w:sz w:val="21"/>
+        </w:rPr>
+        <w:t>**诗词原文**：敕勒川，阴山下。天似穹庐，笼盖四野。天苍苍，野茫茫，风吹草低见牛羊。</w:t>
+      </w:r>
+    </w:p>
+    <w:p>
+      <w:pPr>
+        <w:pageBreakBefore w:val="0"/>
+        <w:spacing w:line="312" w:lineRule="auto" w:before="0" w:after="0"/>
+        <w:ind w:firstLine="480"/>
+      </w:pPr>
+      <w:r>
+        <w:rPr>
+          <w:rFonts w:ascii="楷体" w:hAnsi="楷体" w:eastAsia="楷体"/>
+          <w:b w:val="0"/>
+          <w:sz w:val="24"/>
+        </w:rPr>
+        <w:t>这是一首来自一千五百多年前北朝的草原民歌。 那时候，在阴山脚下，有一片辽阔的草原。这里生活着敕勒人，他们放牧牛羊，过着游牧的生活。 一个牧民骑在马背上，望着眼前的景象，情不自禁地唱了起来—— "敕勒川，阴山下。" 阴山脚下，就是敕勒人生活的平原。 "天似穹庐，笼盖四野。" 天空像一座巨大的帐篷（穹庐就是游牧民族的毡帐），罩住了四面的原野。在草原上望去，天空低得好像伸手就能摸到。 "天苍苍，野茫茫，风吹草低见牛羊。" 天空蓝得深远，原野辽阔无边。风吹过来，牧草低伏下去，露出了藏在草丛中的一大群牛羊！ 这首诗只有短短二十七个字，却把草原的辽阔壮美写到了极致。没有一个华丽的词藻，全是眼前实实在在的景象——可正是这份朴实，让人读到了草原最原始的壮美。 风吹草低，牛羊隐现。这是刻在中国人基因里的草原记忆。</w:t>
+      </w:r>
+    </w:p>
+    <w:p>
+      <w:pPr>
+        <w:pageBreakBefore w:val="0"/>
+        <w:spacing w:line="312" w:lineRule="auto" w:before="200" w:after="0"/>
+      </w:pPr>
+      <w:r>
+        <w:rPr>
+          <w:rFonts w:ascii="宋体" w:hAnsi="宋体" w:eastAsia="宋体"/>
+          <w:b/>
+          <w:color w:val="595959"/>
+          <w:sz w:val="23"/>
+        </w:rPr>
+        <w:t>小启示：</w:t>
+      </w:r>
+    </w:p>
+    <w:p>
+      <w:pPr>
+        <w:pageBreakBefore w:val="0"/>
+        <w:spacing w:line="312" w:lineRule="auto" w:before="0" w:after="0"/>
+      </w:pPr>
+      <w:r>
+        <w:rPr>
+          <w:rFonts w:ascii="宋体" w:hAnsi="宋体" w:eastAsia="宋体"/>
+          <w:b w:val="0"/>
+          <w:color w:val="595959"/>
+          <w:sz w:val="23"/>
+        </w:rPr>
+        <w:t>这首诗最打动人的，是它的简单和真实。不需要华丽的辞藻，把看到的真实地写出来，就是最好的诗。生活的美，就在那些最朴实的瞬间里。</w:t>
+      </w:r>
+    </w:p>
+    <w:p>
+      <w:pPr>
+        <w:pageBreakBefore/>
+        <w:spacing w:line="312" w:lineRule="auto" w:before="0" w:after="80"/>
+      </w:pPr>
+      <w:r>
+        <w:rPr>
+          <w:rFonts w:ascii="黑体" w:hAnsi="黑体" w:eastAsia="黑体"/>
+          <w:b/>
+          <w:sz w:val="32"/>
+        </w:rPr>
+        <w:t>70　饮酒</w:t>
+      </w:r>
+    </w:p>
+    <w:p>
+      <w:pPr>
+        <w:pageBreakBefore w:val="0"/>
+        <w:spacing w:line="312" w:lineRule="auto" w:before="0" w:after="200"/>
+      </w:pPr>
+      <w:r>
+        <w:rPr>
+          <w:rFonts w:ascii="宋体" w:hAnsi="宋体" w:eastAsia="宋体"/>
+          <w:b w:val="0"/>
+          <w:color w:val="595959"/>
+          <w:sz w:val="20"/>
+        </w:rPr>
+        <w:t>诗词：《饮酒·其五》｜ 作者：晋·陶渊明 ｜ 适读年龄：6~14 岁 ｜ 朗读时长：约 4 分钟</w:t>
+      </w:r>
+    </w:p>
+    <w:p>
+      <w:pPr>
+        <w:pageBreakBefore w:val="0"/>
+        <w:spacing w:line="312" w:lineRule="auto" w:before="0" w:after="80"/>
+      </w:pPr>
+      <w:r>
+        <w:rPr>
+          <w:rFonts w:ascii="宋体" w:hAnsi="宋体" w:eastAsia="宋体"/>
+          <w:b w:val="0"/>
+          <w:color w:val="595959"/>
+          <w:sz w:val="21"/>
+        </w:rPr>
+      </w:r>
+    </w:p>
+    <w:p>
+      <w:pPr>
+        <w:pageBreakBefore w:val="0"/>
+        <w:spacing w:line="312" w:lineRule="auto" w:before="0" w:after="80"/>
+      </w:pPr>
+      <w:r>
+        <w:rPr>
+          <w:rFonts w:ascii="宋体" w:hAnsi="宋体" w:eastAsia="宋体"/>
+          <w:b w:val="0"/>
+          <w:color w:val="595959"/>
+          <w:sz w:val="21"/>
+        </w:rPr>
+        <w:t>**诗词原文**：结庐在人境，而无车马喧。问君何能尔？心远地自偏。采菊东篱下，悠然见南山。山气日夕佳，飞鸟相与还。此中有真意，欲辨已忘言。</w:t>
+      </w:r>
+    </w:p>
+    <w:p>
+      <w:pPr>
+        <w:pageBreakBefore w:val="0"/>
+        <w:spacing w:line="312" w:lineRule="auto" w:before="0" w:after="0"/>
+        <w:ind w:firstLine="480"/>
+      </w:pPr>
+      <w:r>
+        <w:rPr>
+          <w:rFonts w:ascii="楷体" w:hAnsi="楷体" w:eastAsia="楷体"/>
+          <w:b w:val="0"/>
+          <w:sz w:val="24"/>
+        </w:rPr>
+        <w:t>陶渊明是东晋最著名的隐士诗人。他不想在官场里勾心斗角，就辞官回乡，在田园里种地、写诗、喝酒。 这首《饮酒·其五》，写的就是他在田园里的生活。 他住在人来人往的地方，却听不到车马的喧闹。为什么？因为他的心远离了名利和纷争。 他在东边的篱笆下采摘菊花，不经意间抬起头，悠然自得地望见了远处的南山。山间的雾气在傍晚格外美丽，飞鸟结伴归巢。 "采菊东篱下，悠然见南山"——这十个字，是中国田园诗的巅峰。它写的不是什么大事，就是一个平常的下午，一个平常的动作。可那份从容和自在，千年之后依然让人羡慕。 最后，陶渊明说："此中有真意，欲辨已忘言。"——这里面有真正的人生道理，但我已经忘记了怎么用语言表达。 有些幸福，确实无法用言语说清。只能用心去感受。</w:t>
+      </w:r>
+    </w:p>
+    <w:p>
+      <w:pPr>
+        <w:pageBreakBefore w:val="0"/>
+        <w:spacing w:line="312" w:lineRule="auto" w:before="200" w:after="0"/>
+      </w:pPr>
+      <w:r>
+        <w:rPr>
+          <w:rFonts w:ascii="宋体" w:hAnsi="宋体" w:eastAsia="宋体"/>
+          <w:b/>
+          <w:color w:val="595959"/>
+          <w:sz w:val="23"/>
+        </w:rPr>
+        <w:t>小启示：</w:t>
+      </w:r>
+    </w:p>
+    <w:p>
+      <w:pPr>
+        <w:pageBreakBefore w:val="0"/>
+        <w:spacing w:line="312" w:lineRule="auto" w:before="0" w:after="0"/>
+      </w:pPr>
+      <w:r>
+        <w:rPr>
+          <w:rFonts w:ascii="宋体" w:hAnsi="宋体" w:eastAsia="宋体"/>
+          <w:b w:val="0"/>
+          <w:color w:val="595959"/>
+          <w:sz w:val="23"/>
+        </w:rPr>
+        <w:t>陶渊明告诉我们：真正的幸福，不需要很多钱和很高的地位。一篱菊花、一座南山、一份悠闲的心——就是最美的日子。</w:t>
+      </w:r>
+    </w:p>
+    <w:p>
+      <w:pPr>
+        <w:pageBreakBefore/>
+        <w:spacing w:line="312" w:lineRule="auto" w:before="0" w:after="80"/>
+      </w:pPr>
+      <w:r>
+        <w:rPr>
+          <w:rFonts w:ascii="黑体" w:hAnsi="黑体" w:eastAsia="黑体"/>
+          <w:b/>
+          <w:sz w:val="32"/>
+        </w:rPr>
+        <w:t>71　石灰吟</w:t>
+      </w:r>
+    </w:p>
+    <w:p>
+      <w:pPr>
+        <w:pageBreakBefore w:val="0"/>
+        <w:spacing w:line="312" w:lineRule="auto" w:before="0" w:after="200"/>
+      </w:pPr>
+      <w:r>
+        <w:rPr>
+          <w:rFonts w:ascii="宋体" w:hAnsi="宋体" w:eastAsia="宋体"/>
+          <w:b w:val="0"/>
+          <w:color w:val="595959"/>
+          <w:sz w:val="20"/>
+        </w:rPr>
+        <w:t>诗词：《石灰吟》｜ 作者：明·于谦 ｜ 适读年龄：6~14 岁 ｜ 朗读时长：约 4 分钟</w:t>
+      </w:r>
+    </w:p>
+    <w:p>
+      <w:pPr>
+        <w:pageBreakBefore w:val="0"/>
+        <w:spacing w:line="312" w:lineRule="auto" w:before="0" w:after="80"/>
+      </w:pPr>
+      <w:r>
+        <w:rPr>
+          <w:rFonts w:ascii="宋体" w:hAnsi="宋体" w:eastAsia="宋体"/>
+          <w:b w:val="0"/>
+          <w:color w:val="595959"/>
+          <w:sz w:val="21"/>
+        </w:rPr>
+      </w:r>
+    </w:p>
+    <w:p>
+      <w:pPr>
+        <w:pageBreakBefore w:val="0"/>
+        <w:spacing w:line="312" w:lineRule="auto" w:before="0" w:after="80"/>
+      </w:pPr>
+      <w:r>
+        <w:rPr>
+          <w:rFonts w:ascii="宋体" w:hAnsi="宋体" w:eastAsia="宋体"/>
+          <w:b w:val="0"/>
+          <w:color w:val="595959"/>
+          <w:sz w:val="21"/>
+        </w:rPr>
+        <w:t>**诗词原文**：千锤万凿出深山，烈火焚烧若等闲。粉骨碎身浑不怕，要留清白在人间。</w:t>
+      </w:r>
+    </w:p>
+    <w:p>
+      <w:pPr>
+        <w:pageBreakBefore w:val="0"/>
+        <w:spacing w:line="312" w:lineRule="auto" w:before="0" w:after="0"/>
+        <w:ind w:firstLine="480"/>
+      </w:pPr>
+      <w:r>
+        <w:rPr>
+          <w:rFonts w:ascii="楷体" w:hAnsi="楷体" w:eastAsia="楷体"/>
+          <w:b w:val="0"/>
+          <w:sz w:val="24"/>
+        </w:rPr>
+        <w:t>于谦是明朝著名的民族英雄。他十二岁就写下了这首《石灰吟》，用石灰来比喻自己的志向。 石灰是怎么来的呢？首先，工人要到深山里开采石灰岩——经过千锤万凿，才能把它从山中凿出来。然后，把石灰石放进窑里，用烈火焚烧——石灰石在烈火中变成了生石灰。最后，把生石灰放进水中——它"粉骨碎身"地化开了，变成了洁白的粉末。 千锤万凿、烈火焚烧、粉骨碎身——每一步都是煎熬。可石灰从始至终，毫无怨言。它经受的一切苦难，只为一个目的：**把自己洁白的身躯，留在人世间。** 于谦用石灰来比喻自己。他一生为官清廉，两袖清风。在瓦剌入侵、皇帝被俘的危难时刻，他挺身而出，组织了北京保卫战，力挽狂澜，保住了大明江山。 后来，他被人诬陷杀害。抄家的时候，人们发现——这位一品大员，家里竟然"家无余财"。他唯一值钱的，是皇帝赐给的蟒袍和宝剑。 他就像自己诗中的石灰：千锤万凿，烈火焚烧，粉骨碎身——但始终清清白白，一片丹心照汗青。</w:t>
+      </w:r>
+    </w:p>
+    <w:p>
+      <w:pPr>
+        <w:pageBreakBefore w:val="0"/>
+        <w:spacing w:line="312" w:lineRule="auto" w:before="200" w:after="0"/>
+      </w:pPr>
+      <w:r>
+        <w:rPr>
+          <w:rFonts w:ascii="宋体" w:hAnsi="宋体" w:eastAsia="宋体"/>
+          <w:b/>
+          <w:color w:val="595959"/>
+          <w:sz w:val="23"/>
+        </w:rPr>
+        <w:t>小启示：</w:t>
+      </w:r>
+    </w:p>
+    <w:p>
+      <w:pPr>
+        <w:pageBreakBefore w:val="0"/>
+        <w:spacing w:line="312" w:lineRule="auto" w:before="0" w:after="0"/>
+      </w:pPr>
+      <w:r>
+        <w:rPr>
+          <w:rFonts w:ascii="宋体" w:hAnsi="宋体" w:eastAsia="宋体"/>
+          <w:b w:val="0"/>
+          <w:color w:val="595959"/>
+          <w:sz w:val="23"/>
+        </w:rPr>
+        <w:t>于谦用一生实践了自己的诺言——不管经历多少苦难，都要清清白白做人。做人最难得的，不是有多大的成就，而是在任何困难面前，都不改变自己的初心。</w:t>
+      </w:r>
+    </w:p>
+    <w:p>
+      <w:pPr>
+        <w:pageBreakBefore/>
+        <w:spacing w:line="312" w:lineRule="auto" w:before="0" w:after="80"/>
+      </w:pPr>
+      <w:r>
+        <w:rPr>
+          <w:rFonts w:ascii="黑体" w:hAnsi="黑体" w:eastAsia="黑体"/>
+          <w:b/>
+          <w:sz w:val="32"/>
+        </w:rPr>
+        <w:t>72　墨梅</w:t>
       </w:r>
     </w:p>
     <w:p>
